--- a/uploads/Shu_Hu_CV_ZH.docx
+++ b/uploads/Shu_Hu_CV_ZH.docx
@@ -9,7 +9,7 @@
           <w:szCs w:val="21"/>
           <w:lang w:val="zh-Hans"/>
         </w:rPr>
-        <w:spacing w:before="0" w:after="120" w:line="280" w:lineRule="exact"/>
+        <w:spacing w:before="0" w:after="120" w:line="320" w:lineRule="exact"/>
         <w:keepLines/>
         <w:snapToGrid w:val="0"/>
         <w:jc w:val="center"/>
@@ -19,7 +19,7 @@
           <w:rFonts w:asciiTheme="minorHAnsi" w:hAnsiTheme="minorHAnsi" w:cstheme="minorHAnsi"/>
           <w:lang w:val="zh-Hans"/>
           <w:sz w:val="28"/>
-          <w:szCs w:val="21"/>
+          <w:szCs w:val="22"/>
           <w:color w:val="000000"/>
           <w:b/>
         </w:rPr>
@@ -91,7 +91,7 @@
           <w:szCs w:val="21"/>
           <w:lang w:val="zh-Hans"/>
         </w:rPr>
-        <w:spacing w:before="0" w:after="80" w:line="280" w:lineRule="exact"/>
+        <w:spacing w:before="0" w:after="80" w:line="320" w:lineRule="exact"/>
         <w:keepLines/>
         <w:snapToGrid w:val="0"/>
         <w:jc w:val="center"/>
@@ -100,8 +100,8 @@
         <w:rPr>
           <w:rFonts w:asciiTheme="minorHAnsi" w:hAnsiTheme="minorHAnsi" w:cstheme="minorHAnsi"/>
           <w:lang w:val="zh-Hans"/>
-          <w:sz w:val="21"/>
-          <w:szCs w:val="21"/>
+          <w:sz w:val="22"/>
+          <w:szCs w:val="22"/>
           <w:color w:val="000000"/>
         </w:rPr>
         <w:t xml:space="preserve">复旦大学生命科学学院微生物系 · 博士研究生</w:t>
@@ -114,7 +114,7 @@
           <w:szCs w:val="21"/>
           <w:lang w:val="zh-Hans"/>
         </w:rPr>
-        <w:spacing w:before="0" w:after="80" w:line="280" w:lineRule="exact"/>
+        <w:spacing w:before="0" w:after="80" w:line="320" w:lineRule="exact"/>
         <w:keepLines/>
         <w:snapToGrid w:val="0"/>
         <w:jc w:val="center"/>
@@ -123,8 +123,8 @@
         <w:rPr>
           <w:rFonts w:asciiTheme="minorHAnsi" w:hAnsiTheme="minorHAnsi" w:cstheme="minorHAnsi"/>
           <w:lang w:val="zh-Hans"/>
-          <w:sz w:val="21"/>
-          <w:szCs w:val="21"/>
+          <w:sz w:val="22"/>
+          <w:szCs w:val="22"/>
           <w:color w:val="000000"/>
         </w:rPr>
         <w:t xml:space="preserve">shu25@m.fudan.edu.cn</w:t>
@@ -137,7 +137,7 @@
           <w:szCs w:val="21"/>
           <w:lang w:val="zh-Hans"/>
         </w:rPr>
-        <w:spacing w:before="0" w:after="320" w:line="280" w:lineRule="exact"/>
+        <w:spacing w:before="0" w:after="320" w:line="320" w:lineRule="exact"/>
         <w:keepLines/>
         <w:snapToGrid w:val="0"/>
         <w:jc w:val="center"/>
@@ -146,8 +146,8 @@
         <w:rPr>
           <w:rFonts w:asciiTheme="minorHAnsi" w:hAnsiTheme="minorHAnsi" w:cstheme="minorHAnsi"/>
           <w:lang w:val="zh-Hans"/>
-          <w:sz w:val="21"/>
-          <w:szCs w:val="21"/>
+          <w:sz w:val="22"/>
+          <w:szCs w:val="22"/>
           <w:color w:val="000000"/>
         </w:rPr>
         <w:t xml:space="preserve">https://hushuzuiniu.github.io/</w:t>
@@ -188,7 +188,7 @@
           <w:szCs w:val="21"/>
           <w:lang w:val="zh-Hans"/>
         </w:rPr>
-        <w:spacing w:before="0" w:after="40" w:line="280" w:lineRule="exact"/>
+        <w:spacing w:before="0" w:after="40" w:line="320" w:lineRule="exact"/>
         <w:keepLines/>
         <w:snapToGrid w:val="0"/>
         <w:keepNext/>
@@ -200,8 +200,8 @@
         <w:rPr>
           <w:rFonts w:asciiTheme="minorHAnsi" w:hAnsiTheme="minorHAnsi" w:cstheme="minorHAnsi"/>
           <w:lang w:val="zh-Hans"/>
-          <w:sz w:val="21"/>
-          <w:szCs w:val="21"/>
+          <w:sz w:val="22"/>
+          <w:szCs w:val="22"/>
           <w:color w:val="000000"/>
           <w:b/>
         </w:rPr>
@@ -211,8 +211,8 @@
         <w:rPr>
           <w:rFonts w:asciiTheme="minorHAnsi" w:hAnsiTheme="minorHAnsi" w:cstheme="minorHAnsi"/>
           <w:lang w:val="zh-Hans"/>
-          <w:sz w:val="21"/>
-          <w:szCs w:val="21"/>
+          <w:sz w:val="22"/>
+          <w:szCs w:val="22"/>
           <w:color w:val="000000"/>
           <w:b/>
         </w:rPr>
@@ -227,16 +227,16 @@
           <w:szCs w:val="21"/>
           <w:lang w:val="zh-Hans"/>
         </w:rPr>
-        <w:spacing w:before="0" w:after="80" w:line="280" w:lineRule="exact"/>
-        <w:keepLines/>
-        <w:snapToGrid w:val="0"/>
-      </w:pPr>
-      <w:r>
-        <w:rPr>
-          <w:rFonts w:asciiTheme="minorHAnsi" w:hAnsiTheme="minorHAnsi" w:cstheme="minorHAnsi"/>
-          <w:lang w:val="zh-Hans"/>
-          <w:sz w:val="21"/>
-          <w:szCs w:val="21"/>
+        <w:spacing w:before="0" w:after="80" w:line="320" w:lineRule="exact"/>
+        <w:keepLines/>
+        <w:snapToGrid w:val="0"/>
+      </w:pPr>
+      <w:r>
+        <w:rPr>
+          <w:rFonts w:asciiTheme="minorHAnsi" w:hAnsiTheme="minorHAnsi" w:cstheme="minorHAnsi"/>
+          <w:lang w:val="zh-Hans"/>
+          <w:sz w:val="22"/>
+          <w:szCs w:val="22"/>
           <w:color w:val="000000"/>
         </w:rPr>
         <w:t xml:space="preserve">微生物学博士研究生 | 生命科学学院微生物系</w:t>
@@ -249,7 +249,7 @@
           <w:szCs w:val="21"/>
           <w:lang w:val="zh-Hans"/>
         </w:rPr>
-        <w:spacing w:before="0" w:after="40" w:line="280" w:lineRule="exact"/>
+        <w:spacing w:before="0" w:after="40" w:line="320" w:lineRule="exact"/>
         <w:keepLines/>
         <w:snapToGrid w:val="0"/>
         <w:keepNext/>
@@ -261,8 +261,8 @@
         <w:rPr>
           <w:rFonts w:asciiTheme="minorHAnsi" w:hAnsiTheme="minorHAnsi" w:cstheme="minorHAnsi"/>
           <w:lang w:val="zh-Hans"/>
-          <w:sz w:val="21"/>
-          <w:szCs w:val="21"/>
+          <w:sz w:val="22"/>
+          <w:szCs w:val="22"/>
           <w:color w:val="000000"/>
           <w:b/>
         </w:rPr>
@@ -272,8 +272,8 @@
         <w:rPr>
           <w:rFonts w:asciiTheme="minorHAnsi" w:hAnsiTheme="minorHAnsi" w:cstheme="minorHAnsi"/>
           <w:lang w:val="zh-Hans"/>
-          <w:sz w:val="21"/>
-          <w:szCs w:val="21"/>
+          <w:sz w:val="22"/>
+          <w:szCs w:val="22"/>
           <w:color w:val="000000"/>
           <w:b/>
         </w:rPr>
@@ -288,16 +288,16 @@
           <w:szCs w:val="21"/>
           <w:lang w:val="zh-Hans"/>
         </w:rPr>
-        <w:spacing w:before="0" w:after="80" w:line="280" w:lineRule="exact"/>
-        <w:keepLines/>
-        <w:snapToGrid w:val="0"/>
-      </w:pPr>
-      <w:r>
-        <w:rPr>
-          <w:rFonts w:asciiTheme="minorHAnsi" w:hAnsiTheme="minorHAnsi" w:cstheme="minorHAnsi"/>
-          <w:lang w:val="zh-Hans"/>
-          <w:sz w:val="21"/>
-          <w:szCs w:val="21"/>
+        <w:spacing w:before="0" w:after="80" w:line="320" w:lineRule="exact"/>
+        <w:keepLines/>
+        <w:snapToGrid w:val="0"/>
+      </w:pPr>
+      <w:r>
+        <w:rPr>
+          <w:rFonts w:asciiTheme="minorHAnsi" w:hAnsiTheme="minorHAnsi" w:cstheme="minorHAnsi"/>
+          <w:lang w:val="zh-Hans"/>
+          <w:sz w:val="22"/>
+          <w:szCs w:val="22"/>
           <w:color w:val="000000"/>
         </w:rPr>
         <w:t xml:space="preserve">生物信息学理学硕士（Merit）</w:t>
@@ -310,7 +310,7 @@
           <w:szCs w:val="21"/>
           <w:lang w:val="zh-Hans"/>
         </w:rPr>
-        <w:spacing w:before="0" w:after="40" w:line="280" w:lineRule="exact"/>
+        <w:spacing w:before="0" w:after="40" w:line="320" w:lineRule="exact"/>
         <w:keepLines/>
         <w:snapToGrid w:val="0"/>
         <w:keepNext/>
@@ -322,8 +322,8 @@
         <w:rPr>
           <w:rFonts w:asciiTheme="minorHAnsi" w:hAnsiTheme="minorHAnsi" w:cstheme="minorHAnsi"/>
           <w:lang w:val="zh-Hans"/>
-          <w:sz w:val="21"/>
-          <w:szCs w:val="21"/>
+          <w:sz w:val="22"/>
+          <w:szCs w:val="22"/>
           <w:color w:val="000000"/>
           <w:b/>
         </w:rPr>
@@ -333,8 +333,8 @@
         <w:rPr>
           <w:rFonts w:asciiTheme="minorHAnsi" w:hAnsiTheme="minorHAnsi" w:cstheme="minorHAnsi"/>
           <w:lang w:val="zh-Hans"/>
-          <w:sz w:val="21"/>
-          <w:szCs w:val="21"/>
+          <w:sz w:val="22"/>
+          <w:szCs w:val="22"/>
           <w:color w:val="000000"/>
           <w:b/>
         </w:rPr>
@@ -349,19 +349,74 @@
           <w:szCs w:val="21"/>
           <w:lang w:val="zh-Hans"/>
         </w:rPr>
-        <w:spacing w:before="0" w:after="80" w:line="280" w:lineRule="exact"/>
-        <w:keepLines/>
-        <w:snapToGrid w:val="0"/>
-      </w:pPr>
-      <w:r>
-        <w:rPr>
-          <w:rFonts w:asciiTheme="minorHAnsi" w:hAnsiTheme="minorHAnsi" w:cstheme="minorHAnsi"/>
-          <w:lang w:val="zh-Hans"/>
-          <w:sz w:val="21"/>
-          <w:szCs w:val="21"/>
+        <w:spacing w:before="0" w:after="80" w:line="320" w:lineRule="exact"/>
+        <w:keepLines/>
+        <w:snapToGrid w:val="0"/>
+      </w:pPr>
+      <w:r>
+        <w:rPr>
+          <w:rFonts w:asciiTheme="minorHAnsi" w:hAnsiTheme="minorHAnsi" w:cstheme="minorHAnsi"/>
+          <w:lang w:val="zh-Hans"/>
+          <w:sz w:val="22"/>
+          <w:szCs w:val="22"/>
           <w:color w:val="000000"/>
         </w:rPr>
         <w:t xml:space="preserve">生物科学理学学士 | GPA：3.8/5.0；平均成绩：88/100。</w:t>
+      </w:r>
+    </w:p>
+    <w:p>
+      <w:pPr>
+        <w:rPr>
+          <w:rFonts w:asciiTheme="minorHAnsi" w:hAnsiTheme="minorHAnsi" w:cstheme="minorHAnsi"/>
+          <w:szCs w:val="21"/>
+          <w:lang w:val="zh-Hans"/>
+        </w:rPr>
+        <w:spacing w:before="0" w:after="60" w:line="320" w:lineRule="exact"/>
+        <w:keepLines/>
+        <w:snapToGrid w:val="0"/>
+      </w:pPr>
+      <w:r>
+        <w:rPr>
+          <w:rFonts w:asciiTheme="minorHAnsi" w:hAnsiTheme="minorHAnsi" w:cstheme="minorHAnsi"/>
+          <w:lang w:val="zh-Hans"/>
+          <w:sz w:val="22"/>
+          <w:szCs w:val="22"/>
+          <w:color w:val="000000"/>
+        </w:rPr>
+        <w:t xml:space="preserve">英语：大学英语六级（CET-6）535分；雅思（IELTS）6.0。</w:t>
+      </w:r>
+    </w:p>
+    <w:p>
+      <w:pPr>
+        <w:rPr>
+          <w:rFonts w:asciiTheme="minorHAnsi" w:hAnsiTheme="minorHAnsi" w:cstheme="minorHAnsi"/>
+          <w:szCs w:val="21"/>
+          <w:lang w:val="zh-Hans"/>
+        </w:rPr>
+        <w:spacing w:before="60" w:after="100" w:line="320" w:lineRule="exact"/>
+        <w:keepLines/>
+        <w:snapToGrid w:val="0"/>
+      </w:pPr>
+      <w:r>
+        <w:rPr>
+          <w:rFonts w:asciiTheme="minorHAnsi" w:hAnsiTheme="minorHAnsi" w:cstheme="minorHAnsi"/>
+          <w:lang w:val="zh-Hans"/>
+          <w:sz w:val="22"/>
+          <w:szCs w:val="22"/>
+          <w:color w:val="000000"/>
+          <w:b/>
+        </w:rPr>
+        <w:t xml:space="preserve">研究方向：</w:t>
+      </w:r>
+      <w:r>
+        <w:rPr>
+          <w:rFonts w:asciiTheme="minorHAnsi" w:hAnsiTheme="minorHAnsi" w:cstheme="minorHAnsi"/>
+          <w:lang w:val="zh-Hans"/>
+          <w:sz w:val="22"/>
+          <w:szCs w:val="22"/>
+          <w:color w:val="000000"/>
+        </w:rPr>
+        <w:t xml:space="preserve">AI大模型与基础模型 · 生物序列表征学习 · 深度学习 · 病毒进化</w:t>
       </w:r>
     </w:p>
     <w:p>
@@ -399,7 +454,7 @@
           <w:szCs w:val="21"/>
           <w:lang w:val="zh-Hans"/>
         </w:rPr>
-        <w:spacing w:before="0" w:after="120" w:line="280" w:lineRule="exact"/>
+        <w:spacing w:before="0" w:after="120" w:line="320" w:lineRule="exact"/>
         <w:keepLines/>
         <w:snapToGrid w:val="0"/>
         <w:ind w:left="280" w:hanging="280"/>
@@ -408,8 +463,8 @@
         <w:rPr>
           <w:rFonts w:asciiTheme="minorHAnsi" w:hAnsiTheme="minorHAnsi" w:cstheme="minorHAnsi"/>
           <w:lang w:val="zh-Hans"/>
-          <w:sz w:val="21"/>
-          <w:szCs w:val="21"/>
+          <w:sz w:val="22"/>
+          <w:szCs w:val="22"/>
           <w:color w:val="000000"/>
         </w:rPr>
         <w:t xml:space="preserve">•</w:t>
@@ -419,8 +474,104 @@
         <w:rPr>
           <w:rFonts w:asciiTheme="minorHAnsi" w:hAnsiTheme="minorHAnsi" w:cstheme="minorHAnsi"/>
           <w:lang w:val="zh-Hans"/>
-          <w:sz w:val="21"/>
-          <w:szCs w:val="21"/>
+          <w:sz w:val="22"/>
+          <w:szCs w:val="22"/>
+          <w:color w:val="000000"/>
+        </w:rPr>
+      </w:r>
+      <w:r>
+        <w:rPr>
+          <w:rFonts w:asciiTheme="minorHAnsi" w:hAnsiTheme="minorHAnsi" w:cstheme="minorHAnsi"/>
+          <w:lang w:val="zh-Hans"/>
+          <w:sz w:val="22"/>
+          <w:szCs w:val="22"/>
+          <w:color w:val="000000"/>
+          <w:b/>
+        </w:rPr>
+        <w:t xml:space="preserve">Hu S</w:t>
+      </w:r>
+      <w:r>
+        <w:rPr>
+          <w:rFonts w:asciiTheme="minorHAnsi" w:hAnsiTheme="minorHAnsi" w:cstheme="minorHAnsi"/>
+          <w:lang w:val="zh-Hans"/>
+          <w:sz w:val="22"/>
+          <w:szCs w:val="22"/>
+          <w:color w:val="000000"/>
+        </w:rPr>
+        <w:t xml:space="preserve">, Ye D, Liao M, Xu T, Fan T, Dong N, Cui J</w:t>
+      </w:r>
+      <w:r>
+        <w:rPr>
+          <w:rFonts w:asciiTheme="minorHAnsi" w:hAnsiTheme="minorHAnsi" w:cstheme="minorHAnsi"/>
+          <w:lang w:val="zh-Hans"/>
+          <w:sz w:val="22"/>
+          <w:szCs w:val="22"/>
+          <w:color w:val="000000"/>
+        </w:rPr>
+        <w:t xml:space="preserve">. Paired Env-antibody representation learning predicts HIV-1 neutralization and traces antibody escape across viral evolution. </w:t>
+      </w:r>
+      <w:r>
+        <w:rPr>
+          <w:rFonts w:asciiTheme="minorHAnsi" w:hAnsiTheme="minorHAnsi" w:cstheme="minorHAnsi"/>
+          <w:lang w:val="zh-Hans"/>
+          <w:sz w:val="22"/>
+          <w:szCs w:val="22"/>
+          <w:color w:val="000000"/>
+          <w:i/>
+        </w:rPr>
+        <w:t xml:space="preserve">Cell Reports Medicine</w:t>
+      </w:r>
+      <w:r>
+        <w:rPr>
+          <w:rFonts w:asciiTheme="minorHAnsi" w:hAnsiTheme="minorHAnsi" w:cstheme="minorHAnsi"/>
+          <w:lang w:val="zh-Hans"/>
+          <w:sz w:val="22"/>
+          <w:szCs w:val="22"/>
+          <w:color w:val="000000"/>
+        </w:rPr>
+        <w:t xml:space="preserve">. 2026. </w:t>
+      </w:r>
+      <w:r>
+        <w:rPr>
+          <w:rFonts w:asciiTheme="minorHAnsi" w:hAnsiTheme="minorHAnsi" w:cstheme="minorHAnsi"/>
+          <w:lang w:val="zh-Hans"/>
+          <w:sz w:val="22"/>
+          <w:szCs w:val="22"/>
+          <w:color w:val="000000"/>
+          <w:b/>
+        </w:rPr>
+        <w:t xml:space="preserve">返修中 · 共同第一作者</w:t>
+      </w:r>
+    </w:p>
+    <w:p>
+      <w:pPr>
+        <w:rPr>
+          <w:rFonts w:asciiTheme="minorHAnsi" w:hAnsiTheme="minorHAnsi" w:cstheme="minorHAnsi"/>
+          <w:szCs w:val="21"/>
+          <w:lang w:val="zh-Hans"/>
+        </w:rPr>
+        <w:spacing w:before="0" w:after="120" w:line="320" w:lineRule="exact"/>
+        <w:keepLines/>
+        <w:snapToGrid w:val="0"/>
+        <w:ind w:left="280" w:hanging="280"/>
+      </w:pPr>
+      <w:r>
+        <w:rPr>
+          <w:rFonts w:asciiTheme="minorHAnsi" w:hAnsiTheme="minorHAnsi" w:cstheme="minorHAnsi"/>
+          <w:lang w:val="zh-Hans"/>
+          <w:sz w:val="22"/>
+          <w:szCs w:val="22"/>
+          <w:color w:val="000000"/>
+        </w:rPr>
+        <w:t xml:space="preserve">•</w:t>
+        <w:tab/>
+      </w:r>
+      <w:r>
+        <w:rPr>
+          <w:rFonts w:asciiTheme="minorHAnsi" w:hAnsiTheme="minorHAnsi" w:cstheme="minorHAnsi"/>
+          <w:lang w:val="zh-Hans"/>
+          <w:sz w:val="22"/>
+          <w:szCs w:val="22"/>
           <w:color w:val="000000"/>
         </w:rPr>
         <w:t xml:space="preserve">Ye D, Hu F, Hu H, </w:t>
@@ -429,8 +580,8 @@
         <w:rPr>
           <w:rFonts w:asciiTheme="minorHAnsi" w:hAnsiTheme="minorHAnsi" w:cstheme="minorHAnsi"/>
           <w:lang w:val="zh-Hans"/>
-          <w:sz w:val="21"/>
-          <w:szCs w:val="21"/>
+          <w:sz w:val="22"/>
+          <w:szCs w:val="22"/>
           <w:color w:val="000000"/>
           <w:b/>
         </w:rPr>
@@ -440,8 +591,8 @@
         <w:rPr>
           <w:rFonts w:asciiTheme="minorHAnsi" w:hAnsiTheme="minorHAnsi" w:cstheme="minorHAnsi"/>
           <w:lang w:val="zh-Hans"/>
-          <w:sz w:val="21"/>
-          <w:szCs w:val="21"/>
+          <w:sz w:val="22"/>
+          <w:szCs w:val="22"/>
           <w:color w:val="000000"/>
         </w:rPr>
         <w:t xml:space="preserve">, Tan Y, Ouyang W, Li SZ, Cui J, Dong N</w:t>
@@ -450,8 +601,8 @@
         <w:rPr>
           <w:rFonts w:asciiTheme="minorHAnsi" w:hAnsiTheme="minorHAnsi" w:cstheme="minorHAnsi"/>
           <w:lang w:val="zh-Hans"/>
-          <w:sz w:val="21"/>
-          <w:szCs w:val="21"/>
+          <w:sz w:val="22"/>
+          <w:szCs w:val="22"/>
           <w:color w:val="000000"/>
         </w:rPr>
         <w:t xml:space="preserve">. ViroBench: Benchmarking Nucleotide Foundation Models on Viral Genomics Tasks. </w:t>
@@ -460,8 +611,8 @@
         <w:rPr>
           <w:rFonts w:asciiTheme="minorHAnsi" w:hAnsiTheme="minorHAnsi" w:cstheme="minorHAnsi"/>
           <w:lang w:val="zh-Hans"/>
-          <w:sz w:val="21"/>
-          <w:szCs w:val="21"/>
+          <w:sz w:val="22"/>
+          <w:szCs w:val="22"/>
           <w:color w:val="000000"/>
           <w:i/>
         </w:rPr>
@@ -471,8 +622,8 @@
         <w:rPr>
           <w:rFonts w:asciiTheme="minorHAnsi" w:hAnsiTheme="minorHAnsi" w:cstheme="minorHAnsi"/>
           <w:lang w:val="zh-Hans"/>
-          <w:sz w:val="21"/>
-          <w:szCs w:val="21"/>
+          <w:sz w:val="22"/>
+          <w:szCs w:val="22"/>
           <w:color w:val="000000"/>
         </w:rPr>
         <w:t xml:space="preserve">. 2026; 12679–12690. </w:t>
@@ -482,8 +633,8 @@
           <w:rPr>
             <w:rFonts w:asciiTheme="minorHAnsi" w:hAnsiTheme="minorHAnsi" w:cstheme="minorHAnsi"/>
             <w:lang w:val="zh-Hans"/>
-            <w:sz w:val="21"/>
-            <w:szCs w:val="21"/>
+            <w:sz w:val="22"/>
+            <w:szCs w:val="22"/>
             <w:color w:val="0000FF"/>
           </w:rPr>
           <w:t xml:space="preserve">doi: 10.1145/3770855.3819057</w:t>
@@ -497,7 +648,7 @@
           <w:szCs w:val="21"/>
           <w:lang w:val="zh-Hans"/>
         </w:rPr>
-        <w:spacing w:before="0" w:after="120" w:line="280" w:lineRule="exact"/>
+        <w:spacing w:before="0" w:after="120" w:line="320" w:lineRule="exact"/>
         <w:keepLines/>
         <w:snapToGrid w:val="0"/>
         <w:ind w:left="280" w:hanging="280"/>
@@ -506,8 +657,8 @@
         <w:rPr>
           <w:rFonts w:asciiTheme="minorHAnsi" w:hAnsiTheme="minorHAnsi" w:cstheme="minorHAnsi"/>
           <w:lang w:val="zh-Hans"/>
-          <w:sz w:val="21"/>
-          <w:szCs w:val="21"/>
+          <w:sz w:val="22"/>
+          <w:szCs w:val="22"/>
           <w:color w:val="000000"/>
         </w:rPr>
         <w:t xml:space="preserve">•</w:t>
@@ -517,8 +668,8 @@
         <w:rPr>
           <w:rFonts w:asciiTheme="minorHAnsi" w:hAnsiTheme="minorHAnsi" w:cstheme="minorHAnsi"/>
           <w:lang w:val="zh-Hans"/>
-          <w:sz w:val="21"/>
-          <w:szCs w:val="21"/>
+          <w:sz w:val="22"/>
+          <w:szCs w:val="22"/>
           <w:color w:val="000000"/>
         </w:rPr>
         <w:t xml:space="preserve">Schwab LSU, Xie R, Reilly E, Aban M, Spirason N, Deng YM, </w:t>
@@ -527,8 +678,8 @@
         <w:rPr>
           <w:rFonts w:asciiTheme="minorHAnsi" w:hAnsiTheme="minorHAnsi" w:cstheme="minorHAnsi"/>
           <w:lang w:val="zh-Hans"/>
-          <w:sz w:val="21"/>
-          <w:szCs w:val="21"/>
+          <w:sz w:val="22"/>
+          <w:szCs w:val="22"/>
           <w:color w:val="000000"/>
           <w:b/>
         </w:rPr>
@@ -538,8 +689,8 @@
         <w:rPr>
           <w:rFonts w:asciiTheme="minorHAnsi" w:hAnsiTheme="minorHAnsi" w:cstheme="minorHAnsi"/>
           <w:lang w:val="zh-Hans"/>
-          <w:sz w:val="21"/>
-          <w:szCs w:val="21"/>
+          <w:sz w:val="22"/>
+          <w:szCs w:val="22"/>
           <w:color w:val="000000"/>
         </w:rPr>
         <w:t xml:space="preserve">, et al</w:t>
@@ -548,8 +699,8 @@
         <w:rPr>
           <w:rFonts w:asciiTheme="minorHAnsi" w:hAnsiTheme="minorHAnsi" w:cstheme="minorHAnsi"/>
           <w:lang w:val="zh-Hans"/>
-          <w:sz w:val="21"/>
-          <w:szCs w:val="21"/>
+          <w:sz w:val="22"/>
+          <w:szCs w:val="22"/>
           <w:color w:val="000000"/>
         </w:rPr>
         <w:t xml:space="preserve">. Epistasis facilitates the long-term antigenic evolution of the influenza B virus hemagglutinin. </w:t>
@@ -558,8 +709,8 @@
         <w:rPr>
           <w:rFonts w:asciiTheme="minorHAnsi" w:hAnsiTheme="minorHAnsi" w:cstheme="minorHAnsi"/>
           <w:lang w:val="zh-Hans"/>
-          <w:sz w:val="21"/>
-          <w:szCs w:val="21"/>
+          <w:sz w:val="22"/>
+          <w:szCs w:val="22"/>
           <w:color w:val="000000"/>
           <w:i/>
         </w:rPr>
@@ -569,8 +720,8 @@
         <w:rPr>
           <w:rFonts w:asciiTheme="minorHAnsi" w:hAnsiTheme="minorHAnsi" w:cstheme="minorHAnsi"/>
           <w:lang w:val="zh-Hans"/>
-          <w:sz w:val="21"/>
-          <w:szCs w:val="21"/>
+          <w:sz w:val="22"/>
+          <w:szCs w:val="22"/>
           <w:color w:val="000000"/>
         </w:rPr>
         <w:t xml:space="preserve">. 2026. </w:t>
@@ -580,8 +731,8 @@
           <w:rPr>
             <w:rFonts w:asciiTheme="minorHAnsi" w:hAnsiTheme="minorHAnsi" w:cstheme="minorHAnsi"/>
             <w:lang w:val="zh-Hans"/>
-            <w:sz w:val="21"/>
-            <w:szCs w:val="21"/>
+            <w:sz w:val="22"/>
+            <w:szCs w:val="22"/>
             <w:color w:val="0000FF"/>
           </w:rPr>
           <w:t xml:space="preserve">doi: 10.64898/2026.07.22.739994</w:t>
@@ -595,7 +746,7 @@
           <w:szCs w:val="21"/>
           <w:lang w:val="zh-Hans"/>
         </w:rPr>
-        <w:spacing w:before="0" w:after="120" w:line="280" w:lineRule="exact"/>
+        <w:spacing w:before="0" w:after="120" w:line="320" w:lineRule="exact"/>
         <w:keepLines/>
         <w:snapToGrid w:val="0"/>
         <w:ind w:left="280" w:hanging="280"/>
@@ -604,8 +755,8 @@
         <w:rPr>
           <w:rFonts w:asciiTheme="minorHAnsi" w:hAnsiTheme="minorHAnsi" w:cstheme="minorHAnsi"/>
           <w:lang w:val="zh-Hans"/>
-          <w:sz w:val="21"/>
-          <w:szCs w:val="21"/>
+          <w:sz w:val="22"/>
+          <w:szCs w:val="22"/>
           <w:color w:val="000000"/>
         </w:rPr>
         <w:t xml:space="preserve">•</w:t>
@@ -615,8 +766,8 @@
         <w:rPr>
           <w:rFonts w:asciiTheme="minorHAnsi" w:hAnsiTheme="minorHAnsi" w:cstheme="minorHAnsi"/>
           <w:lang w:val="zh-Hans"/>
-          <w:sz w:val="21"/>
-          <w:szCs w:val="21"/>
+          <w:sz w:val="22"/>
+          <w:szCs w:val="22"/>
           <w:color w:val="000000"/>
         </w:rPr>
         <w:t xml:space="preserve">Xie R, Zhukova A, Peña PG, Iglesias G, </w:t>
@@ -625,8 +776,8 @@
         <w:rPr>
           <w:rFonts w:asciiTheme="minorHAnsi" w:hAnsiTheme="minorHAnsi" w:cstheme="minorHAnsi"/>
           <w:lang w:val="zh-Hans"/>
-          <w:sz w:val="21"/>
-          <w:szCs w:val="21"/>
+          <w:sz w:val="22"/>
+          <w:szCs w:val="22"/>
           <w:color w:val="000000"/>
           <w:b/>
         </w:rPr>
@@ -636,8 +787,8 @@
         <w:rPr>
           <w:rFonts w:asciiTheme="minorHAnsi" w:hAnsiTheme="minorHAnsi" w:cstheme="minorHAnsi"/>
           <w:lang w:val="zh-Hans"/>
-          <w:sz w:val="21"/>
-          <w:szCs w:val="21"/>
+          <w:sz w:val="22"/>
+          <w:szCs w:val="22"/>
           <w:color w:val="000000"/>
         </w:rPr>
         <w:t xml:space="preserve">, Wang J, Tsang TK, Dhanasekaran V, Kraemer MUG, Pybus OG, Gascuel O</w:t>
@@ -646,8 +797,8 @@
         <w:rPr>
           <w:rFonts w:asciiTheme="minorHAnsi" w:hAnsiTheme="minorHAnsi" w:cstheme="minorHAnsi"/>
           <w:lang w:val="zh-Hans"/>
-          <w:sz w:val="21"/>
-          <w:szCs w:val="21"/>
+          <w:sz w:val="22"/>
+          <w:szCs w:val="22"/>
           <w:color w:val="000000"/>
         </w:rPr>
         <w:t xml:space="preserve">. Scalable deep-learning-based inference of time-varying transmission dynamics from outbreak phylogenies. </w:t>
@@ -656,8 +807,8 @@
         <w:rPr>
           <w:rFonts w:asciiTheme="minorHAnsi" w:hAnsiTheme="minorHAnsi" w:cstheme="minorHAnsi"/>
           <w:lang w:val="zh-Hans"/>
-          <w:sz w:val="21"/>
-          <w:szCs w:val="21"/>
+          <w:sz w:val="22"/>
+          <w:szCs w:val="22"/>
           <w:color w:val="000000"/>
           <w:i/>
         </w:rPr>
@@ -667,8 +818,8 @@
         <w:rPr>
           <w:rFonts w:asciiTheme="minorHAnsi" w:hAnsiTheme="minorHAnsi" w:cstheme="minorHAnsi"/>
           <w:lang w:val="zh-Hans"/>
-          <w:sz w:val="21"/>
-          <w:szCs w:val="21"/>
+          <w:sz w:val="22"/>
+          <w:szCs w:val="22"/>
           <w:color w:val="000000"/>
         </w:rPr>
         <w:t xml:space="preserve">. 2026. </w:t>
@@ -678,8 +829,8 @@
           <w:rPr>
             <w:rFonts w:asciiTheme="minorHAnsi" w:hAnsiTheme="minorHAnsi" w:cstheme="minorHAnsi"/>
             <w:lang w:val="zh-Hans"/>
-            <w:sz w:val="21"/>
-            <w:szCs w:val="21"/>
+            <w:sz w:val="22"/>
+            <w:szCs w:val="22"/>
             <w:color w:val="0000FF"/>
           </w:rPr>
           <w:t xml:space="preserve">doi: 10.64898/2026.05.07.26352673</w:t>
@@ -693,7 +844,7 @@
           <w:szCs w:val="21"/>
           <w:lang w:val="zh-Hans"/>
         </w:rPr>
-        <w:spacing w:before="0" w:after="120" w:line="280" w:lineRule="exact"/>
+        <w:spacing w:before="0" w:after="120" w:line="320" w:lineRule="exact"/>
         <w:keepLines/>
         <w:snapToGrid w:val="0"/>
         <w:ind w:left="280" w:hanging="280"/>
@@ -702,8 +853,8 @@
         <w:rPr>
           <w:rFonts w:asciiTheme="minorHAnsi" w:hAnsiTheme="minorHAnsi" w:cstheme="minorHAnsi"/>
           <w:lang w:val="zh-Hans"/>
-          <w:sz w:val="21"/>
-          <w:szCs w:val="21"/>
+          <w:sz w:val="22"/>
+          <w:szCs w:val="22"/>
           <w:color w:val="000000"/>
         </w:rPr>
         <w:t xml:space="preserve">•</w:t>
@@ -713,8 +864,8 @@
         <w:rPr>
           <w:rFonts w:asciiTheme="minorHAnsi" w:hAnsiTheme="minorHAnsi" w:cstheme="minorHAnsi"/>
           <w:lang w:val="zh-Hans"/>
-          <w:sz w:val="21"/>
-          <w:szCs w:val="21"/>
+          <w:sz w:val="22"/>
+          <w:szCs w:val="22"/>
           <w:color w:val="000000"/>
         </w:rPr>
         <w:t xml:space="preserve">Siegers JY, Xie R, Edwards KM, Byrne AMP, </w:t>
@@ -723,8 +874,8 @@
         <w:rPr>
           <w:rFonts w:asciiTheme="minorHAnsi" w:hAnsiTheme="minorHAnsi" w:cstheme="minorHAnsi"/>
           <w:lang w:val="zh-Hans"/>
-          <w:sz w:val="21"/>
-          <w:szCs w:val="21"/>
+          <w:sz w:val="22"/>
+          <w:szCs w:val="22"/>
           <w:color w:val="000000"/>
           <w:b/>
         </w:rPr>
@@ -734,8 +885,8 @@
         <w:rPr>
           <w:rFonts w:asciiTheme="minorHAnsi" w:hAnsiTheme="minorHAnsi" w:cstheme="minorHAnsi"/>
           <w:lang w:val="zh-Hans"/>
-          <w:sz w:val="21"/>
-          <w:szCs w:val="21"/>
+          <w:sz w:val="22"/>
+          <w:szCs w:val="22"/>
           <w:color w:val="000000"/>
         </w:rPr>
         <w:t xml:space="preserve">, et al</w:t>
@@ -744,8 +895,8 @@
         <w:rPr>
           <w:rFonts w:asciiTheme="minorHAnsi" w:hAnsiTheme="minorHAnsi" w:cstheme="minorHAnsi"/>
           <w:lang w:val="zh-Hans"/>
-          <w:sz w:val="21"/>
-          <w:szCs w:val="21"/>
+          <w:sz w:val="22"/>
+          <w:szCs w:val="22"/>
           <w:color w:val="000000"/>
         </w:rPr>
         <w:t xml:space="preserve">. Resurgence of Zoonotic Highly Pathogenic Avian Influenza A(H5N1) Virus in Cambodia. </w:t>
@@ -754,8 +905,8 @@
         <w:rPr>
           <w:rFonts w:asciiTheme="minorHAnsi" w:hAnsiTheme="minorHAnsi" w:cstheme="minorHAnsi"/>
           <w:lang w:val="zh-Hans"/>
-          <w:sz w:val="21"/>
-          <w:szCs w:val="21"/>
+          <w:sz w:val="22"/>
+          <w:szCs w:val="22"/>
           <w:color w:val="000000"/>
           <w:i/>
         </w:rPr>
@@ -765,8 +916,8 @@
         <w:rPr>
           <w:rFonts w:asciiTheme="minorHAnsi" w:hAnsiTheme="minorHAnsi" w:cstheme="minorHAnsi"/>
           <w:lang w:val="zh-Hans"/>
-          <w:sz w:val="21"/>
-          <w:szCs w:val="21"/>
+          <w:sz w:val="22"/>
+          <w:szCs w:val="22"/>
           <w:color w:val="000000"/>
         </w:rPr>
         <w:t xml:space="preserve">. 2025; 393(16):1650–1652. </w:t>
@@ -776,8 +927,8 @@
           <w:rPr>
             <w:rFonts w:asciiTheme="minorHAnsi" w:hAnsiTheme="minorHAnsi" w:cstheme="minorHAnsi"/>
             <w:lang w:val="zh-Hans"/>
-            <w:sz w:val="21"/>
-            <w:szCs w:val="21"/>
+            <w:sz w:val="22"/>
+            <w:szCs w:val="22"/>
             <w:color w:val="0000FF"/>
           </w:rPr>
           <w:t xml:space="preserve">doi: 10.1056/NEJMc2504302</w:t>
@@ -791,7 +942,7 @@
           <w:szCs w:val="21"/>
           <w:lang w:val="zh-Hans"/>
         </w:rPr>
-        <w:spacing w:before="0" w:after="120" w:line="280" w:lineRule="exact"/>
+        <w:spacing w:before="0" w:after="120" w:line="320" w:lineRule="exact"/>
         <w:keepLines/>
         <w:snapToGrid w:val="0"/>
         <w:ind w:left="280" w:hanging="280"/>
@@ -800,8 +951,8 @@
         <w:rPr>
           <w:rFonts w:asciiTheme="minorHAnsi" w:hAnsiTheme="minorHAnsi" w:cstheme="minorHAnsi"/>
           <w:lang w:val="zh-Hans"/>
-          <w:sz w:val="21"/>
-          <w:szCs w:val="21"/>
+          <w:sz w:val="22"/>
+          <w:szCs w:val="22"/>
           <w:color w:val="000000"/>
         </w:rPr>
         <w:t xml:space="preserve">•</w:t>
@@ -811,17 +962,17 @@
         <w:rPr>
           <w:rFonts w:asciiTheme="minorHAnsi" w:hAnsiTheme="minorHAnsi" w:cstheme="minorHAnsi"/>
           <w:lang w:val="zh-Hans"/>
-          <w:sz w:val="21"/>
-          <w:szCs w:val="21"/>
-          <w:color w:val="000000"/>
-        </w:rPr>
-      </w:r>
-      <w:r>
-        <w:rPr>
-          <w:rFonts w:asciiTheme="minorHAnsi" w:hAnsiTheme="minorHAnsi" w:cstheme="minorHAnsi"/>
-          <w:lang w:val="zh-Hans"/>
-          <w:sz w:val="21"/>
-          <w:szCs w:val="21"/>
+          <w:sz w:val="22"/>
+          <w:szCs w:val="22"/>
+          <w:color w:val="000000"/>
+        </w:rPr>
+      </w:r>
+      <w:r>
+        <w:rPr>
+          <w:rFonts w:asciiTheme="minorHAnsi" w:hAnsiTheme="minorHAnsi" w:cstheme="minorHAnsi"/>
+          <w:lang w:val="zh-Hans"/>
+          <w:sz w:val="22"/>
+          <w:szCs w:val="22"/>
           <w:color w:val="000000"/>
           <w:b/>
         </w:rPr>
@@ -831,8 +982,8 @@
         <w:rPr>
           <w:rFonts w:asciiTheme="minorHAnsi" w:hAnsiTheme="minorHAnsi" w:cstheme="minorHAnsi"/>
           <w:lang w:val="zh-Hans"/>
-          <w:sz w:val="21"/>
-          <w:szCs w:val="21"/>
+          <w:sz w:val="22"/>
+          <w:szCs w:val="22"/>
           <w:color w:val="000000"/>
         </w:rPr>
         <w:t xml:space="preserve">, Cui J</w:t>
@@ -841,8 +992,8 @@
         <w:rPr>
           <w:rFonts w:asciiTheme="minorHAnsi" w:hAnsiTheme="minorHAnsi" w:cstheme="minorHAnsi"/>
           <w:lang w:val="zh-Hans"/>
-          <w:sz w:val="21"/>
-          <w:szCs w:val="21"/>
+          <w:sz w:val="22"/>
+          <w:szCs w:val="22"/>
           <w:color w:val="000000"/>
         </w:rPr>
         <w:t xml:space="preserve">. Cattle H5N1 outbreak in US driven by cow’s “cross-nursing” behaviour: elucidating a novel transmission mechanism. </w:t>
@@ -851,8 +1002,8 @@
         <w:rPr>
           <w:rFonts w:asciiTheme="minorHAnsi" w:hAnsiTheme="minorHAnsi" w:cstheme="minorHAnsi"/>
           <w:lang w:val="zh-Hans"/>
-          <w:sz w:val="21"/>
-          <w:szCs w:val="21"/>
+          <w:sz w:val="22"/>
+          <w:szCs w:val="22"/>
           <w:color w:val="000000"/>
           <w:i/>
         </w:rPr>
@@ -862,8 +1013,8 @@
         <w:rPr>
           <w:rFonts w:asciiTheme="minorHAnsi" w:hAnsiTheme="minorHAnsi" w:cstheme="minorHAnsi"/>
           <w:lang w:val="zh-Hans"/>
-          <w:sz w:val="21"/>
-          <w:szCs w:val="21"/>
+          <w:sz w:val="22"/>
+          <w:szCs w:val="22"/>
           <w:color w:val="000000"/>
         </w:rPr>
         <w:t xml:space="preserve">. 2025; 14(1):2547736. </w:t>
@@ -873,8 +1024,8 @@
           <w:rPr>
             <w:rFonts w:asciiTheme="minorHAnsi" w:hAnsiTheme="minorHAnsi" w:cstheme="minorHAnsi"/>
             <w:lang w:val="zh-Hans"/>
-            <w:sz w:val="21"/>
-            <w:szCs w:val="21"/>
+            <w:sz w:val="22"/>
+            <w:szCs w:val="22"/>
             <w:color w:val="0000FF"/>
           </w:rPr>
           <w:t xml:space="preserve">doi: 10.1080/22221751.2025.2547736</w:t>
@@ -888,7 +1039,7 @@
           <w:szCs w:val="21"/>
           <w:lang w:val="zh-Hans"/>
         </w:rPr>
-        <w:spacing w:before="0" w:after="120" w:line="280" w:lineRule="exact"/>
+        <w:spacing w:before="0" w:after="120" w:line="320" w:lineRule="exact"/>
         <w:keepLines/>
         <w:snapToGrid w:val="0"/>
         <w:ind w:left="280" w:hanging="280"/>
@@ -897,8 +1048,8 @@
         <w:rPr>
           <w:rFonts w:asciiTheme="minorHAnsi" w:hAnsiTheme="minorHAnsi" w:cstheme="minorHAnsi"/>
           <w:lang w:val="zh-Hans"/>
-          <w:sz w:val="21"/>
-          <w:szCs w:val="21"/>
+          <w:sz w:val="22"/>
+          <w:szCs w:val="22"/>
           <w:color w:val="000000"/>
         </w:rPr>
         <w:t xml:space="preserve">•</w:t>
@@ -908,8 +1059,8 @@
         <w:rPr>
           <w:rFonts w:asciiTheme="minorHAnsi" w:hAnsiTheme="minorHAnsi" w:cstheme="minorHAnsi"/>
           <w:lang w:val="zh-Hans"/>
-          <w:sz w:val="21"/>
-          <w:szCs w:val="21"/>
+          <w:sz w:val="22"/>
+          <w:szCs w:val="22"/>
           <w:color w:val="000000"/>
         </w:rPr>
         <w:t xml:space="preserve">Yang K, Nizami S, </w:t>
@@ -918,8 +1069,8 @@
         <w:rPr>
           <w:rFonts w:asciiTheme="minorHAnsi" w:hAnsiTheme="minorHAnsi" w:cstheme="minorHAnsi"/>
           <w:lang w:val="zh-Hans"/>
-          <w:sz w:val="21"/>
-          <w:szCs w:val="21"/>
+          <w:sz w:val="22"/>
+          <w:szCs w:val="22"/>
           <w:color w:val="000000"/>
           <w:b/>
         </w:rPr>
@@ -929,8 +1080,8 @@
         <w:rPr>
           <w:rFonts w:asciiTheme="minorHAnsi" w:hAnsiTheme="minorHAnsi" w:cstheme="minorHAnsi"/>
           <w:lang w:val="zh-Hans"/>
-          <w:sz w:val="21"/>
-          <w:szCs w:val="21"/>
+          <w:sz w:val="22"/>
+          <w:szCs w:val="22"/>
           <w:color w:val="000000"/>
         </w:rPr>
         <w:t xml:space="preserve">, Zou L, Deng H, Xie J, Guo Q, Edwards KM, Dhanasekaran V, Yen HL, Wu J</w:t>
@@ -939,8 +1090,8 @@
         <w:rPr>
           <w:rFonts w:asciiTheme="minorHAnsi" w:hAnsiTheme="minorHAnsi" w:cstheme="minorHAnsi"/>
           <w:lang w:val="zh-Hans"/>
-          <w:sz w:val="21"/>
-          <w:szCs w:val="21"/>
+          <w:sz w:val="22"/>
+          <w:szCs w:val="22"/>
           <w:color w:val="000000"/>
         </w:rPr>
         <w:t xml:space="preserve">. Genetic diversity of highly pathogenic avian influenza H5N6 and H5N8 viruses in poultry markets in Guangdong, China, 2020–2022. </w:t>
@@ -949,8 +1100,8 @@
         <w:rPr>
           <w:rFonts w:asciiTheme="minorHAnsi" w:hAnsiTheme="minorHAnsi" w:cstheme="minorHAnsi"/>
           <w:lang w:val="zh-Hans"/>
-          <w:sz w:val="21"/>
-          <w:szCs w:val="21"/>
+          <w:sz w:val="22"/>
+          <w:szCs w:val="22"/>
           <w:color w:val="000000"/>
           <w:i/>
         </w:rPr>
@@ -960,8 +1111,8 @@
         <w:rPr>
           <w:rFonts w:asciiTheme="minorHAnsi" w:hAnsiTheme="minorHAnsi" w:cstheme="minorHAnsi"/>
           <w:lang w:val="zh-Hans"/>
-          <w:sz w:val="21"/>
-          <w:szCs w:val="21"/>
+          <w:sz w:val="22"/>
+          <w:szCs w:val="22"/>
           <w:color w:val="000000"/>
         </w:rPr>
         <w:t xml:space="preserve">. 2025; 99(1):e01145-24. </w:t>
@@ -971,8 +1122,8 @@
           <w:rPr>
             <w:rFonts w:asciiTheme="minorHAnsi" w:hAnsiTheme="minorHAnsi" w:cstheme="minorHAnsi"/>
             <w:lang w:val="zh-Hans"/>
-            <w:sz w:val="21"/>
-            <w:szCs w:val="21"/>
+            <w:sz w:val="22"/>
+            <w:szCs w:val="22"/>
             <w:color w:val="0000FF"/>
           </w:rPr>
           <w:t xml:space="preserve">doi: 10.1128/jvi.01145-24</w:t>
@@ -986,7 +1137,7 @@
           <w:szCs w:val="21"/>
           <w:lang w:val="zh-Hans"/>
         </w:rPr>
-        <w:spacing w:before="0" w:after="120" w:line="280" w:lineRule="exact"/>
+        <w:spacing w:before="0" w:after="120" w:line="320" w:lineRule="exact"/>
         <w:keepLines/>
         <w:snapToGrid w:val="0"/>
         <w:ind w:left="280" w:hanging="280"/>
@@ -995,8 +1146,8 @@
         <w:rPr>
           <w:rFonts w:asciiTheme="minorHAnsi" w:hAnsiTheme="minorHAnsi" w:cstheme="minorHAnsi"/>
           <w:lang w:val="zh-Hans"/>
-          <w:sz w:val="21"/>
-          <w:szCs w:val="21"/>
+          <w:sz w:val="22"/>
+          <w:szCs w:val="22"/>
           <w:color w:val="000000"/>
         </w:rPr>
         <w:t xml:space="preserve">•</w:t>
@@ -1006,8 +1157,8 @@
         <w:rPr>
           <w:rFonts w:asciiTheme="minorHAnsi" w:hAnsiTheme="minorHAnsi" w:cstheme="minorHAnsi"/>
           <w:lang w:val="zh-Hans"/>
-          <w:sz w:val="21"/>
-          <w:szCs w:val="21"/>
+          <w:sz w:val="22"/>
+          <w:szCs w:val="22"/>
           <w:color w:val="000000"/>
         </w:rPr>
         <w:t xml:space="preserve">Xie R, Adam DC, </w:t>
@@ -1016,8 +1167,8 @@
         <w:rPr>
           <w:rFonts w:asciiTheme="minorHAnsi" w:hAnsiTheme="minorHAnsi" w:cstheme="minorHAnsi"/>
           <w:lang w:val="zh-Hans"/>
-          <w:sz w:val="21"/>
-          <w:szCs w:val="21"/>
+          <w:sz w:val="22"/>
+          <w:szCs w:val="22"/>
           <w:color w:val="000000"/>
           <w:b/>
         </w:rPr>
@@ -1027,8 +1178,8 @@
         <w:rPr>
           <w:rFonts w:asciiTheme="minorHAnsi" w:hAnsiTheme="minorHAnsi" w:cstheme="minorHAnsi"/>
           <w:lang w:val="zh-Hans"/>
-          <w:sz w:val="21"/>
-          <w:szCs w:val="21"/>
+          <w:sz w:val="22"/>
+          <w:szCs w:val="22"/>
           <w:color w:val="000000"/>
         </w:rPr>
         <w:t xml:space="preserve">, Cowling BJ, Gascuel O, Zhukova A, Dhanasekaran V</w:t>
@@ -1037,8 +1188,8 @@
         <w:rPr>
           <w:rFonts w:asciiTheme="minorHAnsi" w:hAnsiTheme="minorHAnsi" w:cstheme="minorHAnsi"/>
           <w:lang w:val="zh-Hans"/>
-          <w:sz w:val="21"/>
-          <w:szCs w:val="21"/>
+          <w:sz w:val="22"/>
+          <w:szCs w:val="22"/>
           <w:color w:val="000000"/>
         </w:rPr>
         <w:t xml:space="preserve">. Integrating Contact Tracing Data to Enhance Outbreak Phylodynamic Inference: A Deep Learning Approach. </w:t>
@@ -1047,8 +1198,8 @@
         <w:rPr>
           <w:rFonts w:asciiTheme="minorHAnsi" w:hAnsiTheme="minorHAnsi" w:cstheme="minorHAnsi"/>
           <w:lang w:val="zh-Hans"/>
-          <w:sz w:val="21"/>
-          <w:szCs w:val="21"/>
+          <w:sz w:val="22"/>
+          <w:szCs w:val="22"/>
           <w:color w:val="000000"/>
           <w:i/>
         </w:rPr>
@@ -1058,8 +1209,8 @@
         <w:rPr>
           <w:rFonts w:asciiTheme="minorHAnsi" w:hAnsiTheme="minorHAnsi" w:cstheme="minorHAnsi"/>
           <w:lang w:val="zh-Hans"/>
-          <w:sz w:val="21"/>
-          <w:szCs w:val="21"/>
+          <w:sz w:val="22"/>
+          <w:szCs w:val="22"/>
           <w:color w:val="000000"/>
         </w:rPr>
         <w:t xml:space="preserve">. 2024; 41(11):msae232. </w:t>
@@ -1069,8 +1220,8 @@
           <w:rPr>
             <w:rFonts w:asciiTheme="minorHAnsi" w:hAnsiTheme="minorHAnsi" w:cstheme="minorHAnsi"/>
             <w:lang w:val="zh-Hans"/>
-            <w:sz w:val="21"/>
-            <w:szCs w:val="21"/>
+            <w:sz w:val="22"/>
+            <w:szCs w:val="22"/>
             <w:color w:val="0000FF"/>
           </w:rPr>
           <w:t xml:space="preserve">doi: 10.1093/molbev/msae232</w:t>
@@ -1113,7 +1264,7 @@
           <w:szCs w:val="21"/>
           <w:lang w:val="zh-Hans"/>
         </w:rPr>
-        <w:spacing w:before="0" w:after="40" w:line="280" w:lineRule="exact"/>
+        <w:spacing w:before="0" w:after="40" w:line="320" w:lineRule="exact"/>
         <w:keepLines/>
         <w:snapToGrid w:val="0"/>
         <w:keepNext/>
@@ -1125,34 +1276,34 @@
         <w:rPr>
           <w:rFonts w:asciiTheme="minorHAnsi" w:hAnsiTheme="minorHAnsi" w:cstheme="minorHAnsi"/>
           <w:lang w:val="zh-Hans"/>
-          <w:sz w:val="21"/>
-          <w:szCs w:val="21"/>
-          <w:color w:val="000000"/>
-          <w:b/>
-        </w:rPr>
-        <w:t xml:space="preserve">香港大学 | 一级科研助理</w:t>
-      </w:r>
-      <w:r>
-        <w:rPr>
-          <w:rFonts w:asciiTheme="minorHAnsi" w:hAnsiTheme="minorHAnsi" w:cstheme="minorHAnsi"/>
-          <w:lang w:val="zh-Hans"/>
-          <w:sz w:val="21"/>
-          <w:szCs w:val="21"/>
+          <w:sz w:val="22"/>
+          <w:szCs w:val="22"/>
+          <w:color w:val="000000"/>
+          <w:b/>
+        </w:rPr>
+        <w:t xml:space="preserve">复旦大学 | 博士阶段研究</w:t>
+      </w:r>
+      <w:r>
+        <w:rPr>
+          <w:rFonts w:asciiTheme="minorHAnsi" w:hAnsiTheme="minorHAnsi" w:cstheme="minorHAnsi"/>
+          <w:lang w:val="zh-Hans"/>
+          <w:sz w:val="22"/>
+          <w:szCs w:val="22"/>
           <w:color w:val="000000"/>
           <w:b/>
         </w:rPr>
         <w:tab/>
-        <w:t xml:space="preserve">2023—2024</w:t>
-      </w:r>
-    </w:p>
-    <w:p>
-      <w:pPr>
-        <w:rPr>
-          <w:rFonts w:asciiTheme="minorHAnsi" w:hAnsiTheme="minorHAnsi" w:cstheme="minorHAnsi"/>
-          <w:szCs w:val="21"/>
-          <w:lang w:val="zh-Hans"/>
-        </w:rPr>
-        <w:spacing w:before="0" w:after="80" w:line="280" w:lineRule="exact"/>
+        <w:t xml:space="preserve">2025.09—至今</w:t>
+      </w:r>
+    </w:p>
+    <w:p>
+      <w:pPr>
+        <w:rPr>
+          <w:rFonts w:asciiTheme="minorHAnsi" w:hAnsiTheme="minorHAnsi" w:cstheme="minorHAnsi"/>
+          <w:szCs w:val="21"/>
+          <w:lang w:val="zh-Hans"/>
+        </w:rPr>
+        <w:spacing w:before="0" w:after="80" w:line="320" w:lineRule="exact"/>
         <w:keepLines/>
         <w:snapToGrid w:val="0"/>
         <w:ind w:left="280" w:hanging="280"/>
@@ -1161,8 +1312,8 @@
         <w:rPr>
           <w:rFonts w:asciiTheme="minorHAnsi" w:hAnsiTheme="minorHAnsi" w:cstheme="minorHAnsi"/>
           <w:lang w:val="zh-Hans"/>
-          <w:sz w:val="21"/>
-          <w:szCs w:val="21"/>
+          <w:sz w:val="22"/>
+          <w:szCs w:val="22"/>
           <w:color w:val="000000"/>
         </w:rPr>
         <w:t xml:space="preserve">•</w:t>
@@ -1172,21 +1323,21 @@
         <w:rPr>
           <w:rFonts w:asciiTheme="minorHAnsi" w:hAnsiTheme="minorHAnsi" w:cstheme="minorHAnsi"/>
           <w:lang w:val="zh-Hans"/>
-          <w:sz w:val="21"/>
-          <w:szCs w:val="21"/>
-          <w:color w:val="000000"/>
-        </w:rPr>
-        <w:t xml:space="preserve">开展病毒进化与基因组流行病学的生物信息学分析，关注流感与呼吸道合胞病毒（RSV）。</w:t>
-      </w:r>
-    </w:p>
-    <w:p>
-      <w:pPr>
-        <w:rPr>
-          <w:rFonts w:asciiTheme="minorHAnsi" w:hAnsiTheme="minorHAnsi" w:cstheme="minorHAnsi"/>
-          <w:szCs w:val="21"/>
-          <w:lang w:val="zh-Hans"/>
-        </w:rPr>
-        <w:spacing w:before="0" w:after="80" w:line="280" w:lineRule="exact"/>
+          <w:sz w:val="22"/>
+          <w:szCs w:val="22"/>
+          <w:color w:val="000000"/>
+        </w:rPr>
+        <w:t xml:space="preserve">共同设计并实现UniCAV模型及训练框架，承担数据整理、计算分析、基准评测与初稿撰写；共同第一作者稿件正在Cell Reports Medicine返修。</w:t>
+      </w:r>
+    </w:p>
+    <w:p>
+      <w:pPr>
+        <w:rPr>
+          <w:rFonts w:asciiTheme="minorHAnsi" w:hAnsiTheme="minorHAnsi" w:cstheme="minorHAnsi"/>
+          <w:szCs w:val="21"/>
+          <w:lang w:val="zh-Hans"/>
+        </w:rPr>
+        <w:spacing w:before="0" w:after="80" w:line="320" w:lineRule="exact"/>
         <w:keepLines/>
         <w:snapToGrid w:val="0"/>
         <w:ind w:left="280" w:hanging="280"/>
@@ -1195,8 +1346,8 @@
         <w:rPr>
           <w:rFonts w:asciiTheme="minorHAnsi" w:hAnsiTheme="minorHAnsi" w:cstheme="minorHAnsi"/>
           <w:lang w:val="zh-Hans"/>
-          <w:sz w:val="21"/>
-          <w:szCs w:val="21"/>
+          <w:sz w:val="22"/>
+          <w:szCs w:val="22"/>
           <w:color w:val="000000"/>
         </w:rPr>
         <w:t xml:space="preserve">•</w:t>
@@ -1206,272 +1357,21 @@
         <w:rPr>
           <w:rFonts w:asciiTheme="minorHAnsi" w:hAnsiTheme="minorHAnsi" w:cstheme="minorHAnsi"/>
           <w:lang w:val="zh-Hans"/>
-          <w:sz w:val="21"/>
-          <w:szCs w:val="21"/>
-          <w:color w:val="000000"/>
-        </w:rPr>
-        <w:t xml:space="preserve">整合基因组、临床及免疫学数据，参与合作研究与论文发表。</w:t>
-      </w:r>
-    </w:p>
-    <w:p>
-      <w:pPr>
-        <w:rPr>
-          <w:rFonts w:asciiTheme="minorHAnsi" w:hAnsiTheme="minorHAnsi" w:cstheme="minorHAnsi"/>
-          <w:szCs w:val="21"/>
-          <w:lang w:val="zh-Hans"/>
-        </w:rPr>
-        <w:spacing w:before="0" w:after="80" w:line="280" w:lineRule="exact"/>
-        <w:keepLines/>
-        <w:snapToGrid w:val="0"/>
-        <w:ind w:left="280" w:hanging="280"/>
-      </w:pPr>
-      <w:r>
-        <w:rPr>
-          <w:rFonts w:asciiTheme="minorHAnsi" w:hAnsiTheme="minorHAnsi" w:cstheme="minorHAnsi"/>
-          <w:lang w:val="zh-Hans"/>
-          <w:sz w:val="21"/>
-          <w:szCs w:val="21"/>
-          <w:color w:val="000000"/>
-        </w:rPr>
-        <w:t xml:space="preserve">•</w:t>
-        <w:tab/>
-      </w:r>
-      <w:r>
-        <w:rPr>
-          <w:rFonts w:asciiTheme="minorHAnsi" w:hAnsiTheme="minorHAnsi" w:cstheme="minorHAnsi"/>
-          <w:lang w:val="zh-Hans"/>
-          <w:sz w:val="21"/>
-          <w:szCs w:val="21"/>
-          <w:color w:val="000000"/>
-        </w:rPr>
-        <w:t xml:space="preserve">参与整合接触者追踪数据与系统发育分析的疫情推断研究，相关合作成果发表于Molecular Biology and Evolution（2024）。</w:t>
-      </w:r>
-    </w:p>
-    <w:p>
-      <w:pPr>
-        <w:rPr>
-          <w:rFonts w:asciiTheme="minorHAnsi" w:hAnsiTheme="minorHAnsi" w:cstheme="minorHAnsi"/>
-          <w:szCs w:val="21"/>
-          <w:lang w:val="zh-Hans"/>
-        </w:rPr>
-        <w:spacing w:before="0" w:after="140" w:line="280" w:lineRule="exact"/>
-        <w:keepLines/>
-        <w:snapToGrid w:val="0"/>
-        <w:ind w:left="280" w:hanging="280"/>
-      </w:pPr>
-      <w:r>
-        <w:rPr>
-          <w:rFonts w:asciiTheme="minorHAnsi" w:hAnsiTheme="minorHAnsi" w:cstheme="minorHAnsi"/>
-          <w:lang w:val="zh-Hans"/>
-          <w:sz w:val="21"/>
-          <w:szCs w:val="21"/>
-          <w:color w:val="000000"/>
-        </w:rPr>
-        <w:t xml:space="preserve">•</w:t>
-        <w:tab/>
-      </w:r>
-      <w:r>
-        <w:rPr>
-          <w:rFonts w:asciiTheme="minorHAnsi" w:hAnsiTheme="minorHAnsi" w:cstheme="minorHAnsi"/>
-          <w:lang w:val="zh-Hans"/>
-          <w:sz w:val="21"/>
-          <w:szCs w:val="21"/>
-          <w:color w:val="000000"/>
-        </w:rPr>
-        <w:t xml:space="preserve">参与柬埔寨及中国南方禽流感的基因组流行病学研究，相关合作成果发表于NEJM及Journal of Virology（2025）。</w:t>
-      </w:r>
-    </w:p>
-    <w:p>
-      <w:pPr>
-        <w:rPr>
-          <w:rFonts w:asciiTheme="minorHAnsi" w:hAnsiTheme="minorHAnsi" w:cstheme="minorHAnsi"/>
-          <w:szCs w:val="21"/>
-          <w:lang w:val="zh-Hans"/>
-        </w:rPr>
-        <w:spacing w:before="80" w:after="40" w:line="280" w:lineRule="exact"/>
-        <w:keepLines/>
-        <w:snapToGrid w:val="0"/>
-        <w:keepNext/>
-      </w:pPr>
-      <w:r>
-        <w:rPr>
-          <w:rFonts w:asciiTheme="minorHAnsi" w:hAnsiTheme="minorHAnsi" w:cstheme="minorHAnsi"/>
-          <w:lang w:val="zh-Hans"/>
-          <w:sz w:val="21"/>
-          <w:szCs w:val="21"/>
-          <w:color w:val="000000"/>
-          <w:b/>
-        </w:rPr>
-        <w:t xml:space="preserve">上海睿昂基因科技股份有限公司 | 生物信息工程师</w:t>
-      </w:r>
-    </w:p>
-    <w:p>
-      <w:pPr>
-        <w:rPr>
-          <w:rFonts w:asciiTheme="minorHAnsi" w:hAnsiTheme="minorHAnsi" w:cstheme="minorHAnsi"/>
-          <w:szCs w:val="21"/>
-          <w:lang w:val="zh-Hans"/>
-        </w:rPr>
-        <w:spacing w:before="0" w:after="80" w:line="280" w:lineRule="exact"/>
-        <w:keepLines/>
-        <w:snapToGrid w:val="0"/>
-        <w:keepNext/>
-      </w:pPr>
-      <w:r>
-        <w:rPr>
-          <w:rFonts w:asciiTheme="minorHAnsi" w:hAnsiTheme="minorHAnsi" w:cstheme="minorHAnsi"/>
-          <w:lang w:val="zh-Hans"/>
-          <w:sz w:val="21"/>
-          <w:szCs w:val="21"/>
-          <w:color w:val="000000"/>
-        </w:rPr>
-        <w:t xml:space="preserve">2024—2025.05；2022.09—2023.05</w:t>
-      </w:r>
-    </w:p>
-    <w:p>
-      <w:pPr>
-        <w:rPr>
-          <w:rFonts w:asciiTheme="minorHAnsi" w:hAnsiTheme="minorHAnsi" w:cstheme="minorHAnsi"/>
-          <w:szCs w:val="21"/>
-          <w:lang w:val="zh-Hans"/>
-        </w:rPr>
-        <w:spacing w:before="0" w:after="80" w:line="280" w:lineRule="exact"/>
-        <w:keepLines/>
-        <w:snapToGrid w:val="0"/>
-        <w:ind w:left="280" w:hanging="280"/>
-      </w:pPr>
-      <w:r>
-        <w:rPr>
-          <w:rFonts w:asciiTheme="minorHAnsi" w:hAnsiTheme="minorHAnsi" w:cstheme="minorHAnsi"/>
-          <w:lang w:val="zh-Hans"/>
-          <w:sz w:val="21"/>
-          <w:szCs w:val="21"/>
-          <w:color w:val="000000"/>
-        </w:rPr>
-        <w:t xml:space="preserve">•</w:t>
-        <w:tab/>
-      </w:r>
-      <w:r>
-        <w:rPr>
-          <w:rFonts w:asciiTheme="minorHAnsi" w:hAnsiTheme="minorHAnsi" w:cstheme="minorHAnsi"/>
-          <w:lang w:val="zh-Hans"/>
-          <w:sz w:val="21"/>
-          <w:szCs w:val="21"/>
-          <w:color w:val="000000"/>
-        </w:rPr>
-        <w:t xml:space="preserve">围绕弥漫大B细胞淋巴瘤测序中的BCL6、BCL2和MYC基因融合检测，开发分析方法，改善NGS与FISH结果的一致性。</w:t>
-      </w:r>
-    </w:p>
-    <w:p>
-      <w:pPr>
-        <w:rPr>
-          <w:rFonts w:asciiTheme="minorHAnsi" w:hAnsiTheme="minorHAnsi" w:cstheme="minorHAnsi"/>
-          <w:szCs w:val="21"/>
-          <w:lang w:val="zh-Hans"/>
-        </w:rPr>
-        <w:spacing w:before="0" w:after="80" w:line="280" w:lineRule="exact"/>
-        <w:keepLines/>
-        <w:snapToGrid w:val="0"/>
-        <w:ind w:left="280" w:hanging="280"/>
-      </w:pPr>
-      <w:r>
-        <w:rPr>
-          <w:rFonts w:asciiTheme="minorHAnsi" w:hAnsiTheme="minorHAnsi" w:cstheme="minorHAnsi"/>
-          <w:lang w:val="zh-Hans"/>
-          <w:sz w:val="21"/>
-          <w:szCs w:val="21"/>
-          <w:color w:val="000000"/>
-        </w:rPr>
-        <w:t xml:space="preserve">•</w:t>
-        <w:tab/>
-      </w:r>
-      <w:r>
-        <w:rPr>
-          <w:rFonts w:asciiTheme="minorHAnsi" w:hAnsiTheme="minorHAnsi" w:cstheme="minorHAnsi"/>
-          <w:lang w:val="zh-Hans"/>
-          <w:sz w:val="21"/>
-          <w:szCs w:val="21"/>
-          <w:color w:val="000000"/>
-        </w:rPr>
-        <w:t xml:space="preserve">搭建低深度全基因组测序拷贝数分析流程，整合QDNAseq、Control-FREEC和ichorCNA。</w:t>
-      </w:r>
-    </w:p>
-    <w:p>
-      <w:pPr>
-        <w:rPr>
-          <w:rFonts w:asciiTheme="minorHAnsi" w:hAnsiTheme="minorHAnsi" w:cstheme="minorHAnsi"/>
-          <w:szCs w:val="21"/>
-          <w:lang w:val="zh-Hans"/>
-        </w:rPr>
-        <w:spacing w:before="0" w:after="80" w:line="280" w:lineRule="exact"/>
-        <w:keepLines/>
-        <w:snapToGrid w:val="0"/>
-        <w:ind w:left="280" w:hanging="280"/>
-      </w:pPr>
-      <w:r>
-        <w:rPr>
-          <w:rFonts w:asciiTheme="minorHAnsi" w:hAnsiTheme="minorHAnsi" w:cstheme="minorHAnsi"/>
-          <w:lang w:val="zh-Hans"/>
-          <w:sz w:val="21"/>
-          <w:szCs w:val="21"/>
-          <w:color w:val="000000"/>
-        </w:rPr>
-        <w:t xml:space="preserve">•</w:t>
-        <w:tab/>
-      </w:r>
-      <w:r>
-        <w:rPr>
-          <w:rFonts w:asciiTheme="minorHAnsi" w:hAnsiTheme="minorHAnsi" w:cstheme="minorHAnsi"/>
-          <w:lang w:val="zh-Hans"/>
-          <w:sz w:val="21"/>
-          <w:szCs w:val="21"/>
-          <w:color w:val="000000"/>
-        </w:rPr>
-        <w:t xml:space="preserve">构建单细胞RNA测序上下游分析流程，与IT团队协作完成自动化平台部署。</w:t>
-      </w:r>
-    </w:p>
-    <w:p>
-      <w:pPr>
-        <w:rPr>
-          <w:rFonts w:asciiTheme="minorHAnsi" w:hAnsiTheme="minorHAnsi" w:cstheme="minorHAnsi"/>
-          <w:szCs w:val="21"/>
-          <w:lang w:val="zh-Hans"/>
-        </w:rPr>
-        <w:spacing w:before="0" w:after="80" w:line="280" w:lineRule="exact"/>
-        <w:keepLines/>
-        <w:snapToGrid w:val="0"/>
-        <w:ind w:left="280" w:hanging="280"/>
-      </w:pPr>
-      <w:r>
-        <w:rPr>
-          <w:rFonts w:asciiTheme="minorHAnsi" w:hAnsiTheme="minorHAnsi" w:cstheme="minorHAnsi"/>
-          <w:lang w:val="zh-Hans"/>
-          <w:sz w:val="21"/>
-          <w:szCs w:val="21"/>
-          <w:color w:val="000000"/>
-        </w:rPr>
-        <w:t xml:space="preserve">•</w:t>
-        <w:tab/>
-      </w:r>
-      <w:r>
-        <w:rPr>
-          <w:rFonts w:asciiTheme="minorHAnsi" w:hAnsiTheme="minorHAnsi" w:cstheme="minorHAnsi"/>
-          <w:lang w:val="zh-Hans"/>
-          <w:sz w:val="21"/>
-          <w:szCs w:val="21"/>
-          <w:color w:val="000000"/>
-        </w:rPr>
-        <w:t xml:space="preserve">基于RNA-seq表达谱开发白血病分子分型预测模型。</w:t>
-      </w:r>
-    </w:p>
-    <w:p>
-      <w:pPr>
-        <w:rPr>
-          <w:rFonts w:asciiTheme="minorHAnsi" w:hAnsiTheme="minorHAnsi" w:cstheme="minorHAnsi"/>
-          <w:szCs w:val="21"/>
-          <w:lang w:val="zh-Hans"/>
-        </w:rPr>
-        <w:spacing w:before="100" w:after="40" w:line="280" w:lineRule="exact"/>
+          <w:sz w:val="22"/>
+          <w:szCs w:val="22"/>
+          <w:color w:val="000000"/>
+        </w:rPr>
+        <w:t xml:space="preserve">参与核酸基础模型评测研究ViroBench，相关成果发表于KDD 2026。</w:t>
+      </w:r>
+    </w:p>
+    <w:p>
+      <w:pPr>
+        <w:rPr>
+          <w:rFonts w:asciiTheme="minorHAnsi" w:hAnsiTheme="minorHAnsi" w:cstheme="minorHAnsi"/>
+          <w:szCs w:val="21"/>
+          <w:lang w:val="zh-Hans"/>
+        </w:rPr>
+        <w:spacing w:before="0" w:after="40" w:line="320" w:lineRule="exact"/>
         <w:keepLines/>
         <w:snapToGrid w:val="0"/>
         <w:keepNext/>
@@ -1483,8 +1383,332 @@
         <w:rPr>
           <w:rFonts w:asciiTheme="minorHAnsi" w:hAnsiTheme="minorHAnsi" w:cstheme="minorHAnsi"/>
           <w:lang w:val="zh-Hans"/>
-          <w:sz w:val="21"/>
-          <w:szCs w:val="21"/>
+          <w:sz w:val="22"/>
+          <w:szCs w:val="22"/>
+          <w:color w:val="000000"/>
+          <w:b/>
+        </w:rPr>
+        <w:t xml:space="preserve">香港大学 | 一级科研助理</w:t>
+      </w:r>
+      <w:r>
+        <w:rPr>
+          <w:rFonts w:asciiTheme="minorHAnsi" w:hAnsiTheme="minorHAnsi" w:cstheme="minorHAnsi"/>
+          <w:lang w:val="zh-Hans"/>
+          <w:sz w:val="22"/>
+          <w:szCs w:val="22"/>
+          <w:color w:val="000000"/>
+          <w:b/>
+        </w:rPr>
+        <w:tab/>
+        <w:t xml:space="preserve">2023—2024</w:t>
+      </w:r>
+    </w:p>
+    <w:p>
+      <w:pPr>
+        <w:rPr>
+          <w:rFonts w:asciiTheme="minorHAnsi" w:hAnsiTheme="minorHAnsi" w:cstheme="minorHAnsi"/>
+          <w:szCs w:val="21"/>
+          <w:lang w:val="zh-Hans"/>
+        </w:rPr>
+        <w:spacing w:before="0" w:after="80" w:line="320" w:lineRule="exact"/>
+        <w:keepLines/>
+        <w:snapToGrid w:val="0"/>
+        <w:ind w:left="280" w:hanging="280"/>
+      </w:pPr>
+      <w:r>
+        <w:rPr>
+          <w:rFonts w:asciiTheme="minorHAnsi" w:hAnsiTheme="minorHAnsi" w:cstheme="minorHAnsi"/>
+          <w:lang w:val="zh-Hans"/>
+          <w:sz w:val="22"/>
+          <w:szCs w:val="22"/>
+          <w:color w:val="000000"/>
+        </w:rPr>
+        <w:t xml:space="preserve">•</w:t>
+        <w:tab/>
+      </w:r>
+      <w:r>
+        <w:rPr>
+          <w:rFonts w:asciiTheme="minorHAnsi" w:hAnsiTheme="minorHAnsi" w:cstheme="minorHAnsi"/>
+          <w:lang w:val="zh-Hans"/>
+          <w:sz w:val="22"/>
+          <w:szCs w:val="22"/>
+          <w:color w:val="000000"/>
+        </w:rPr>
+        <w:t xml:space="preserve">开展流感与RSV的生物信息学研究，整合基因组、临床与免疫学数据。</w:t>
+      </w:r>
+    </w:p>
+    <w:p>
+      <w:pPr>
+        <w:rPr>
+          <w:rFonts w:asciiTheme="minorHAnsi" w:hAnsiTheme="minorHAnsi" w:cstheme="minorHAnsi"/>
+          <w:szCs w:val="21"/>
+          <w:lang w:val="zh-Hans"/>
+        </w:rPr>
+        <w:spacing w:before="0" w:after="80" w:line="320" w:lineRule="exact"/>
+        <w:keepLines/>
+        <w:snapToGrid w:val="0"/>
+        <w:ind w:left="280" w:hanging="280"/>
+      </w:pPr>
+      <w:r>
+        <w:rPr>
+          <w:rFonts w:asciiTheme="minorHAnsi" w:hAnsiTheme="minorHAnsi" w:cstheme="minorHAnsi"/>
+          <w:lang w:val="zh-Hans"/>
+          <w:sz w:val="22"/>
+          <w:szCs w:val="22"/>
+          <w:color w:val="000000"/>
+        </w:rPr>
+        <w:t xml:space="preserve">•</w:t>
+        <w:tab/>
+      </w:r>
+      <w:r>
+        <w:rPr>
+          <w:rFonts w:asciiTheme="minorHAnsi" w:hAnsiTheme="minorHAnsi" w:cstheme="minorHAnsi"/>
+          <w:lang w:val="zh-Hans"/>
+          <w:sz w:val="22"/>
+          <w:szCs w:val="22"/>
+          <w:color w:val="000000"/>
+        </w:rPr>
+        <w:t xml:space="preserve">参与整合接触者追踪数据与系统发育分析的疫情推断研究，相关合作成果发表于Molecular Biology and Evolution（2024）。</w:t>
+      </w:r>
+    </w:p>
+    <w:p>
+      <w:pPr>
+        <w:rPr>
+          <w:rFonts w:asciiTheme="minorHAnsi" w:hAnsiTheme="minorHAnsi" w:cstheme="minorHAnsi"/>
+          <w:szCs w:val="21"/>
+          <w:lang w:val="zh-Hans"/>
+        </w:rPr>
+        <w:spacing w:before="0" w:after="140" w:line="320" w:lineRule="exact"/>
+        <w:keepLines/>
+        <w:snapToGrid w:val="0"/>
+        <w:ind w:left="280" w:hanging="280"/>
+      </w:pPr>
+      <w:r>
+        <w:rPr>
+          <w:rFonts w:asciiTheme="minorHAnsi" w:hAnsiTheme="minorHAnsi" w:cstheme="minorHAnsi"/>
+          <w:lang w:val="zh-Hans"/>
+          <w:sz w:val="22"/>
+          <w:szCs w:val="22"/>
+          <w:color w:val="000000"/>
+        </w:rPr>
+        <w:t xml:space="preserve">•</w:t>
+        <w:tab/>
+      </w:r>
+      <w:r>
+        <w:rPr>
+          <w:rFonts w:asciiTheme="minorHAnsi" w:hAnsiTheme="minorHAnsi" w:cstheme="minorHAnsi"/>
+          <w:lang w:val="zh-Hans"/>
+          <w:sz w:val="22"/>
+          <w:szCs w:val="22"/>
+          <w:color w:val="000000"/>
+        </w:rPr>
+        <w:t xml:space="preserve">参与柬埔寨及中国南方禽流感的基因组流行病学研究，相关合作成果发表于NEJM及Journal of Virology（2025）。</w:t>
+      </w:r>
+    </w:p>
+    <w:p>
+      <w:pPr>
+        <w:rPr>
+          <w:rFonts w:asciiTheme="minorHAnsi" w:hAnsiTheme="minorHAnsi" w:cstheme="minorHAnsi"/>
+          <w:szCs w:val="21"/>
+          <w:lang w:val="zh-Hans"/>
+        </w:rPr>
+        <w:spacing w:before="80" w:after="40" w:line="320" w:lineRule="exact"/>
+        <w:keepLines/>
+        <w:snapToGrid w:val="0"/>
+        <w:keepNext/>
+      </w:pPr>
+      <w:r>
+        <w:rPr>
+          <w:rFonts w:asciiTheme="minorHAnsi" w:hAnsiTheme="minorHAnsi" w:cstheme="minorHAnsi"/>
+          <w:lang w:val="zh-Hans"/>
+          <w:sz w:val="22"/>
+          <w:szCs w:val="22"/>
+          <w:color w:val="000000"/>
+          <w:b/>
+        </w:rPr>
+        <w:t xml:space="preserve">上海睿昂基因科技股份有限公司 | 生物信息工程师</w:t>
+      </w:r>
+    </w:p>
+    <w:p>
+      <w:pPr>
+        <w:rPr>
+          <w:rFonts w:asciiTheme="minorHAnsi" w:hAnsiTheme="minorHAnsi" w:cstheme="minorHAnsi"/>
+          <w:szCs w:val="21"/>
+          <w:lang w:val="zh-Hans"/>
+        </w:rPr>
+        <w:spacing w:before="0" w:after="80" w:line="320" w:lineRule="exact"/>
+        <w:keepLines/>
+        <w:snapToGrid w:val="0"/>
+        <w:keepNext/>
+      </w:pPr>
+      <w:r>
+        <w:rPr>
+          <w:rFonts w:asciiTheme="minorHAnsi" w:hAnsiTheme="minorHAnsi" w:cstheme="minorHAnsi"/>
+          <w:lang w:val="zh-Hans"/>
+          <w:sz w:val="22"/>
+          <w:szCs w:val="22"/>
+          <w:color w:val="000000"/>
+        </w:rPr>
+        <w:t xml:space="preserve">2024—2025.05；2022.09—2023.05</w:t>
+      </w:r>
+    </w:p>
+    <w:p>
+      <w:pPr>
+        <w:rPr>
+          <w:rFonts w:asciiTheme="minorHAnsi" w:hAnsiTheme="minorHAnsi" w:cstheme="minorHAnsi"/>
+          <w:szCs w:val="21"/>
+          <w:lang w:val="zh-Hans"/>
+        </w:rPr>
+        <w:spacing w:before="0" w:after="80" w:line="320" w:lineRule="exact"/>
+        <w:keepLines/>
+        <w:snapToGrid w:val="0"/>
+        <w:ind w:left="280" w:hanging="280"/>
+      </w:pPr>
+      <w:r>
+        <w:rPr>
+          <w:rFonts w:asciiTheme="minorHAnsi" w:hAnsiTheme="minorHAnsi" w:cstheme="minorHAnsi"/>
+          <w:lang w:val="zh-Hans"/>
+          <w:sz w:val="22"/>
+          <w:szCs w:val="22"/>
+          <w:color w:val="000000"/>
+        </w:rPr>
+        <w:t xml:space="preserve">•</w:t>
+        <w:tab/>
+      </w:r>
+      <w:r>
+        <w:rPr>
+          <w:rFonts w:asciiTheme="minorHAnsi" w:hAnsiTheme="minorHAnsi" w:cstheme="minorHAnsi"/>
+          <w:lang w:val="zh-Hans"/>
+          <w:sz w:val="22"/>
+          <w:szCs w:val="22"/>
+          <w:color w:val="000000"/>
+        </w:rPr>
+        <w:t xml:space="preserve">围绕弥漫大B细胞淋巴瘤测序中的BCL6、BCL2和MYC基因融合检测，开发分析方法，改善NGS与FISH结果的一致性。</w:t>
+      </w:r>
+    </w:p>
+    <w:p>
+      <w:pPr>
+        <w:rPr>
+          <w:rFonts w:asciiTheme="minorHAnsi" w:hAnsiTheme="minorHAnsi" w:cstheme="minorHAnsi"/>
+          <w:szCs w:val="21"/>
+          <w:lang w:val="zh-Hans"/>
+        </w:rPr>
+        <w:spacing w:before="0" w:after="80" w:line="320" w:lineRule="exact"/>
+        <w:keepLines/>
+        <w:snapToGrid w:val="0"/>
+        <w:ind w:left="280" w:hanging="280"/>
+      </w:pPr>
+      <w:r>
+        <w:rPr>
+          <w:rFonts w:asciiTheme="minorHAnsi" w:hAnsiTheme="minorHAnsi" w:cstheme="minorHAnsi"/>
+          <w:lang w:val="zh-Hans"/>
+          <w:sz w:val="22"/>
+          <w:szCs w:val="22"/>
+          <w:color w:val="000000"/>
+        </w:rPr>
+        <w:t xml:space="preserve">•</w:t>
+        <w:tab/>
+      </w:r>
+      <w:r>
+        <w:rPr>
+          <w:rFonts w:asciiTheme="minorHAnsi" w:hAnsiTheme="minorHAnsi" w:cstheme="minorHAnsi"/>
+          <w:lang w:val="zh-Hans"/>
+          <w:sz w:val="22"/>
+          <w:szCs w:val="22"/>
+          <w:color w:val="000000"/>
+        </w:rPr>
+        <w:t xml:space="preserve">搭建低深度全基因组测序拷贝数分析流程，整合QDNAseq、Control-FREEC和ichorCNA。</w:t>
+      </w:r>
+    </w:p>
+    <w:p>
+      <w:pPr>
+        <w:rPr>
+          <w:rFonts w:asciiTheme="minorHAnsi" w:hAnsiTheme="minorHAnsi" w:cstheme="minorHAnsi"/>
+          <w:szCs w:val="21"/>
+          <w:lang w:val="zh-Hans"/>
+        </w:rPr>
+        <w:spacing w:before="0" w:after="80" w:line="320" w:lineRule="exact"/>
+        <w:keepLines/>
+        <w:snapToGrid w:val="0"/>
+        <w:ind w:left="280" w:hanging="280"/>
+      </w:pPr>
+      <w:r>
+        <w:rPr>
+          <w:rFonts w:asciiTheme="minorHAnsi" w:hAnsiTheme="minorHAnsi" w:cstheme="minorHAnsi"/>
+          <w:lang w:val="zh-Hans"/>
+          <w:sz w:val="22"/>
+          <w:szCs w:val="22"/>
+          <w:color w:val="000000"/>
+        </w:rPr>
+        <w:t xml:space="preserve">•</w:t>
+        <w:tab/>
+      </w:r>
+      <w:r>
+        <w:rPr>
+          <w:rFonts w:asciiTheme="minorHAnsi" w:hAnsiTheme="minorHAnsi" w:cstheme="minorHAnsi"/>
+          <w:lang w:val="zh-Hans"/>
+          <w:sz w:val="22"/>
+          <w:szCs w:val="22"/>
+          <w:color w:val="000000"/>
+        </w:rPr>
+        <w:t xml:space="preserve">构建单细胞RNA测序上下游分析流程，与IT团队协作完成自动化平台部署。</w:t>
+      </w:r>
+    </w:p>
+    <w:p>
+      <w:pPr>
+        <w:rPr>
+          <w:rFonts w:asciiTheme="minorHAnsi" w:hAnsiTheme="minorHAnsi" w:cstheme="minorHAnsi"/>
+          <w:szCs w:val="21"/>
+          <w:lang w:val="zh-Hans"/>
+        </w:rPr>
+        <w:spacing w:before="0" w:after="80" w:line="320" w:lineRule="exact"/>
+        <w:keepLines/>
+        <w:snapToGrid w:val="0"/>
+        <w:ind w:left="280" w:hanging="280"/>
+      </w:pPr>
+      <w:r>
+        <w:rPr>
+          <w:rFonts w:asciiTheme="minorHAnsi" w:hAnsiTheme="minorHAnsi" w:cstheme="minorHAnsi"/>
+          <w:lang w:val="zh-Hans"/>
+          <w:sz w:val="22"/>
+          <w:szCs w:val="22"/>
+          <w:color w:val="000000"/>
+        </w:rPr>
+        <w:t xml:space="preserve">•</w:t>
+        <w:tab/>
+      </w:r>
+      <w:r>
+        <w:rPr>
+          <w:rFonts w:asciiTheme="minorHAnsi" w:hAnsiTheme="minorHAnsi" w:cstheme="minorHAnsi"/>
+          <w:lang w:val="zh-Hans"/>
+          <w:sz w:val="22"/>
+          <w:szCs w:val="22"/>
+          <w:color w:val="000000"/>
+        </w:rPr>
+        <w:t xml:space="preserve">基于RNA-seq表达谱开发白血病分子分型预测模型。</w:t>
+      </w:r>
+    </w:p>
+    <w:p>
+      <w:pPr>
+        <w:rPr>
+          <w:rFonts w:asciiTheme="minorHAnsi" w:hAnsiTheme="minorHAnsi" w:cstheme="minorHAnsi"/>
+          <w:szCs w:val="21"/>
+          <w:lang w:val="zh-Hans"/>
+        </w:rPr>
+        <w:spacing w:before="100" w:after="40" w:line="320" w:lineRule="exact"/>
+        <w:keepLines/>
+        <w:snapToGrid w:val="0"/>
+        <w:keepNext/>
+        <w:tabs>
+          <w:tab w:val="right" w:pos="10465"/>
+        </w:tabs>
+      </w:pPr>
+      <w:r>
+        <w:rPr>
+          <w:rFonts w:asciiTheme="minorHAnsi" w:hAnsiTheme="minorHAnsi" w:cstheme="minorHAnsi"/>
+          <w:lang w:val="zh-Hans"/>
+          <w:sz w:val="22"/>
+          <w:szCs w:val="22"/>
           <w:color w:val="000000"/>
           <w:b/>
         </w:rPr>
@@ -1494,8 +1718,8 @@
         <w:rPr>
           <w:rFonts w:asciiTheme="minorHAnsi" w:hAnsiTheme="minorHAnsi" w:cstheme="minorHAnsi"/>
           <w:lang w:val="zh-Hans"/>
-          <w:sz w:val="21"/>
-          <w:szCs w:val="21"/>
+          <w:sz w:val="22"/>
+          <w:szCs w:val="22"/>
           <w:color w:val="000000"/>
           <w:b/>
         </w:rPr>
@@ -1510,7 +1734,7 @@
           <w:szCs w:val="21"/>
           <w:lang w:val="zh-Hans"/>
         </w:rPr>
-        <w:spacing w:before="0" w:after="140" w:line="280" w:lineRule="exact"/>
+        <w:spacing w:before="0" w:after="140" w:line="320" w:lineRule="exact"/>
         <w:keepLines/>
         <w:snapToGrid w:val="0"/>
         <w:ind w:left="280" w:hanging="280"/>
@@ -1519,8 +1743,8 @@
         <w:rPr>
           <w:rFonts w:asciiTheme="minorHAnsi" w:hAnsiTheme="minorHAnsi" w:cstheme="minorHAnsi"/>
           <w:lang w:val="zh-Hans"/>
-          <w:sz w:val="21"/>
-          <w:szCs w:val="21"/>
+          <w:sz w:val="22"/>
+          <w:szCs w:val="22"/>
           <w:color w:val="000000"/>
         </w:rPr>
         <w:t xml:space="preserve">•</w:t>
@@ -1530,8 +1754,8 @@
         <w:rPr>
           <w:rFonts w:asciiTheme="minorHAnsi" w:hAnsiTheme="minorHAnsi" w:cstheme="minorHAnsi"/>
           <w:lang w:val="zh-Hans"/>
-          <w:sz w:val="21"/>
-          <w:szCs w:val="21"/>
+          <w:sz w:val="22"/>
+          <w:szCs w:val="22"/>
           <w:color w:val="000000"/>
         </w:rPr>
         <w:t xml:space="preserve">在爱丁堡大学硕士阶段开发可复用的Shiny模块与R脚本，用于RNA-seq数据的交互式探索。</w:t>
@@ -1544,7 +1768,7 @@
           <w:szCs w:val="21"/>
           <w:lang w:val="zh-Hans"/>
         </w:rPr>
-        <w:spacing w:before="60" w:after="40" w:line="280" w:lineRule="exact"/>
+        <w:spacing w:before="60" w:after="40" w:line="320" w:lineRule="exact"/>
         <w:keepLines/>
         <w:snapToGrid w:val="0"/>
         <w:keepNext/>
@@ -1553,8 +1777,8 @@
         <w:rPr>
           <w:rFonts w:asciiTheme="minorHAnsi" w:hAnsiTheme="minorHAnsi" w:cstheme="minorHAnsi"/>
           <w:lang w:val="zh-Hans"/>
-          <w:sz w:val="21"/>
-          <w:szCs w:val="21"/>
+          <w:sz w:val="22"/>
+          <w:szCs w:val="22"/>
           <w:color w:val="000000"/>
           <w:b/>
         </w:rPr>
@@ -1568,7 +1792,7 @@
           <w:szCs w:val="21"/>
           <w:lang w:val="zh-Hans"/>
         </w:rPr>
-        <w:spacing w:before="0" w:after="40" w:line="280" w:lineRule="exact"/>
+        <w:spacing w:before="0" w:after="40" w:line="320" w:lineRule="exact"/>
         <w:keepLines/>
         <w:snapToGrid w:val="0"/>
         <w:keepNext/>
@@ -1577,8 +1801,8 @@
         <w:rPr>
           <w:rFonts w:asciiTheme="minorHAnsi" w:hAnsiTheme="minorHAnsi" w:cstheme="minorHAnsi"/>
           <w:lang w:val="zh-Hans"/>
-          <w:sz w:val="21"/>
-          <w:szCs w:val="21"/>
+          <w:sz w:val="22"/>
+          <w:szCs w:val="22"/>
           <w:color w:val="000000"/>
         </w:rPr>
         <w:t xml:space="preserve">2020.05—2021.05</w:t>
@@ -1591,7 +1815,7 @@
           <w:szCs w:val="21"/>
           <w:lang w:val="zh-Hans"/>
         </w:rPr>
-        <w:spacing w:before="0" w:after="120" w:line="280" w:lineRule="exact"/>
+        <w:spacing w:before="0" w:after="120" w:line="320" w:lineRule="exact"/>
         <w:keepLines/>
         <w:snapToGrid w:val="0"/>
         <w:ind w:left="280" w:hanging="280"/>
@@ -1600,8 +1824,8 @@
         <w:rPr>
           <w:rFonts w:asciiTheme="minorHAnsi" w:hAnsiTheme="minorHAnsi" w:cstheme="minorHAnsi"/>
           <w:lang w:val="zh-Hans"/>
-          <w:sz w:val="21"/>
-          <w:szCs w:val="21"/>
+          <w:sz w:val="22"/>
+          <w:szCs w:val="22"/>
           <w:color w:val="000000"/>
         </w:rPr>
         <w:t xml:space="preserve">•</w:t>
@@ -1611,8 +1835,8 @@
         <w:rPr>
           <w:rFonts w:asciiTheme="minorHAnsi" w:hAnsiTheme="minorHAnsi" w:cstheme="minorHAnsi"/>
           <w:lang w:val="zh-Hans"/>
-          <w:sz w:val="21"/>
-          <w:szCs w:val="21"/>
+          <w:sz w:val="22"/>
+          <w:szCs w:val="22"/>
           <w:color w:val="000000"/>
         </w:rPr>
         <w:t xml:space="preserve">参与性激素免疫检测试剂研发及抑制素A（INH-A）项目。</w:t>
@@ -1643,26 +1867,92 @@
           <w:b/>
           <w:highlight w:val="lightGray"/>
         </w:rPr>
-        <w:t xml:space="preserve">数据分析技能</w:t>
-      </w:r>
-    </w:p>
-    <w:p>
-      <w:pPr>
-        <w:rPr>
-          <w:rFonts w:asciiTheme="minorHAnsi" w:hAnsiTheme="minorHAnsi" w:cstheme="minorHAnsi"/>
-          <w:szCs w:val="21"/>
-          <w:lang w:val="zh-Hans"/>
-        </w:rPr>
-        <w:spacing w:before="0" w:after="80" w:line="280" w:lineRule="exact"/>
-        <w:keepLines/>
-        <w:snapToGrid w:val="0"/>
-      </w:pPr>
-      <w:r>
-        <w:rPr>
-          <w:rFonts w:asciiTheme="minorHAnsi" w:hAnsiTheme="minorHAnsi" w:cstheme="minorHAnsi"/>
-          <w:lang w:val="zh-Hans"/>
-          <w:sz w:val="21"/>
-          <w:szCs w:val="21"/>
+        <w:t xml:space="preserve">AI与计算技能</w:t>
+      </w:r>
+    </w:p>
+    <w:p>
+      <w:pPr>
+        <w:rPr>
+          <w:rFonts w:asciiTheme="minorHAnsi" w:hAnsiTheme="minorHAnsi" w:cstheme="minorHAnsi"/>
+          <w:szCs w:val="21"/>
+          <w:lang w:val="zh-Hans"/>
+        </w:rPr>
+        <w:spacing w:before="0" w:after="80" w:line="320" w:lineRule="exact"/>
+        <w:keepLines/>
+        <w:snapToGrid w:val="0"/>
+      </w:pPr>
+      <w:r>
+        <w:rPr>
+          <w:rFonts w:asciiTheme="minorHAnsi" w:hAnsiTheme="minorHAnsi" w:cstheme="minorHAnsi"/>
+          <w:lang w:val="zh-Hans"/>
+          <w:sz w:val="22"/>
+          <w:szCs w:val="22"/>
+          <w:color w:val="000000"/>
+          <w:b/>
+        </w:rPr>
+        <w:t xml:space="preserve">AI大模型与基础模型：</w:t>
+      </w:r>
+      <w:r>
+        <w:rPr>
+          <w:rFonts w:asciiTheme="minorHAnsi" w:hAnsiTheme="minorHAnsi" w:cstheme="minorHAnsi"/>
+          <w:lang w:val="zh-Hans"/>
+          <w:sz w:val="22"/>
+          <w:szCs w:val="22"/>
+          <w:color w:val="000000"/>
+        </w:rPr>
+        <w:t xml:space="preserve">核酸基础模型评测、蛋白质语言模型应用、生物序列表征学习。</w:t>
+      </w:r>
+    </w:p>
+    <w:p>
+      <w:pPr>
+        <w:rPr>
+          <w:rFonts w:asciiTheme="minorHAnsi" w:hAnsiTheme="minorHAnsi" w:cstheme="minorHAnsi"/>
+          <w:szCs w:val="21"/>
+          <w:lang w:val="zh-Hans"/>
+        </w:rPr>
+        <w:spacing w:before="0" w:after="80" w:line="320" w:lineRule="exact"/>
+        <w:keepLines/>
+        <w:snapToGrid w:val="0"/>
+      </w:pPr>
+      <w:r>
+        <w:rPr>
+          <w:rFonts w:asciiTheme="minorHAnsi" w:hAnsiTheme="minorHAnsi" w:cstheme="minorHAnsi"/>
+          <w:lang w:val="zh-Hans"/>
+          <w:sz w:val="22"/>
+          <w:szCs w:val="22"/>
+          <w:color w:val="000000"/>
+          <w:b/>
+        </w:rPr>
+        <w:t xml:space="preserve">深度学习：</w:t>
+      </w:r>
+      <w:r>
+        <w:rPr>
+          <w:rFonts w:asciiTheme="minorHAnsi" w:hAnsiTheme="minorHAnsi" w:cstheme="minorHAnsi"/>
+          <w:lang w:val="zh-Hans"/>
+          <w:sz w:val="22"/>
+          <w:szCs w:val="22"/>
+          <w:color w:val="000000"/>
+        </w:rPr>
+        <w:t xml:space="preserve">模型开发与训练、性能评估、基准测试及模型解释。</w:t>
+      </w:r>
+    </w:p>
+    <w:p>
+      <w:pPr>
+        <w:rPr>
+          <w:rFonts w:asciiTheme="minorHAnsi" w:hAnsiTheme="minorHAnsi" w:cstheme="minorHAnsi"/>
+          <w:szCs w:val="21"/>
+          <w:lang w:val="zh-Hans"/>
+        </w:rPr>
+        <w:spacing w:before="0" w:after="80" w:line="320" w:lineRule="exact"/>
+        <w:keepLines/>
+        <w:snapToGrid w:val="0"/>
+      </w:pPr>
+      <w:r>
+        <w:rPr>
+          <w:rFonts w:asciiTheme="minorHAnsi" w:hAnsiTheme="minorHAnsi" w:cstheme="minorHAnsi"/>
+          <w:lang w:val="zh-Hans"/>
+          <w:sz w:val="22"/>
+          <w:szCs w:val="22"/>
           <w:color w:val="000000"/>
           <w:b/>
         </w:rPr>
@@ -1672,110 +1962,44 @@
         <w:rPr>
           <w:rFonts w:asciiTheme="minorHAnsi" w:hAnsiTheme="minorHAnsi" w:cstheme="minorHAnsi"/>
           <w:lang w:val="zh-Hans"/>
-          <w:sz w:val="21"/>
-          <w:szCs w:val="21"/>
-          <w:color w:val="000000"/>
-        </w:rPr>
-        <w:t xml:space="preserve">R、Python、Linux、Shell、Docker、SQL</w:t>
-      </w:r>
-    </w:p>
-    <w:p>
-      <w:pPr>
-        <w:rPr>
-          <w:rFonts w:asciiTheme="minorHAnsi" w:hAnsiTheme="minorHAnsi" w:cstheme="minorHAnsi"/>
-          <w:szCs w:val="21"/>
-          <w:lang w:val="zh-Hans"/>
-        </w:rPr>
-        <w:spacing w:before="0" w:after="80" w:line="280" w:lineRule="exact"/>
-        <w:keepLines/>
-        <w:snapToGrid w:val="0"/>
-      </w:pPr>
-      <w:r>
-        <w:rPr>
-          <w:rFonts w:asciiTheme="minorHAnsi" w:hAnsiTheme="minorHAnsi" w:cstheme="minorHAnsi"/>
-          <w:lang w:val="zh-Hans"/>
-          <w:sz w:val="21"/>
-          <w:szCs w:val="21"/>
-          <w:color w:val="000000"/>
-          <w:b/>
-        </w:rPr>
-        <w:t xml:space="preserve">组学数据分析：</w:t>
-      </w:r>
-      <w:r>
-        <w:rPr>
-          <w:rFonts w:asciiTheme="minorHAnsi" w:hAnsiTheme="minorHAnsi" w:cstheme="minorHAnsi"/>
-          <w:lang w:val="zh-Hans"/>
-          <w:sz w:val="21"/>
-          <w:szCs w:val="21"/>
-          <w:color w:val="000000"/>
-        </w:rPr>
-        <w:t xml:space="preserve">RNA-seq、单细胞RNA-seq、全基因组测序、拷贝数分析与流程开发</w:t>
-      </w:r>
-    </w:p>
-    <w:p>
-      <w:pPr>
-        <w:rPr>
-          <w:rFonts w:asciiTheme="minorHAnsi" w:hAnsiTheme="minorHAnsi" w:cstheme="minorHAnsi"/>
-          <w:szCs w:val="21"/>
-          <w:lang w:val="zh-Hans"/>
-        </w:rPr>
-        <w:spacing w:before="0" w:after="80" w:line="280" w:lineRule="exact"/>
-        <w:keepLines/>
-        <w:snapToGrid w:val="0"/>
-      </w:pPr>
-      <w:r>
-        <w:rPr>
-          <w:rFonts w:asciiTheme="minorHAnsi" w:hAnsiTheme="minorHAnsi" w:cstheme="minorHAnsi"/>
-          <w:lang w:val="zh-Hans"/>
-          <w:sz w:val="21"/>
-          <w:szCs w:val="21"/>
-          <w:color w:val="000000"/>
-          <w:b/>
-        </w:rPr>
-        <w:t xml:space="preserve">进化分析与建模：</w:t>
-      </w:r>
-      <w:r>
-        <w:rPr>
-          <w:rFonts w:asciiTheme="minorHAnsi" w:hAnsiTheme="minorHAnsi" w:cstheme="minorHAnsi"/>
-          <w:lang w:val="zh-Hans"/>
-          <w:sz w:val="21"/>
-          <w:szCs w:val="21"/>
-          <w:color w:val="000000"/>
-        </w:rPr>
-        <w:t xml:space="preserve">系统发育分析、BEAST、Nextstrain、统计分析与深度学习</w:t>
-      </w:r>
-    </w:p>
-    <w:p>
-      <w:pPr>
-        <w:rPr>
-          <w:rFonts w:asciiTheme="minorHAnsi" w:hAnsiTheme="minorHAnsi" w:cstheme="minorHAnsi"/>
-          <w:szCs w:val="21"/>
-          <w:lang w:val="zh-Hans"/>
-        </w:rPr>
-        <w:spacing w:before="0" w:after="80" w:line="280" w:lineRule="exact"/>
-        <w:keepLines/>
-        <w:snapToGrid w:val="0"/>
-      </w:pPr>
-      <w:r>
-        <w:rPr>
-          <w:rFonts w:asciiTheme="minorHAnsi" w:hAnsiTheme="minorHAnsi" w:cstheme="minorHAnsi"/>
-          <w:lang w:val="zh-Hans"/>
-          <w:sz w:val="21"/>
-          <w:szCs w:val="21"/>
-          <w:color w:val="000000"/>
-          <w:b/>
-        </w:rPr>
-        <w:t xml:space="preserve">可视化与工具开发：</w:t>
-      </w:r>
-      <w:r>
-        <w:rPr>
-          <w:rFonts w:asciiTheme="minorHAnsi" w:hAnsiTheme="minorHAnsi" w:cstheme="minorHAnsi"/>
-          <w:lang w:val="zh-Hans"/>
-          <w:sz w:val="21"/>
-          <w:szCs w:val="21"/>
-          <w:color w:val="000000"/>
-        </w:rPr>
-        <w:t xml:space="preserve">R Shiny、交互式数据探索与科研可视化</w:t>
+          <w:sz w:val="22"/>
+          <w:szCs w:val="22"/>
+          <w:color w:val="000000"/>
+        </w:rPr>
+        <w:t xml:space="preserve">R、Python、Linux、Shell、Docker、SQL。</w:t>
+      </w:r>
+    </w:p>
+    <w:p>
+      <w:pPr>
+        <w:rPr>
+          <w:rFonts w:asciiTheme="minorHAnsi" w:hAnsiTheme="minorHAnsi" w:cstheme="minorHAnsi"/>
+          <w:szCs w:val="21"/>
+          <w:lang w:val="zh-Hans"/>
+        </w:rPr>
+        <w:spacing w:before="0" w:after="80" w:line="320" w:lineRule="exact"/>
+        <w:keepLines/>
+        <w:snapToGrid w:val="0"/>
+      </w:pPr>
+      <w:r>
+        <w:rPr>
+          <w:rFonts w:asciiTheme="minorHAnsi" w:hAnsiTheme="minorHAnsi" w:cstheme="minorHAnsi"/>
+          <w:lang w:val="zh-Hans"/>
+          <w:sz w:val="22"/>
+          <w:szCs w:val="22"/>
+          <w:color w:val="000000"/>
+          <w:b/>
+        </w:rPr>
+        <w:t xml:space="preserve">生物信息学：</w:t>
+      </w:r>
+      <w:r>
+        <w:rPr>
+          <w:rFonts w:asciiTheme="minorHAnsi" w:hAnsiTheme="minorHAnsi" w:cstheme="minorHAnsi"/>
+          <w:lang w:val="zh-Hans"/>
+          <w:sz w:val="22"/>
+          <w:szCs w:val="22"/>
+          <w:color w:val="000000"/>
+        </w:rPr>
+        <w:t xml:space="preserve">系统发育分析、BEAST、Nextstrain、RNA-seq、单细胞RNA-seq、WGS与拷贝数分析。</w:t>
       </w:r>
     </w:p>
     <w:p>
@@ -1813,16 +2037,16 @@
           <w:szCs w:val="21"/>
           <w:lang w:val="zh-Hans"/>
         </w:rPr>
-        <w:spacing w:before="0" w:after="60" w:line="280" w:lineRule="exact"/>
-        <w:keepLines/>
-        <w:snapToGrid w:val="0"/>
-      </w:pPr>
-      <w:r>
-        <w:rPr>
-          <w:rFonts w:asciiTheme="minorHAnsi" w:hAnsiTheme="minorHAnsi" w:cstheme="minorHAnsi"/>
-          <w:lang w:val="zh-Hans"/>
-          <w:sz w:val="21"/>
-          <w:szCs w:val="21"/>
+        <w:spacing w:before="0" w:after="60" w:line="320" w:lineRule="exact"/>
+        <w:keepLines/>
+        <w:snapToGrid w:val="0"/>
+      </w:pPr>
+      <w:r>
+        <w:rPr>
+          <w:rFonts w:asciiTheme="minorHAnsi" w:hAnsiTheme="minorHAnsi" w:cstheme="minorHAnsi"/>
+          <w:lang w:val="zh-Hans"/>
+          <w:sz w:val="22"/>
+          <w:szCs w:val="22"/>
           <w:color w:val="000000"/>
           <w:b/>
         </w:rPr>
@@ -1836,16 +2060,16 @@
           <w:szCs w:val="21"/>
           <w:lang w:val="zh-Hans"/>
         </w:rPr>
-        <w:spacing w:before="0" w:after="100" w:line="280" w:lineRule="exact"/>
-        <w:keepLines/>
-        <w:snapToGrid w:val="0"/>
-      </w:pPr>
-      <w:r>
-        <w:rPr>
-          <w:rFonts w:asciiTheme="minorHAnsi" w:hAnsiTheme="minorHAnsi" w:cstheme="minorHAnsi"/>
-          <w:lang w:val="zh-Hans"/>
-          <w:sz w:val="21"/>
-          <w:szCs w:val="21"/>
+        <w:spacing w:before="0" w:after="100" w:line="320" w:lineRule="exact"/>
+        <w:keepLines/>
+        <w:snapToGrid w:val="0"/>
+      </w:pPr>
+      <w:r>
+        <w:rPr>
+          <w:rFonts w:asciiTheme="minorHAnsi" w:hAnsiTheme="minorHAnsi" w:cstheme="minorHAnsi"/>
+          <w:lang w:val="zh-Hans"/>
+          <w:sz w:val="22"/>
+          <w:szCs w:val="22"/>
           <w:color w:val="000000"/>
         </w:rPr>
         <w:t xml:space="preserve">单细胞RNA-seq分析流程 · RNA-seq分子分型 · R Shiny交互式分析工具</w:t>

--- a/uploads/Shu_Hu_CV_ZH.docx
+++ b/uploads/Shu_Hu_CV_ZH.docx
@@ -519,7 +519,7 @@
           <w:color w:val="000000"/>
           <w:i/>
         </w:rPr>
-        <w:t xml:space="preserve">Cell Reports Medicine</w:t>
+        <w:t xml:space="preserve">Cell Reports Methods</w:t>
       </w:r>
       <w:r>
         <w:rPr>
@@ -1327,7 +1327,7 @@
           <w:szCs w:val="22"/>
           <w:color w:val="000000"/>
         </w:rPr>
-        <w:t xml:space="preserve">共同设计并实现UniCAV模型及训练框架，承担数据整理、计算分析、基准评测与初稿撰写；共同第一作者稿件正在Cell Reports Medicine返修。</w:t>
+        <w:t xml:space="preserve">共同设计并实现UniCAV模型及训练框架，承担数据整理、计算分析、基准评测与初稿撰写；共同第一作者稿件正在Cell Reports Methods返修。</w:t>
       </w:r>
     </w:p>
     <w:p>

--- a/uploads/Shu_Hu_CV_ZH.docx
+++ b/uploads/Shu_Hu_CV_ZH.docx
@@ -1264,7 +1264,7 @@
           <w:szCs w:val="21"/>
           <w:lang w:val="zh-Hans"/>
         </w:rPr>
-        <w:spacing w:before="0" w:after="40" w:line="320" w:lineRule="exact"/>
+        <w:spacing w:before="0" w:after="0" w:line="320" w:lineRule="exact"/>
         <w:keepLines/>
         <w:snapToGrid w:val="0"/>
         <w:keepNext/>
@@ -1281,7 +1281,7 @@
           <w:color w:val="000000"/>
           <w:b/>
         </w:rPr>
-        <w:t xml:space="preserve">复旦大学 | 博士阶段研究</w:t>
+        <w:t xml:space="preserve">复旦大学</w:t>
       </w:r>
       <w:r>
         <w:rPr>
@@ -1303,6 +1303,29 @@
           <w:szCs w:val="21"/>
           <w:lang w:val="zh-Hans"/>
         </w:rPr>
+        <w:spacing w:before="0" w:after="60" w:line="320" w:lineRule="exact"/>
+        <w:keepLines/>
+        <w:snapToGrid w:val="0"/>
+        <w:keepNext/>
+      </w:pPr>
+      <w:r>
+        <w:rPr>
+          <w:rFonts w:asciiTheme="minorHAnsi" w:hAnsiTheme="minorHAnsi" w:cstheme="minorHAnsi"/>
+          <w:lang w:val="zh-Hans"/>
+          <w:sz w:val="22"/>
+          <w:szCs w:val="22"/>
+          <w:color w:val="000000"/>
+        </w:rPr>
+        <w:t xml:space="preserve">博士阶段研究</w:t>
+      </w:r>
+    </w:p>
+    <w:p>
+      <w:pPr>
+        <w:rPr>
+          <w:rFonts w:asciiTheme="minorHAnsi" w:hAnsiTheme="minorHAnsi" w:cstheme="minorHAnsi"/>
+          <w:szCs w:val="21"/>
+          <w:lang w:val="zh-Hans"/>
+        </w:rPr>
         <w:spacing w:before="0" w:after="80" w:line="320" w:lineRule="exact"/>
         <w:keepLines/>
         <w:snapToGrid w:val="0"/>
@@ -1371,7 +1394,7 @@
           <w:szCs w:val="21"/>
           <w:lang w:val="zh-Hans"/>
         </w:rPr>
-        <w:spacing w:before="0" w:after="40" w:line="320" w:lineRule="exact"/>
+        <w:spacing w:before="0" w:after="0" w:line="320" w:lineRule="exact"/>
         <w:keepLines/>
         <w:snapToGrid w:val="0"/>
         <w:keepNext/>
@@ -1388,7 +1411,7 @@
           <w:color w:val="000000"/>
           <w:b/>
         </w:rPr>
-        <w:t xml:space="preserve">香港大学 | 一级科研助理</w:t>
+        <w:t xml:space="preserve">香港大学</w:t>
       </w:r>
       <w:r>
         <w:rPr>
@@ -1410,6 +1433,29 @@
           <w:szCs w:val="21"/>
           <w:lang w:val="zh-Hans"/>
         </w:rPr>
+        <w:spacing w:before="0" w:after="60" w:line="320" w:lineRule="exact"/>
+        <w:keepLines/>
+        <w:snapToGrid w:val="0"/>
+        <w:keepNext/>
+      </w:pPr>
+      <w:r>
+        <w:rPr>
+          <w:rFonts w:asciiTheme="minorHAnsi" w:hAnsiTheme="minorHAnsi" w:cstheme="minorHAnsi"/>
+          <w:lang w:val="zh-Hans"/>
+          <w:sz w:val="22"/>
+          <w:szCs w:val="22"/>
+          <w:color w:val="000000"/>
+        </w:rPr>
+        <w:t xml:space="preserve">一级科研助理</w:t>
+      </w:r>
+    </w:p>
+    <w:p>
+      <w:pPr>
+        <w:rPr>
+          <w:rFonts w:asciiTheme="minorHAnsi" w:hAnsiTheme="minorHAnsi" w:cstheme="minorHAnsi"/>
+          <w:szCs w:val="21"/>
+          <w:lang w:val="zh-Hans"/>
+        </w:rPr>
         <w:spacing w:before="0" w:after="80" w:line="320" w:lineRule="exact"/>
         <w:keepLines/>
         <w:snapToGrid w:val="0"/>
@@ -1512,190 +1558,7 @@
           <w:szCs w:val="21"/>
           <w:lang w:val="zh-Hans"/>
         </w:rPr>
-        <w:spacing w:before="80" w:after="40" w:line="320" w:lineRule="exact"/>
-        <w:keepLines/>
-        <w:snapToGrid w:val="0"/>
-        <w:keepNext/>
-      </w:pPr>
-      <w:r>
-        <w:rPr>
-          <w:rFonts w:asciiTheme="minorHAnsi" w:hAnsiTheme="minorHAnsi" w:cstheme="minorHAnsi"/>
-          <w:lang w:val="zh-Hans"/>
-          <w:sz w:val="22"/>
-          <w:szCs w:val="22"/>
-          <w:color w:val="000000"/>
-          <w:b/>
-        </w:rPr>
-        <w:t xml:space="preserve">上海睿昂基因科技股份有限公司 | 生物信息工程师</w:t>
-      </w:r>
-    </w:p>
-    <w:p>
-      <w:pPr>
-        <w:rPr>
-          <w:rFonts w:asciiTheme="minorHAnsi" w:hAnsiTheme="minorHAnsi" w:cstheme="minorHAnsi"/>
-          <w:szCs w:val="21"/>
-          <w:lang w:val="zh-Hans"/>
-        </w:rPr>
-        <w:spacing w:before="0" w:after="80" w:line="320" w:lineRule="exact"/>
-        <w:keepLines/>
-        <w:snapToGrid w:val="0"/>
-        <w:keepNext/>
-      </w:pPr>
-      <w:r>
-        <w:rPr>
-          <w:rFonts w:asciiTheme="minorHAnsi" w:hAnsiTheme="minorHAnsi" w:cstheme="minorHAnsi"/>
-          <w:lang w:val="zh-Hans"/>
-          <w:sz w:val="22"/>
-          <w:szCs w:val="22"/>
-          <w:color w:val="000000"/>
-        </w:rPr>
-        <w:t xml:space="preserve">2024—2025.05；2022.09—2023.05</w:t>
-      </w:r>
-    </w:p>
-    <w:p>
-      <w:pPr>
-        <w:rPr>
-          <w:rFonts w:asciiTheme="minorHAnsi" w:hAnsiTheme="minorHAnsi" w:cstheme="minorHAnsi"/>
-          <w:szCs w:val="21"/>
-          <w:lang w:val="zh-Hans"/>
-        </w:rPr>
-        <w:spacing w:before="0" w:after="80" w:line="320" w:lineRule="exact"/>
-        <w:keepLines/>
-        <w:snapToGrid w:val="0"/>
-        <w:ind w:left="280" w:hanging="280"/>
-      </w:pPr>
-      <w:r>
-        <w:rPr>
-          <w:rFonts w:asciiTheme="minorHAnsi" w:hAnsiTheme="minorHAnsi" w:cstheme="minorHAnsi"/>
-          <w:lang w:val="zh-Hans"/>
-          <w:sz w:val="22"/>
-          <w:szCs w:val="22"/>
-          <w:color w:val="000000"/>
-        </w:rPr>
-        <w:t xml:space="preserve">•</w:t>
-        <w:tab/>
-      </w:r>
-      <w:r>
-        <w:rPr>
-          <w:rFonts w:asciiTheme="minorHAnsi" w:hAnsiTheme="minorHAnsi" w:cstheme="minorHAnsi"/>
-          <w:lang w:val="zh-Hans"/>
-          <w:sz w:val="22"/>
-          <w:szCs w:val="22"/>
-          <w:color w:val="000000"/>
-        </w:rPr>
-        <w:t xml:space="preserve">围绕弥漫大B细胞淋巴瘤测序中的BCL6、BCL2和MYC基因融合检测，开发分析方法，改善NGS与FISH结果的一致性。</w:t>
-      </w:r>
-    </w:p>
-    <w:p>
-      <w:pPr>
-        <w:rPr>
-          <w:rFonts w:asciiTheme="minorHAnsi" w:hAnsiTheme="minorHAnsi" w:cstheme="minorHAnsi"/>
-          <w:szCs w:val="21"/>
-          <w:lang w:val="zh-Hans"/>
-        </w:rPr>
-        <w:spacing w:before="0" w:after="80" w:line="320" w:lineRule="exact"/>
-        <w:keepLines/>
-        <w:snapToGrid w:val="0"/>
-        <w:ind w:left="280" w:hanging="280"/>
-      </w:pPr>
-      <w:r>
-        <w:rPr>
-          <w:rFonts w:asciiTheme="minorHAnsi" w:hAnsiTheme="minorHAnsi" w:cstheme="minorHAnsi"/>
-          <w:lang w:val="zh-Hans"/>
-          <w:sz w:val="22"/>
-          <w:szCs w:val="22"/>
-          <w:color w:val="000000"/>
-        </w:rPr>
-        <w:t xml:space="preserve">•</w:t>
-        <w:tab/>
-      </w:r>
-      <w:r>
-        <w:rPr>
-          <w:rFonts w:asciiTheme="minorHAnsi" w:hAnsiTheme="minorHAnsi" w:cstheme="minorHAnsi"/>
-          <w:lang w:val="zh-Hans"/>
-          <w:sz w:val="22"/>
-          <w:szCs w:val="22"/>
-          <w:color w:val="000000"/>
-        </w:rPr>
-        <w:t xml:space="preserve">搭建低深度全基因组测序拷贝数分析流程，整合QDNAseq、Control-FREEC和ichorCNA。</w:t>
-      </w:r>
-    </w:p>
-    <w:p>
-      <w:pPr>
-        <w:rPr>
-          <w:rFonts w:asciiTheme="minorHAnsi" w:hAnsiTheme="minorHAnsi" w:cstheme="minorHAnsi"/>
-          <w:szCs w:val="21"/>
-          <w:lang w:val="zh-Hans"/>
-        </w:rPr>
-        <w:spacing w:before="0" w:after="80" w:line="320" w:lineRule="exact"/>
-        <w:keepLines/>
-        <w:snapToGrid w:val="0"/>
-        <w:ind w:left="280" w:hanging="280"/>
-      </w:pPr>
-      <w:r>
-        <w:rPr>
-          <w:rFonts w:asciiTheme="minorHAnsi" w:hAnsiTheme="minorHAnsi" w:cstheme="minorHAnsi"/>
-          <w:lang w:val="zh-Hans"/>
-          <w:sz w:val="22"/>
-          <w:szCs w:val="22"/>
-          <w:color w:val="000000"/>
-        </w:rPr>
-        <w:t xml:space="preserve">•</w:t>
-        <w:tab/>
-      </w:r>
-      <w:r>
-        <w:rPr>
-          <w:rFonts w:asciiTheme="minorHAnsi" w:hAnsiTheme="minorHAnsi" w:cstheme="minorHAnsi"/>
-          <w:lang w:val="zh-Hans"/>
-          <w:sz w:val="22"/>
-          <w:szCs w:val="22"/>
-          <w:color w:val="000000"/>
-        </w:rPr>
-        <w:t xml:space="preserve">构建单细胞RNA测序上下游分析流程，与IT团队协作完成自动化平台部署。</w:t>
-      </w:r>
-    </w:p>
-    <w:p>
-      <w:pPr>
-        <w:rPr>
-          <w:rFonts w:asciiTheme="minorHAnsi" w:hAnsiTheme="minorHAnsi" w:cstheme="minorHAnsi"/>
-          <w:szCs w:val="21"/>
-          <w:lang w:val="zh-Hans"/>
-        </w:rPr>
-        <w:spacing w:before="0" w:after="80" w:line="320" w:lineRule="exact"/>
-        <w:keepLines/>
-        <w:snapToGrid w:val="0"/>
-        <w:ind w:left="280" w:hanging="280"/>
-      </w:pPr>
-      <w:r>
-        <w:rPr>
-          <w:rFonts w:asciiTheme="minorHAnsi" w:hAnsiTheme="minorHAnsi" w:cstheme="minorHAnsi"/>
-          <w:lang w:val="zh-Hans"/>
-          <w:sz w:val="22"/>
-          <w:szCs w:val="22"/>
-          <w:color w:val="000000"/>
-        </w:rPr>
-        <w:t xml:space="preserve">•</w:t>
-        <w:tab/>
-      </w:r>
-      <w:r>
-        <w:rPr>
-          <w:rFonts w:asciiTheme="minorHAnsi" w:hAnsiTheme="minorHAnsi" w:cstheme="minorHAnsi"/>
-          <w:lang w:val="zh-Hans"/>
-          <w:sz w:val="22"/>
-          <w:szCs w:val="22"/>
-          <w:color w:val="000000"/>
-        </w:rPr>
-        <w:t xml:space="preserve">基于RNA-seq表达谱开发白血病分子分型预测模型。</w:t>
-      </w:r>
-    </w:p>
-    <w:p>
-      <w:pPr>
-        <w:rPr>
-          <w:rFonts w:asciiTheme="minorHAnsi" w:hAnsiTheme="minorHAnsi" w:cstheme="minorHAnsi"/>
-          <w:szCs w:val="21"/>
-          <w:lang w:val="zh-Hans"/>
-        </w:rPr>
-        <w:spacing w:before="100" w:after="40" w:line="320" w:lineRule="exact"/>
+        <w:spacing w:before="80" w:after="0" w:line="320" w:lineRule="exact"/>
         <w:keepLines/>
         <w:snapToGrid w:val="0"/>
         <w:keepNext/>
@@ -1712,7 +1575,205 @@
           <w:color w:val="000000"/>
           <w:b/>
         </w:rPr>
-        <w:t xml:space="preserve">爱丁堡大学 | 硕士阶段研究</w:t>
+        <w:t xml:space="preserve">上海睿昂基因科技股份有限公司</w:t>
+      </w:r>
+      <w:r>
+        <w:rPr>
+          <w:rFonts w:asciiTheme="minorHAnsi" w:hAnsiTheme="minorHAnsi" w:cstheme="minorHAnsi"/>
+          <w:lang w:val="zh-Hans"/>
+          <w:sz w:val="22"/>
+          <w:szCs w:val="22"/>
+          <w:color w:val="000000"/>
+          <w:b/>
+        </w:rPr>
+        <w:tab/>
+        <w:t xml:space="preserve">2024—2025.05；2022.09—2023.05</w:t>
+      </w:r>
+    </w:p>
+    <w:p>
+      <w:pPr>
+        <w:rPr>
+          <w:rFonts w:asciiTheme="minorHAnsi" w:hAnsiTheme="minorHAnsi" w:cstheme="minorHAnsi"/>
+          <w:szCs w:val="21"/>
+          <w:lang w:val="zh-Hans"/>
+        </w:rPr>
+        <w:spacing w:before="0" w:after="60" w:line="320" w:lineRule="exact"/>
+        <w:keepLines/>
+        <w:snapToGrid w:val="0"/>
+        <w:keepNext/>
+      </w:pPr>
+      <w:r>
+        <w:rPr>
+          <w:rFonts w:asciiTheme="minorHAnsi" w:hAnsiTheme="minorHAnsi" w:cstheme="minorHAnsi"/>
+          <w:lang w:val="zh-Hans"/>
+          <w:sz w:val="22"/>
+          <w:szCs w:val="22"/>
+          <w:color w:val="000000"/>
+        </w:rPr>
+        <w:t xml:space="preserve">生物信息工程师</w:t>
+      </w:r>
+    </w:p>
+    <w:p>
+      <w:pPr>
+        <w:rPr>
+          <w:rFonts w:asciiTheme="minorHAnsi" w:hAnsiTheme="minorHAnsi" w:cstheme="minorHAnsi"/>
+          <w:szCs w:val="21"/>
+          <w:lang w:val="zh-Hans"/>
+        </w:rPr>
+        <w:spacing w:before="0" w:after="80" w:line="320" w:lineRule="exact"/>
+        <w:keepLines/>
+        <w:snapToGrid w:val="0"/>
+        <w:ind w:left="280" w:hanging="280"/>
+      </w:pPr>
+      <w:r>
+        <w:rPr>
+          <w:rFonts w:asciiTheme="minorHAnsi" w:hAnsiTheme="minorHAnsi" w:cstheme="minorHAnsi"/>
+          <w:lang w:val="zh-Hans"/>
+          <w:sz w:val="22"/>
+          <w:szCs w:val="22"/>
+          <w:color w:val="000000"/>
+        </w:rPr>
+        <w:t xml:space="preserve">•</w:t>
+        <w:tab/>
+      </w:r>
+      <w:r>
+        <w:rPr>
+          <w:rFonts w:asciiTheme="minorHAnsi" w:hAnsiTheme="minorHAnsi" w:cstheme="minorHAnsi"/>
+          <w:lang w:val="zh-Hans"/>
+          <w:sz w:val="22"/>
+          <w:szCs w:val="22"/>
+          <w:color w:val="000000"/>
+        </w:rPr>
+        <w:t xml:space="preserve">围绕弥漫大B细胞淋巴瘤测序中的BCL6、BCL2和MYC基因融合检测，开发分析方法，改善NGS与FISH结果的一致性。</w:t>
+      </w:r>
+    </w:p>
+    <w:p>
+      <w:pPr>
+        <w:rPr>
+          <w:rFonts w:asciiTheme="minorHAnsi" w:hAnsiTheme="minorHAnsi" w:cstheme="minorHAnsi"/>
+          <w:szCs w:val="21"/>
+          <w:lang w:val="zh-Hans"/>
+        </w:rPr>
+        <w:spacing w:before="0" w:after="80" w:line="320" w:lineRule="exact"/>
+        <w:keepLines/>
+        <w:snapToGrid w:val="0"/>
+        <w:ind w:left="280" w:hanging="280"/>
+      </w:pPr>
+      <w:r>
+        <w:rPr>
+          <w:rFonts w:asciiTheme="minorHAnsi" w:hAnsiTheme="minorHAnsi" w:cstheme="minorHAnsi"/>
+          <w:lang w:val="zh-Hans"/>
+          <w:sz w:val="22"/>
+          <w:szCs w:val="22"/>
+          <w:color w:val="000000"/>
+        </w:rPr>
+        <w:t xml:space="preserve">•</w:t>
+        <w:tab/>
+      </w:r>
+      <w:r>
+        <w:rPr>
+          <w:rFonts w:asciiTheme="minorHAnsi" w:hAnsiTheme="minorHAnsi" w:cstheme="minorHAnsi"/>
+          <w:lang w:val="zh-Hans"/>
+          <w:sz w:val="22"/>
+          <w:szCs w:val="22"/>
+          <w:color w:val="000000"/>
+        </w:rPr>
+        <w:t xml:space="preserve">搭建低深度全基因组测序拷贝数分析流程，整合QDNAseq、Control-FREEC和ichorCNA。</w:t>
+      </w:r>
+    </w:p>
+    <w:p>
+      <w:pPr>
+        <w:rPr>
+          <w:rFonts w:asciiTheme="minorHAnsi" w:hAnsiTheme="minorHAnsi" w:cstheme="minorHAnsi"/>
+          <w:szCs w:val="21"/>
+          <w:lang w:val="zh-Hans"/>
+        </w:rPr>
+        <w:spacing w:before="0" w:after="80" w:line="320" w:lineRule="exact"/>
+        <w:keepLines/>
+        <w:snapToGrid w:val="0"/>
+        <w:ind w:left="280" w:hanging="280"/>
+      </w:pPr>
+      <w:r>
+        <w:rPr>
+          <w:rFonts w:asciiTheme="minorHAnsi" w:hAnsiTheme="minorHAnsi" w:cstheme="minorHAnsi"/>
+          <w:lang w:val="zh-Hans"/>
+          <w:sz w:val="22"/>
+          <w:szCs w:val="22"/>
+          <w:color w:val="000000"/>
+        </w:rPr>
+        <w:t xml:space="preserve">•</w:t>
+        <w:tab/>
+      </w:r>
+      <w:r>
+        <w:rPr>
+          <w:rFonts w:asciiTheme="minorHAnsi" w:hAnsiTheme="minorHAnsi" w:cstheme="minorHAnsi"/>
+          <w:lang w:val="zh-Hans"/>
+          <w:sz w:val="22"/>
+          <w:szCs w:val="22"/>
+          <w:color w:val="000000"/>
+        </w:rPr>
+        <w:t xml:space="preserve">构建单细胞RNA测序上下游分析流程，与IT团队协作完成自动化平台部署。</w:t>
+      </w:r>
+    </w:p>
+    <w:p>
+      <w:pPr>
+        <w:rPr>
+          <w:rFonts w:asciiTheme="minorHAnsi" w:hAnsiTheme="minorHAnsi" w:cstheme="minorHAnsi"/>
+          <w:szCs w:val="21"/>
+          <w:lang w:val="zh-Hans"/>
+        </w:rPr>
+        <w:spacing w:before="0" w:after="80" w:line="320" w:lineRule="exact"/>
+        <w:keepLines/>
+        <w:snapToGrid w:val="0"/>
+        <w:ind w:left="280" w:hanging="280"/>
+      </w:pPr>
+      <w:r>
+        <w:rPr>
+          <w:rFonts w:asciiTheme="minorHAnsi" w:hAnsiTheme="minorHAnsi" w:cstheme="minorHAnsi"/>
+          <w:lang w:val="zh-Hans"/>
+          <w:sz w:val="22"/>
+          <w:szCs w:val="22"/>
+          <w:color w:val="000000"/>
+        </w:rPr>
+        <w:t xml:space="preserve">•</w:t>
+        <w:tab/>
+      </w:r>
+      <w:r>
+        <w:rPr>
+          <w:rFonts w:asciiTheme="minorHAnsi" w:hAnsiTheme="minorHAnsi" w:cstheme="minorHAnsi"/>
+          <w:lang w:val="zh-Hans"/>
+          <w:sz w:val="22"/>
+          <w:szCs w:val="22"/>
+          <w:color w:val="000000"/>
+        </w:rPr>
+        <w:t xml:space="preserve">基于RNA-seq表达谱开发白血病分子分型预测模型。</w:t>
+      </w:r>
+    </w:p>
+    <w:p>
+      <w:pPr>
+        <w:rPr>
+          <w:rFonts w:asciiTheme="minorHAnsi" w:hAnsiTheme="minorHAnsi" w:cstheme="minorHAnsi"/>
+          <w:szCs w:val="21"/>
+          <w:lang w:val="zh-Hans"/>
+        </w:rPr>
+        <w:spacing w:before="100" w:after="0" w:line="320" w:lineRule="exact"/>
+        <w:keepLines/>
+        <w:snapToGrid w:val="0"/>
+        <w:keepNext/>
+        <w:tabs>
+          <w:tab w:val="right" w:pos="10465"/>
+        </w:tabs>
+      </w:pPr>
+      <w:r>
+        <w:rPr>
+          <w:rFonts w:asciiTheme="minorHAnsi" w:hAnsiTheme="minorHAnsi" w:cstheme="minorHAnsi"/>
+          <w:lang w:val="zh-Hans"/>
+          <w:sz w:val="22"/>
+          <w:szCs w:val="22"/>
+          <w:color w:val="000000"/>
+          <w:b/>
+        </w:rPr>
+        <w:t xml:space="preserve">爱丁堡大学</w:t>
       </w:r>
       <w:r>
         <w:rPr>
@@ -1734,6 +1795,29 @@
           <w:szCs w:val="21"/>
           <w:lang w:val="zh-Hans"/>
         </w:rPr>
+        <w:spacing w:before="0" w:after="60" w:line="320" w:lineRule="exact"/>
+        <w:keepLines/>
+        <w:snapToGrid w:val="0"/>
+        <w:keepNext/>
+      </w:pPr>
+      <w:r>
+        <w:rPr>
+          <w:rFonts w:asciiTheme="minorHAnsi" w:hAnsiTheme="minorHAnsi" w:cstheme="minorHAnsi"/>
+          <w:lang w:val="zh-Hans"/>
+          <w:sz w:val="22"/>
+          <w:szCs w:val="22"/>
+          <w:color w:val="000000"/>
+        </w:rPr>
+        <w:t xml:space="preserve">硕士阶段研究</w:t>
+      </w:r>
+    </w:p>
+    <w:p>
+      <w:pPr>
+        <w:rPr>
+          <w:rFonts w:asciiTheme="minorHAnsi" w:hAnsiTheme="minorHAnsi" w:cstheme="minorHAnsi"/>
+          <w:szCs w:val="21"/>
+          <w:lang w:val="zh-Hans"/>
+        </w:rPr>
         <w:spacing w:before="0" w:after="140" w:line="320" w:lineRule="exact"/>
         <w:keepLines/>
         <w:snapToGrid w:val="0"/>
@@ -1768,31 +1852,46 @@
           <w:szCs w:val="21"/>
           <w:lang w:val="zh-Hans"/>
         </w:rPr>
-        <w:spacing w:before="60" w:after="40" w:line="320" w:lineRule="exact"/>
+        <w:spacing w:before="60" w:after="0" w:line="320" w:lineRule="exact"/>
         <w:keepLines/>
         <w:snapToGrid w:val="0"/>
         <w:keepNext/>
-      </w:pPr>
-      <w:r>
-        <w:rPr>
-          <w:rFonts w:asciiTheme="minorHAnsi" w:hAnsiTheme="minorHAnsi" w:cstheme="minorHAnsi"/>
-          <w:lang w:val="zh-Hans"/>
-          <w:sz w:val="22"/>
-          <w:szCs w:val="22"/>
-          <w:color w:val="000000"/>
-          <w:b/>
-        </w:rPr>
-        <w:t xml:space="preserve">四川沃文特生物科技有限公司 | 试剂研发</w:t>
-      </w:r>
-    </w:p>
-    <w:p>
-      <w:pPr>
-        <w:rPr>
-          <w:rFonts w:asciiTheme="minorHAnsi" w:hAnsiTheme="minorHAnsi" w:cstheme="minorHAnsi"/>
-          <w:szCs w:val="21"/>
-          <w:lang w:val="zh-Hans"/>
-        </w:rPr>
-        <w:spacing w:before="0" w:after="40" w:line="320" w:lineRule="exact"/>
+        <w:tabs>
+          <w:tab w:val="right" w:pos="10465"/>
+        </w:tabs>
+      </w:pPr>
+      <w:r>
+        <w:rPr>
+          <w:rFonts w:asciiTheme="minorHAnsi" w:hAnsiTheme="minorHAnsi" w:cstheme="minorHAnsi"/>
+          <w:lang w:val="zh-Hans"/>
+          <w:sz w:val="22"/>
+          <w:szCs w:val="22"/>
+          <w:color w:val="000000"/>
+          <w:b/>
+        </w:rPr>
+        <w:t xml:space="preserve">四川沃文特生物科技有限公司</w:t>
+      </w:r>
+      <w:r>
+        <w:rPr>
+          <w:rFonts w:asciiTheme="minorHAnsi" w:hAnsiTheme="minorHAnsi" w:cstheme="minorHAnsi"/>
+          <w:lang w:val="zh-Hans"/>
+          <w:sz w:val="22"/>
+          <w:szCs w:val="22"/>
+          <w:color w:val="000000"/>
+          <w:b/>
+        </w:rPr>
+        <w:tab/>
+        <w:t xml:space="preserve">2020.05—2021.05</w:t>
+      </w:r>
+    </w:p>
+    <w:p>
+      <w:pPr>
+        <w:rPr>
+          <w:rFonts w:asciiTheme="minorHAnsi" w:hAnsiTheme="minorHAnsi" w:cstheme="minorHAnsi"/>
+          <w:szCs w:val="21"/>
+          <w:lang w:val="zh-Hans"/>
+        </w:rPr>
+        <w:spacing w:before="0" w:after="60" w:line="320" w:lineRule="exact"/>
         <w:keepLines/>
         <w:snapToGrid w:val="0"/>
         <w:keepNext/>
@@ -1805,7 +1904,7 @@
           <w:szCs w:val="22"/>
           <w:color w:val="000000"/>
         </w:rPr>
-        <w:t xml:space="preserve">2020.05—2021.05</w:t>
+        <w:t xml:space="preserve">试剂研发</w:t>
       </w:r>
     </w:p>
     <w:p>
@@ -1867,7 +1966,7 @@
           <w:b/>
           <w:highlight w:val="lightGray"/>
         </w:rPr>
-        <w:t xml:space="preserve">AI与计算技能</w:t>
+        <w:t xml:space="preserve">专业技能</w:t>
       </w:r>
     </w:p>
     <w:p>

--- a/uploads/Shu_Hu_CV_ZH.docx
+++ b/uploads/Shu_Hu_CV_ZH.docx
@@ -540,7 +540,7 @@
           <w:color w:val="000000"/>
           <w:b/>
         </w:rPr>
-        <w:t xml:space="preserve">返修中 · 共同第一作者</w:t>
+        <w:t xml:space="preserve">返修中</w:t>
       </w:r>
     </w:p>
     <w:p>
@@ -1350,7 +1350,7 @@
           <w:szCs w:val="22"/>
           <w:color w:val="000000"/>
         </w:rPr>
-        <w:t xml:space="preserve">共同设计并实现UniCAV模型及训练框架，承担数据整理、计算分析、基准评测与初稿撰写；共同第一作者稿件正在Cell Reports Methods返修。</w:t>
+        <w:t xml:space="preserve">共同设计并实现UniCAV模型及训练框架，承担数据整理、计算分析、基准评测与初稿撰写；相关稿件正在Cell Reports Methods返修。</w:t>
       </w:r>
     </w:p>
     <w:p>
@@ -1423,7 +1423,7 @@
           <w:b/>
         </w:rPr>
         <w:tab/>
-        <w:t xml:space="preserve">2023—2024</w:t>
+        <w:t xml:space="preserve">2023.06—2024.06</w:t>
       </w:r>
     </w:p>
     <w:p>
@@ -2147,10 +2147,21 @@
           <w:sz w:val="22"/>
           <w:szCs w:val="22"/>
           <w:color w:val="000000"/>
-          <w:b/>
-        </w:rPr>
-        <w:t xml:space="preserve">github.com/hushuzuiniu</w:t>
-      </w:r>
+        </w:rPr>
+      </w:r>
+      <w:hyperlink r:id="rIdCV22">
+        <w:r>
+          <w:rPr>
+            <w:rFonts w:asciiTheme="minorHAnsi" w:hAnsiTheme="minorHAnsi" w:cstheme="minorHAnsi"/>
+            <w:lang w:val="zh-Hans"/>
+            <w:sz w:val="22"/>
+            <w:szCs w:val="22"/>
+            <w:color w:val="000000"/>
+            <w:b/>
+          </w:rPr>
+          <w:t xml:space="preserve">github.com/hushuzuiniu</w:t>
+        </w:r>
+      </w:hyperlink>
     </w:p>
     <w:p>
       <w:pPr>
@@ -2171,7 +2182,28 @@
           <w:szCs w:val="22"/>
           <w:color w:val="000000"/>
         </w:rPr>
-        <w:t xml:space="preserve">单细胞RNA-seq分析流程 · RNA-seq分子分型 · R Shiny交互式分析工具</w:t>
+      </w:r>
+      <w:hyperlink r:id="rIdCV23">
+        <w:r>
+          <w:rPr>
+            <w:rFonts w:asciiTheme="minorHAnsi" w:hAnsiTheme="minorHAnsi" w:cstheme="minorHAnsi"/>
+            <w:lang w:val="zh-Hans"/>
+            <w:sz w:val="22"/>
+            <w:szCs w:val="22"/>
+            <w:color w:val="0000FF"/>
+          </w:rPr>
+          <w:t xml:space="preserve">UniCAV</w:t>
+        </w:r>
+      </w:hyperlink>
+      <w:r>
+        <w:rPr>
+          <w:rFonts w:asciiTheme="minorHAnsi" w:hAnsiTheme="minorHAnsi" w:cstheme="minorHAnsi"/>
+          <w:lang w:val="zh-Hans"/>
+          <w:sz w:val="22"/>
+          <w:szCs w:val="22"/>
+          <w:color w:val="000000"/>
+        </w:rPr>
+        <w:t xml:space="preserve"> · 单细胞RNA-seq分析流程 · RNA-seq分子分型 · R Shiny交互式分析工具</w:t>
       </w:r>
     </w:p>
     <w:sectPr>

--- a/uploads/Shu_Hu_CV_ZH.docx
+++ b/uploads/Shu_Hu_CV_ZH.docx
@@ -2156,7 +2156,7 @@
             <w:lang w:val="zh-Hans"/>
             <w:sz w:val="22"/>
             <w:szCs w:val="22"/>
-            <w:color w:val="000000"/>
+            <w:color w:val="0000FF"/>
             <w:b/>
           </w:rPr>
           <w:t xml:space="preserve">github.com/hushuzuiniu</w:t>
@@ -2203,8 +2203,64 @@
           <w:szCs w:val="22"/>
           <w:color w:val="000000"/>
         </w:rPr>
-        <w:t xml:space="preserve"> · 单细胞RNA-seq分析流程 · RNA-seq分子分型 · R Shiny交互式分析工具</w:t>
-      </w:r>
+        <w:t xml:space="preserve"> · </w:t>
+      </w:r>
+      <w:hyperlink r:id="rIdCV24">
+        <w:r>
+          <w:rPr>
+            <w:rFonts w:asciiTheme="minorHAnsi" w:hAnsiTheme="minorHAnsi" w:cstheme="minorHAnsi"/>
+            <w:lang w:val="zh-Hans"/>
+            <w:sz w:val="22"/>
+            <w:szCs w:val="22"/>
+            <w:color w:val="0000FF"/>
+          </w:rPr>
+          <w:t xml:space="preserve">单细胞RNA-seq分析流程</w:t>
+        </w:r>
+      </w:hyperlink>
+      <w:r>
+        <w:rPr>
+          <w:rFonts w:asciiTheme="minorHAnsi" w:hAnsiTheme="minorHAnsi" w:cstheme="minorHAnsi"/>
+          <w:lang w:val="zh-Hans"/>
+          <w:sz w:val="22"/>
+          <w:szCs w:val="22"/>
+          <w:color w:val="000000"/>
+        </w:rPr>
+        <w:t xml:space="preserve"> · </w:t>
+      </w:r>
+      <w:hyperlink r:id="rIdCV25">
+        <w:r>
+          <w:rPr>
+            <w:rFonts w:asciiTheme="minorHAnsi" w:hAnsiTheme="minorHAnsi" w:cstheme="minorHAnsi"/>
+            <w:lang w:val="zh-Hans"/>
+            <w:sz w:val="22"/>
+            <w:szCs w:val="22"/>
+            <w:color w:val="0000FF"/>
+          </w:rPr>
+          <w:t xml:space="preserve">RNA-seq分子分型</w:t>
+        </w:r>
+      </w:hyperlink>
+      <w:r>
+        <w:rPr>
+          <w:rFonts w:asciiTheme="minorHAnsi" w:hAnsiTheme="minorHAnsi" w:cstheme="minorHAnsi"/>
+          <w:lang w:val="zh-Hans"/>
+          <w:sz w:val="22"/>
+          <w:szCs w:val="22"/>
+          <w:color w:val="000000"/>
+        </w:rPr>
+        <w:t xml:space="preserve"> · </w:t>
+      </w:r>
+      <w:hyperlink r:id="rIdCV26">
+        <w:r>
+          <w:rPr>
+            <w:rFonts w:asciiTheme="minorHAnsi" w:hAnsiTheme="minorHAnsi" w:cstheme="minorHAnsi"/>
+            <w:lang w:val="zh-Hans"/>
+            <w:sz w:val="22"/>
+            <w:szCs w:val="22"/>
+            <w:color w:val="0000FF"/>
+          </w:rPr>
+          <w:t xml:space="preserve">R Shiny交互式分析工具</w:t>
+        </w:r>
+      </w:hyperlink>
     </w:p>
     <w:sectPr>
       <w:pgSz w:w="11906" w:h="16838"/>

--- a/uploads/Shu_Hu_CV_ZH.docx
+++ b/uploads/Shu_Hu_CV_ZH.docx
@@ -672,7 +672,7 @@
           <w:szCs w:val="22"/>
           <w:color w:val="000000"/>
         </w:rPr>
-        <w:t xml:space="preserve">Schwab LSU, Xie R, Reilly E, Aban M, Spirason N, Deng YM, </w:t>
+        <w:t xml:space="preserve">Schwab LSU, Xie R, Reilly E, Aban M, </w:t>
       </w:r>
       <w:r>
         <w:rPr>
@@ -693,7 +693,7 @@
           <w:szCs w:val="22"/>
           <w:color w:val="000000"/>
         </w:rPr>
-        <w:t xml:space="preserve">, et al</w:t>
+        <w:t xml:space="preserve">, Spirason N, Deng YM, et al</w:t>
       </w:r>
       <w:r>
         <w:rPr>
@@ -2182,85 +2182,8 @@
           <w:szCs w:val="22"/>
           <w:color w:val="000000"/>
         </w:rPr>
-      </w:r>
-      <w:hyperlink r:id="rIdCV23">
-        <w:r>
-          <w:rPr>
-            <w:rFonts w:asciiTheme="minorHAnsi" w:hAnsiTheme="minorHAnsi" w:cstheme="minorHAnsi"/>
-            <w:lang w:val="zh-Hans"/>
-            <w:sz w:val="22"/>
-            <w:szCs w:val="22"/>
-            <w:color w:val="0000FF"/>
-          </w:rPr>
-          <w:t xml:space="preserve">UniCAV</w:t>
-        </w:r>
-      </w:hyperlink>
-      <w:r>
-        <w:rPr>
-          <w:rFonts w:asciiTheme="minorHAnsi" w:hAnsiTheme="minorHAnsi" w:cstheme="minorHAnsi"/>
-          <w:lang w:val="zh-Hans"/>
-          <w:sz w:val="22"/>
-          <w:szCs w:val="22"/>
-          <w:color w:val="000000"/>
-        </w:rPr>
-        <w:t xml:space="preserve"> · </w:t>
-      </w:r>
-      <w:hyperlink r:id="rIdCV24">
-        <w:r>
-          <w:rPr>
-            <w:rFonts w:asciiTheme="minorHAnsi" w:hAnsiTheme="minorHAnsi" w:cstheme="minorHAnsi"/>
-            <w:lang w:val="zh-Hans"/>
-            <w:sz w:val="22"/>
-            <w:szCs w:val="22"/>
-            <w:color w:val="0000FF"/>
-          </w:rPr>
-          <w:t xml:space="preserve">单细胞RNA-seq分析流程</w:t>
-        </w:r>
-      </w:hyperlink>
-      <w:r>
-        <w:rPr>
-          <w:rFonts w:asciiTheme="minorHAnsi" w:hAnsiTheme="minorHAnsi" w:cstheme="minorHAnsi"/>
-          <w:lang w:val="zh-Hans"/>
-          <w:sz w:val="22"/>
-          <w:szCs w:val="22"/>
-          <w:color w:val="000000"/>
-        </w:rPr>
-        <w:t xml:space="preserve"> · </w:t>
-      </w:r>
-      <w:hyperlink r:id="rIdCV25">
-        <w:r>
-          <w:rPr>
-            <w:rFonts w:asciiTheme="minorHAnsi" w:hAnsiTheme="minorHAnsi" w:cstheme="minorHAnsi"/>
-            <w:lang w:val="zh-Hans"/>
-            <w:sz w:val="22"/>
-            <w:szCs w:val="22"/>
-            <w:color w:val="0000FF"/>
-          </w:rPr>
-          <w:t xml:space="preserve">RNA-seq分子分型</w:t>
-        </w:r>
-      </w:hyperlink>
-      <w:r>
-        <w:rPr>
-          <w:rFonts w:asciiTheme="minorHAnsi" w:hAnsiTheme="minorHAnsi" w:cstheme="minorHAnsi"/>
-          <w:lang w:val="zh-Hans"/>
-          <w:sz w:val="22"/>
-          <w:szCs w:val="22"/>
-          <w:color w:val="000000"/>
-        </w:rPr>
-        <w:t xml:space="preserve"> · </w:t>
-      </w:r>
-      <w:hyperlink r:id="rIdCV26">
-        <w:r>
-          <w:rPr>
-            <w:rFonts w:asciiTheme="minorHAnsi" w:hAnsiTheme="minorHAnsi" w:cstheme="minorHAnsi"/>
-            <w:lang w:val="zh-Hans"/>
-            <w:sz w:val="22"/>
-            <w:szCs w:val="22"/>
-            <w:color w:val="0000FF"/>
-          </w:rPr>
-          <w:t xml:space="preserve">R Shiny交互式分析工具</w:t>
-        </w:r>
-      </w:hyperlink>
+        <w:t xml:space="preserve">UniCAV · 单细胞RNA-seq分析流程 · RNA-seq分子分型 · R Shiny交互式分析工具</w:t>
+      </w:r>
     </w:p>
     <w:sectPr>
       <w:pgSz w:w="11906" w:h="16838"/>

--- a/uploads/Shu_Hu_CV_ZH.docx
+++ b/uploads/Shu_Hu_CV_ZH.docx
@@ -1264,7 +1264,7 @@
           <w:szCs w:val="21"/>
           <w:lang w:val="zh-Hans"/>
         </w:rPr>
-        <w:spacing w:before="0" w:after="0" w:line="320" w:lineRule="exact"/>
+        <w:spacing w:before="0" w:after="20" w:line="320" w:lineRule="exact"/>
         <w:keepLines/>
         <w:snapToGrid w:val="0"/>
         <w:keepNext/>
@@ -1276,10 +1276,11 @@
         <w:rPr>
           <w:rFonts w:asciiTheme="minorHAnsi" w:hAnsiTheme="minorHAnsi" w:cstheme="minorHAnsi"/>
           <w:lang w:val="zh-Hans"/>
-          <w:sz w:val="22"/>
-          <w:szCs w:val="22"/>
+          <w:sz w:val="24"/>
+          <w:szCs w:val="24"/>
           <w:color w:val="000000"/>
           <w:b/>
+          <w:bCs/>
         </w:rPr>
         <w:t xml:space="preserve">复旦大学</w:t>
       </w:r>
@@ -1287,10 +1288,9 @@
         <w:rPr>
           <w:rFonts w:asciiTheme="minorHAnsi" w:hAnsiTheme="minorHAnsi" w:cstheme="minorHAnsi"/>
           <w:lang w:val="zh-Hans"/>
-          <w:sz w:val="22"/>
-          <w:szCs w:val="22"/>
-          <w:color w:val="000000"/>
-          <w:b/>
+          <w:sz w:val="21"/>
+          <w:szCs w:val="21"/>
+          <w:color w:val="595959"/>
         </w:rPr>
         <w:tab/>
         <w:t xml:space="preserve">2025.09—至今</w:t>
@@ -1303,7 +1303,7 @@
           <w:szCs w:val="21"/>
           <w:lang w:val="zh-Hans"/>
         </w:rPr>
-        <w:spacing w:before="0" w:after="60" w:line="320" w:lineRule="exact"/>
+        <w:spacing w:before="0" w:after="80" w:line="280" w:lineRule="exact"/>
         <w:keepLines/>
         <w:snapToGrid w:val="0"/>
         <w:keepNext/>
@@ -1315,6 +1315,15 @@
           <w:sz w:val="22"/>
           <w:szCs w:val="22"/>
           <w:color w:val="000000"/>
+        </w:rPr>
+      </w:r>
+      <w:r>
+        <w:rPr>
+          <w:rFonts w:asciiTheme="minorHAnsi" w:hAnsiTheme="minorHAnsi" w:cstheme="minorHAnsi"/>
+          <w:lang w:val="zh-Hans"/>
+          <w:sz w:val="21"/>
+          <w:szCs w:val="21"/>
+          <w:color w:val="595959"/>
         </w:rPr>
         <w:t xml:space="preserve">博士阶段研究</w:t>
       </w:r>
@@ -1394,7 +1403,7 @@
           <w:szCs w:val="21"/>
           <w:lang w:val="zh-Hans"/>
         </w:rPr>
-        <w:spacing w:before="0" w:after="0" w:line="320" w:lineRule="exact"/>
+        <w:spacing w:before="120" w:after="20" w:line="320" w:lineRule="exact"/>
         <w:keepLines/>
         <w:snapToGrid w:val="0"/>
         <w:keepNext/>
@@ -1406,10 +1415,11 @@
         <w:rPr>
           <w:rFonts w:asciiTheme="minorHAnsi" w:hAnsiTheme="minorHAnsi" w:cstheme="minorHAnsi"/>
           <w:lang w:val="zh-Hans"/>
-          <w:sz w:val="22"/>
-          <w:szCs w:val="22"/>
+          <w:sz w:val="24"/>
+          <w:szCs w:val="24"/>
           <w:color w:val="000000"/>
           <w:b/>
+          <w:bCs/>
         </w:rPr>
         <w:t xml:space="preserve">香港大学</w:t>
       </w:r>
@@ -1417,10 +1427,9 @@
         <w:rPr>
           <w:rFonts w:asciiTheme="minorHAnsi" w:hAnsiTheme="minorHAnsi" w:cstheme="minorHAnsi"/>
           <w:lang w:val="zh-Hans"/>
-          <w:sz w:val="22"/>
-          <w:szCs w:val="22"/>
-          <w:color w:val="000000"/>
-          <w:b/>
+          <w:sz w:val="21"/>
+          <w:szCs w:val="21"/>
+          <w:color w:val="595959"/>
         </w:rPr>
         <w:tab/>
         <w:t xml:space="preserve">2023.06—2024.06</w:t>
@@ -1433,7 +1442,7 @@
           <w:szCs w:val="21"/>
           <w:lang w:val="zh-Hans"/>
         </w:rPr>
-        <w:spacing w:before="0" w:after="60" w:line="320" w:lineRule="exact"/>
+        <w:spacing w:before="0" w:after="80" w:line="280" w:lineRule="exact"/>
         <w:keepLines/>
         <w:snapToGrid w:val="0"/>
         <w:keepNext/>
@@ -1445,6 +1454,15 @@
           <w:sz w:val="22"/>
           <w:szCs w:val="22"/>
           <w:color w:val="000000"/>
+        </w:rPr>
+      </w:r>
+      <w:r>
+        <w:rPr>
+          <w:rFonts w:asciiTheme="minorHAnsi" w:hAnsiTheme="minorHAnsi" w:cstheme="minorHAnsi"/>
+          <w:lang w:val="zh-Hans"/>
+          <w:sz w:val="21"/>
+          <w:szCs w:val="21"/>
+          <w:color w:val="595959"/>
         </w:rPr>
         <w:t xml:space="preserve">一级科研助理</w:t>
       </w:r>
@@ -1558,7 +1576,7 @@
           <w:szCs w:val="21"/>
           <w:lang w:val="zh-Hans"/>
         </w:rPr>
-        <w:spacing w:before="80" w:after="0" w:line="320" w:lineRule="exact"/>
+        <w:spacing w:before="120" w:after="20" w:line="320" w:lineRule="exact"/>
         <w:keepLines/>
         <w:snapToGrid w:val="0"/>
         <w:keepNext/>
@@ -1570,10 +1588,11 @@
         <w:rPr>
           <w:rFonts w:asciiTheme="minorHAnsi" w:hAnsiTheme="minorHAnsi" w:cstheme="minorHAnsi"/>
           <w:lang w:val="zh-Hans"/>
-          <w:sz w:val="22"/>
-          <w:szCs w:val="22"/>
+          <w:sz w:val="24"/>
+          <w:szCs w:val="24"/>
           <w:color w:val="000000"/>
           <w:b/>
+          <w:bCs/>
         </w:rPr>
         <w:t xml:space="preserve">上海睿昂基因科技股份有限公司</w:t>
       </w:r>
@@ -1581,10 +1600,9 @@
         <w:rPr>
           <w:rFonts w:asciiTheme="minorHAnsi" w:hAnsiTheme="minorHAnsi" w:cstheme="minorHAnsi"/>
           <w:lang w:val="zh-Hans"/>
-          <w:sz w:val="22"/>
-          <w:szCs w:val="22"/>
-          <w:color w:val="000000"/>
-          <w:b/>
+          <w:sz w:val="21"/>
+          <w:szCs w:val="21"/>
+          <w:color w:val="595959"/>
         </w:rPr>
         <w:tab/>
         <w:t xml:space="preserve">2024—2025.05；2022.09—2023.05</w:t>
@@ -1597,7 +1615,7 @@
           <w:szCs w:val="21"/>
           <w:lang w:val="zh-Hans"/>
         </w:rPr>
-        <w:spacing w:before="0" w:after="60" w:line="320" w:lineRule="exact"/>
+        <w:spacing w:before="0" w:after="80" w:line="280" w:lineRule="exact"/>
         <w:keepLines/>
         <w:snapToGrid w:val="0"/>
         <w:keepNext/>
@@ -1609,6 +1627,15 @@
           <w:sz w:val="22"/>
           <w:szCs w:val="22"/>
           <w:color w:val="000000"/>
+        </w:rPr>
+      </w:r>
+      <w:r>
+        <w:rPr>
+          <w:rFonts w:asciiTheme="minorHAnsi" w:hAnsiTheme="minorHAnsi" w:cstheme="minorHAnsi"/>
+          <w:lang w:val="zh-Hans"/>
+          <w:sz w:val="21"/>
+          <w:szCs w:val="21"/>
+          <w:color w:val="595959"/>
         </w:rPr>
         <w:t xml:space="preserve">生物信息工程师</w:t>
       </w:r>
@@ -1756,7 +1783,7 @@
           <w:szCs w:val="21"/>
           <w:lang w:val="zh-Hans"/>
         </w:rPr>
-        <w:spacing w:before="100" w:after="0" w:line="320" w:lineRule="exact"/>
+        <w:spacing w:before="120" w:after="20" w:line="320" w:lineRule="exact"/>
         <w:keepLines/>
         <w:snapToGrid w:val="0"/>
         <w:keepNext/>
@@ -1768,10 +1795,11 @@
         <w:rPr>
           <w:rFonts w:asciiTheme="minorHAnsi" w:hAnsiTheme="minorHAnsi" w:cstheme="minorHAnsi"/>
           <w:lang w:val="zh-Hans"/>
-          <w:sz w:val="22"/>
-          <w:szCs w:val="22"/>
+          <w:sz w:val="24"/>
+          <w:szCs w:val="24"/>
           <w:color w:val="000000"/>
           <w:b/>
+          <w:bCs/>
         </w:rPr>
         <w:t xml:space="preserve">爱丁堡大学</w:t>
       </w:r>
@@ -1779,10 +1807,9 @@
         <w:rPr>
           <w:rFonts w:asciiTheme="minorHAnsi" w:hAnsiTheme="minorHAnsi" w:cstheme="minorHAnsi"/>
           <w:lang w:val="zh-Hans"/>
-          <w:sz w:val="22"/>
-          <w:szCs w:val="22"/>
-          <w:color w:val="000000"/>
-          <w:b/>
+          <w:sz w:val="21"/>
+          <w:szCs w:val="21"/>
+          <w:color w:val="595959"/>
         </w:rPr>
         <w:tab/>
         <w:t xml:space="preserve">2022.02—2022.09</w:t>
@@ -1795,7 +1822,7 @@
           <w:szCs w:val="21"/>
           <w:lang w:val="zh-Hans"/>
         </w:rPr>
-        <w:spacing w:before="0" w:after="60" w:line="320" w:lineRule="exact"/>
+        <w:spacing w:before="0" w:after="80" w:line="280" w:lineRule="exact"/>
         <w:keepLines/>
         <w:snapToGrid w:val="0"/>
         <w:keepNext/>
@@ -1807,6 +1834,15 @@
           <w:sz w:val="22"/>
           <w:szCs w:val="22"/>
           <w:color w:val="000000"/>
+        </w:rPr>
+      </w:r>
+      <w:r>
+        <w:rPr>
+          <w:rFonts w:asciiTheme="minorHAnsi" w:hAnsiTheme="minorHAnsi" w:cstheme="minorHAnsi"/>
+          <w:lang w:val="zh-Hans"/>
+          <w:sz w:val="21"/>
+          <w:szCs w:val="21"/>
+          <w:color w:val="595959"/>
         </w:rPr>
         <w:t xml:space="preserve">硕士阶段研究</w:t>
       </w:r>
@@ -1852,7 +1888,7 @@
           <w:szCs w:val="21"/>
           <w:lang w:val="zh-Hans"/>
         </w:rPr>
-        <w:spacing w:before="60" w:after="0" w:line="320" w:lineRule="exact"/>
+        <w:spacing w:before="120" w:after="20" w:line="320" w:lineRule="exact"/>
         <w:keepLines/>
         <w:snapToGrid w:val="0"/>
         <w:keepNext/>
@@ -1864,10 +1900,11 @@
         <w:rPr>
           <w:rFonts w:asciiTheme="minorHAnsi" w:hAnsiTheme="minorHAnsi" w:cstheme="minorHAnsi"/>
           <w:lang w:val="zh-Hans"/>
-          <w:sz w:val="22"/>
-          <w:szCs w:val="22"/>
+          <w:sz w:val="24"/>
+          <w:szCs w:val="24"/>
           <w:color w:val="000000"/>
           <w:b/>
+          <w:bCs/>
         </w:rPr>
         <w:t xml:space="preserve">四川沃文特生物科技有限公司</w:t>
       </w:r>
@@ -1875,10 +1912,9 @@
         <w:rPr>
           <w:rFonts w:asciiTheme="minorHAnsi" w:hAnsiTheme="minorHAnsi" w:cstheme="minorHAnsi"/>
           <w:lang w:val="zh-Hans"/>
-          <w:sz w:val="22"/>
-          <w:szCs w:val="22"/>
-          <w:color w:val="000000"/>
-          <w:b/>
+          <w:sz w:val="21"/>
+          <w:szCs w:val="21"/>
+          <w:color w:val="595959"/>
         </w:rPr>
         <w:tab/>
         <w:t xml:space="preserve">2020.05—2021.05</w:t>
@@ -1891,7 +1927,7 @@
           <w:szCs w:val="21"/>
           <w:lang w:val="zh-Hans"/>
         </w:rPr>
-        <w:spacing w:before="0" w:after="60" w:line="320" w:lineRule="exact"/>
+        <w:spacing w:before="0" w:after="80" w:line="280" w:lineRule="exact"/>
         <w:keepLines/>
         <w:snapToGrid w:val="0"/>
         <w:keepNext/>
@@ -1903,6 +1939,15 @@
           <w:sz w:val="22"/>
           <w:szCs w:val="22"/>
           <w:color w:val="000000"/>
+        </w:rPr>
+      </w:r>
+      <w:r>
+        <w:rPr>
+          <w:rFonts w:asciiTheme="minorHAnsi" w:hAnsiTheme="minorHAnsi" w:cstheme="minorHAnsi"/>
+          <w:lang w:val="zh-Hans"/>
+          <w:sz w:val="21"/>
+          <w:szCs w:val="21"/>
+          <w:color w:val="595959"/>
         </w:rPr>
         <w:t xml:space="preserve">试剂研发</w:t>
       </w:r>

--- a/uploads/Shu_Hu_CV_ZH.docx
+++ b/uploads/Shu_Hu_CV_ZH.docx
@@ -9,7 +9,7 @@
           <w:szCs w:val="21"/>
           <w:lang w:val="zh-Hans"/>
         </w:rPr>
-        <w:spacing w:before="0" w:after="120" w:line="320" w:lineRule="exact"/>
+        <w:spacing w:before="0" w:after="80" w:line="520" w:lineRule="exact"/>
         <w:keepLines/>
         <w:snapToGrid w:val="0"/>
         <w:jc w:val="center"/>
@@ -18,10 +18,11 @@
         <w:rPr>
           <w:rFonts w:asciiTheme="minorHAnsi" w:hAnsiTheme="minorHAnsi" w:cstheme="minorHAnsi"/>
           <w:lang w:val="zh-Hans"/>
-          <w:sz w:val="28"/>
-          <w:szCs w:val="22"/>
-          <w:color w:val="000000"/>
-          <w:b/>
+          <w:sz w:val="40"/>
+          <w:szCs w:val="40"/>
+          <w:color w:val="000000"/>
+          <w:b/>
+          <w:bCs/>
         </w:rPr>
         <w:t xml:space="preserve">胡书</w:t>
       </w:r>
@@ -137,7 +138,7 @@
           <w:szCs w:val="21"/>
           <w:lang w:val="zh-Hans"/>
         </w:rPr>
-        <w:spacing w:before="0" w:after="320" w:line="320" w:lineRule="exact"/>
+        <w:spacing w:before="0" w:after="160" w:line="320" w:lineRule="exact"/>
         <w:keepLines/>
         <w:snapToGrid w:val="0"/>
         <w:jc w:val="center"/>
@@ -161,11 +162,11 @@
           <w:sz w:val="24"/>
           <w:szCs w:val="24"/>
         </w:rPr>
-        <w:spacing w:before="160" w:after="120" w:line="320" w:lineRule="exact"/>
+        <w:spacing w:before="180" w:after="140" w:line="320" w:lineRule="exact"/>
         <w:keepLines/>
         <w:snapToGrid w:val="0"/>
         <w:pBdr>
-          <w:bottom w:val="single" w:sz="12" w:space="3" w:color="000000"/>
+          <w:bottom w:val="single" w:sz="6" w:space="4" w:color="000000"/>
         </w:pBdr>
         <w:keepNext/>
       </w:pPr>
@@ -176,7 +177,7 @@
           <w:szCs w:val="24"/>
           <w:color w:val="000000"/>
           <w:b/>
-          <w:highlight w:val="lightGray"/>
+          <w:bCs/>
         </w:rPr>
         <w:t xml:space="preserve">教育背景</w:t>
       </w:r>
@@ -188,7 +189,7 @@
           <w:szCs w:val="21"/>
           <w:lang w:val="zh-Hans"/>
         </w:rPr>
-        <w:spacing w:before="0" w:after="40" w:line="320" w:lineRule="exact"/>
+        <w:spacing w:before="0" w:after="20" w:line="320" w:lineRule="exact"/>
         <w:keepLines/>
         <w:snapToGrid w:val="0"/>
         <w:keepNext/>
@@ -200,10 +201,11 @@
         <w:rPr>
           <w:rFonts w:asciiTheme="minorHAnsi" w:hAnsiTheme="minorHAnsi" w:cstheme="minorHAnsi"/>
           <w:lang w:val="zh-Hans"/>
-          <w:sz w:val="22"/>
-          <w:szCs w:val="22"/>
-          <w:color w:val="000000"/>
-          <w:b/>
+          <w:sz w:val="23"/>
+          <w:szCs w:val="23"/>
+          <w:color w:val="000000"/>
+          <w:b/>
+          <w:bCs/>
         </w:rPr>
         <w:t xml:space="preserve">复旦大学</w:t>
       </w:r>
@@ -215,6 +217,7 @@
           <w:szCs w:val="22"/>
           <w:color w:val="000000"/>
           <w:b/>
+          <w:bCs/>
         </w:rPr>
         <w:tab/>
         <w:t xml:space="preserve">2025.09—2029.06（预计）</w:t>
@@ -249,7 +252,7 @@
           <w:szCs w:val="21"/>
           <w:lang w:val="zh-Hans"/>
         </w:rPr>
-        <w:spacing w:before="0" w:after="40" w:line="320" w:lineRule="exact"/>
+        <w:spacing w:before="60" w:after="20" w:line="320" w:lineRule="exact"/>
         <w:keepLines/>
         <w:snapToGrid w:val="0"/>
         <w:keepNext/>
@@ -261,10 +264,11 @@
         <w:rPr>
           <w:rFonts w:asciiTheme="minorHAnsi" w:hAnsiTheme="minorHAnsi" w:cstheme="minorHAnsi"/>
           <w:lang w:val="zh-Hans"/>
-          <w:sz w:val="22"/>
-          <w:szCs w:val="22"/>
-          <w:color w:val="000000"/>
-          <w:b/>
+          <w:sz w:val="23"/>
+          <w:szCs w:val="23"/>
+          <w:color w:val="000000"/>
+          <w:b/>
+          <w:bCs/>
         </w:rPr>
         <w:t xml:space="preserve">爱丁堡大学</w:t>
       </w:r>
@@ -276,6 +280,7 @@
           <w:szCs w:val="22"/>
           <w:color w:val="000000"/>
           <w:b/>
+          <w:bCs/>
         </w:rPr>
         <w:tab/>
         <w:t xml:space="preserve">2021.09—2022.11</w:t>
@@ -310,7 +315,7 @@
           <w:szCs w:val="21"/>
           <w:lang w:val="zh-Hans"/>
         </w:rPr>
-        <w:spacing w:before="0" w:after="40" w:line="320" w:lineRule="exact"/>
+        <w:spacing w:before="60" w:after="20" w:line="320" w:lineRule="exact"/>
         <w:keepLines/>
         <w:snapToGrid w:val="0"/>
         <w:keepNext/>
@@ -322,10 +327,11 @@
         <w:rPr>
           <w:rFonts w:asciiTheme="minorHAnsi" w:hAnsiTheme="minorHAnsi" w:cstheme="minorHAnsi"/>
           <w:lang w:val="zh-Hans"/>
-          <w:sz w:val="22"/>
-          <w:szCs w:val="22"/>
-          <w:color w:val="000000"/>
-          <w:b/>
+          <w:sz w:val="23"/>
+          <w:szCs w:val="23"/>
+          <w:color w:val="000000"/>
+          <w:b/>
+          <w:bCs/>
         </w:rPr>
         <w:t xml:space="preserve">四川农业大学</w:t>
       </w:r>
@@ -337,6 +343,7 @@
           <w:szCs w:val="22"/>
           <w:color w:val="000000"/>
           <w:b/>
+          <w:bCs/>
         </w:rPr>
         <w:tab/>
         <w:t xml:space="preserve">2016.09—2020.06</w:t>
@@ -405,6 +412,7 @@
           <w:szCs w:val="22"/>
           <w:color w:val="000000"/>
           <w:b/>
+          <w:bCs/>
         </w:rPr>
         <w:t xml:space="preserve">研究方向：</w:t>
       </w:r>
@@ -427,11 +435,11 @@
           <w:sz w:val="24"/>
           <w:szCs w:val="24"/>
         </w:rPr>
-        <w:spacing w:before="160" w:after="120" w:line="320" w:lineRule="exact"/>
+        <w:spacing w:before="180" w:after="140" w:line="320" w:lineRule="exact"/>
         <w:keepLines/>
         <w:snapToGrid w:val="0"/>
         <w:pBdr>
-          <w:bottom w:val="single" w:sz="12" w:space="3" w:color="000000"/>
+          <w:bottom w:val="single" w:sz="6" w:space="4" w:color="000000"/>
         </w:pBdr>
         <w:keepNext/>
       </w:pPr>
@@ -442,7 +450,7 @@
           <w:szCs w:val="24"/>
           <w:color w:val="000000"/>
           <w:b/>
-          <w:highlight w:val="lightGray"/>
+          <w:bCs/>
         </w:rPr>
         <w:t xml:space="preserve">论文成果</w:t>
       </w:r>
@@ -487,6 +495,7 @@
           <w:szCs w:val="22"/>
           <w:color w:val="000000"/>
           <w:b/>
+          <w:bCs/>
         </w:rPr>
         <w:t xml:space="preserve">Hu S</w:t>
       </w:r>
@@ -539,6 +548,7 @@
           <w:szCs w:val="22"/>
           <w:color w:val="000000"/>
           <w:b/>
+          <w:bCs/>
         </w:rPr>
         <w:t xml:space="preserve">返修中</w:t>
       </w:r>
@@ -584,6 +594,7 @@
           <w:szCs w:val="22"/>
           <w:color w:val="000000"/>
           <w:b/>
+          <w:bCs/>
         </w:rPr>
         <w:t xml:space="preserve">Hu S</w:t>
       </w:r>
@@ -635,7 +646,7 @@
             <w:lang w:val="zh-Hans"/>
             <w:sz w:val="22"/>
             <w:szCs w:val="22"/>
-            <w:color w:val="0000FF"/>
+            <w:color w:val="174A73"/>
           </w:rPr>
           <w:t xml:space="preserve">doi: 10.1145/3770855.3819057</w:t>
         </w:r>
@@ -682,6 +693,7 @@
           <w:szCs w:val="22"/>
           <w:color w:val="000000"/>
           <w:b/>
+          <w:bCs/>
         </w:rPr>
         <w:t xml:space="preserve">Hu S</w:t>
       </w:r>
@@ -733,7 +745,7 @@
             <w:lang w:val="zh-Hans"/>
             <w:sz w:val="22"/>
             <w:szCs w:val="22"/>
-            <w:color w:val="0000FF"/>
+            <w:color w:val="174A73"/>
           </w:rPr>
           <w:t xml:space="preserve">doi: 10.64898/2026.07.22.739994</w:t>
         </w:r>
@@ -780,6 +792,7 @@
           <w:szCs w:val="22"/>
           <w:color w:val="000000"/>
           <w:b/>
+          <w:bCs/>
         </w:rPr>
         <w:t xml:space="preserve">Hu S</w:t>
       </w:r>
@@ -831,7 +844,7 @@
             <w:lang w:val="zh-Hans"/>
             <w:sz w:val="22"/>
             <w:szCs w:val="22"/>
-            <w:color w:val="0000FF"/>
+            <w:color w:val="174A73"/>
           </w:rPr>
           <w:t xml:space="preserve">doi: 10.64898/2026.05.07.26352673</w:t>
         </w:r>
@@ -878,6 +891,7 @@
           <w:szCs w:val="22"/>
           <w:color w:val="000000"/>
           <w:b/>
+          <w:bCs/>
         </w:rPr>
         <w:t xml:space="preserve">Hu S</w:t>
       </w:r>
@@ -929,7 +943,7 @@
             <w:lang w:val="zh-Hans"/>
             <w:sz w:val="22"/>
             <w:szCs w:val="22"/>
-            <w:color w:val="0000FF"/>
+            <w:color w:val="174A73"/>
           </w:rPr>
           <w:t xml:space="preserve">doi: 10.1056/NEJMc2504302</w:t>
         </w:r>
@@ -975,6 +989,7 @@
           <w:szCs w:val="22"/>
           <w:color w:val="000000"/>
           <w:b/>
+          <w:bCs/>
         </w:rPr>
         <w:t xml:space="preserve">Hu S</w:t>
       </w:r>
@@ -1026,7 +1041,7 @@
             <w:lang w:val="zh-Hans"/>
             <w:sz w:val="22"/>
             <w:szCs w:val="22"/>
-            <w:color w:val="0000FF"/>
+            <w:color w:val="174A73"/>
           </w:rPr>
           <w:t xml:space="preserve">doi: 10.1080/22221751.2025.2547736</w:t>
         </w:r>
@@ -1073,6 +1088,7 @@
           <w:szCs w:val="22"/>
           <w:color w:val="000000"/>
           <w:b/>
+          <w:bCs/>
         </w:rPr>
         <w:t xml:space="preserve">Hu S</w:t>
       </w:r>
@@ -1124,7 +1140,7 @@
             <w:lang w:val="zh-Hans"/>
             <w:sz w:val="22"/>
             <w:szCs w:val="22"/>
-            <w:color w:val="0000FF"/>
+            <w:color w:val="174A73"/>
           </w:rPr>
           <w:t xml:space="preserve">doi: 10.1128/jvi.01145-24</w:t>
         </w:r>
@@ -1171,6 +1187,7 @@
           <w:szCs w:val="22"/>
           <w:color w:val="000000"/>
           <w:b/>
+          <w:bCs/>
         </w:rPr>
         <w:t xml:space="preserve">Hu S</w:t>
       </w:r>
@@ -1222,7 +1239,7 @@
             <w:lang w:val="zh-Hans"/>
             <w:sz w:val="22"/>
             <w:szCs w:val="22"/>
-            <w:color w:val="0000FF"/>
+            <w:color w:val="174A73"/>
           </w:rPr>
           <w:t xml:space="preserve">doi: 10.1093/molbev/msae232</w:t>
         </w:r>
@@ -1236,12 +1253,12 @@
           <w:sz w:val="24"/>
           <w:szCs w:val="24"/>
         </w:rPr>
-        <w:spacing w:before="160" w:after="120" w:line="320" w:lineRule="exact"/>
+        <w:spacing w:before="180" w:after="140" w:line="320" w:lineRule="exact"/>
         <w:keepLines/>
         <w:snapToGrid w:val="0"/>
         <w:pageBreakBefore/>
         <w:pBdr>
-          <w:bottom w:val="single" w:sz="12" w:space="3" w:color="000000"/>
+          <w:bottom w:val="single" w:sz="6" w:space="4" w:color="000000"/>
         </w:pBdr>
         <w:keepNext/>
       </w:pPr>
@@ -1252,7 +1269,7 @@
           <w:szCs w:val="24"/>
           <w:color w:val="000000"/>
           <w:b/>
-          <w:highlight w:val="lightGray"/>
+          <w:bCs/>
         </w:rPr>
         <w:t xml:space="preserve">科研与工作经历</w:t>
       </w:r>
@@ -1276,8 +1293,8 @@
         <w:rPr>
           <w:rFonts w:asciiTheme="minorHAnsi" w:hAnsiTheme="minorHAnsi" w:cstheme="minorHAnsi"/>
           <w:lang w:val="zh-Hans"/>
-          <w:sz w:val="24"/>
-          <w:szCs w:val="24"/>
+          <w:sz w:val="23"/>
+          <w:szCs w:val="23"/>
           <w:color w:val="000000"/>
           <w:b/>
           <w:bCs/>
@@ -1288,9 +1305,11 @@
         <w:rPr>
           <w:rFonts w:asciiTheme="minorHAnsi" w:hAnsiTheme="minorHAnsi" w:cstheme="minorHAnsi"/>
           <w:lang w:val="zh-Hans"/>
-          <w:sz w:val="21"/>
-          <w:szCs w:val="21"/>
-          <w:color w:val="595959"/>
+          <w:sz w:val="22"/>
+          <w:szCs w:val="22"/>
+          <w:color w:val="000000"/>
+          <w:b/>
+          <w:bCs/>
         </w:rPr>
         <w:tab/>
         <w:t xml:space="preserve">2025.09—至今</w:t>
@@ -1403,7 +1422,7 @@
           <w:szCs w:val="21"/>
           <w:lang w:val="zh-Hans"/>
         </w:rPr>
-        <w:spacing w:before="120" w:after="20" w:line="320" w:lineRule="exact"/>
+        <w:spacing w:before="160" w:after="20" w:line="320" w:lineRule="exact"/>
         <w:keepLines/>
         <w:snapToGrid w:val="0"/>
         <w:keepNext/>
@@ -1415,8 +1434,8 @@
         <w:rPr>
           <w:rFonts w:asciiTheme="minorHAnsi" w:hAnsiTheme="minorHAnsi" w:cstheme="minorHAnsi"/>
           <w:lang w:val="zh-Hans"/>
-          <w:sz w:val="24"/>
-          <w:szCs w:val="24"/>
+          <w:sz w:val="23"/>
+          <w:szCs w:val="23"/>
           <w:color w:val="000000"/>
           <w:b/>
           <w:bCs/>
@@ -1427,9 +1446,11 @@
         <w:rPr>
           <w:rFonts w:asciiTheme="minorHAnsi" w:hAnsiTheme="minorHAnsi" w:cstheme="minorHAnsi"/>
           <w:lang w:val="zh-Hans"/>
-          <w:sz w:val="21"/>
-          <w:szCs w:val="21"/>
-          <w:color w:val="595959"/>
+          <w:sz w:val="22"/>
+          <w:szCs w:val="22"/>
+          <w:color w:val="000000"/>
+          <w:b/>
+          <w:bCs/>
         </w:rPr>
         <w:tab/>
         <w:t xml:space="preserve">2023.06—2024.06</w:t>
@@ -1576,7 +1597,7 @@
           <w:szCs w:val="21"/>
           <w:lang w:val="zh-Hans"/>
         </w:rPr>
-        <w:spacing w:before="120" w:after="20" w:line="320" w:lineRule="exact"/>
+        <w:spacing w:before="160" w:after="20" w:line="320" w:lineRule="exact"/>
         <w:keepLines/>
         <w:snapToGrid w:val="0"/>
         <w:keepNext/>
@@ -1588,8 +1609,8 @@
         <w:rPr>
           <w:rFonts w:asciiTheme="minorHAnsi" w:hAnsiTheme="minorHAnsi" w:cstheme="minorHAnsi"/>
           <w:lang w:val="zh-Hans"/>
-          <w:sz w:val="24"/>
-          <w:szCs w:val="24"/>
+          <w:sz w:val="23"/>
+          <w:szCs w:val="23"/>
           <w:color w:val="000000"/>
           <w:b/>
           <w:bCs/>
@@ -1600,9 +1621,11 @@
         <w:rPr>
           <w:rFonts w:asciiTheme="minorHAnsi" w:hAnsiTheme="minorHAnsi" w:cstheme="minorHAnsi"/>
           <w:lang w:val="zh-Hans"/>
-          <w:sz w:val="21"/>
-          <w:szCs w:val="21"/>
-          <w:color w:val="595959"/>
+          <w:sz w:val="22"/>
+          <w:szCs w:val="22"/>
+          <w:color w:val="000000"/>
+          <w:b/>
+          <w:bCs/>
         </w:rPr>
         <w:tab/>
         <w:t xml:space="preserve">2024—2025.05；2022.09—2023.05</w:t>
@@ -1783,7 +1806,7 @@
           <w:szCs w:val="21"/>
           <w:lang w:val="zh-Hans"/>
         </w:rPr>
-        <w:spacing w:before="120" w:after="20" w:line="320" w:lineRule="exact"/>
+        <w:spacing w:before="160" w:after="20" w:line="320" w:lineRule="exact"/>
         <w:keepLines/>
         <w:snapToGrid w:val="0"/>
         <w:keepNext/>
@@ -1795,8 +1818,8 @@
         <w:rPr>
           <w:rFonts w:asciiTheme="minorHAnsi" w:hAnsiTheme="minorHAnsi" w:cstheme="minorHAnsi"/>
           <w:lang w:val="zh-Hans"/>
-          <w:sz w:val="24"/>
-          <w:szCs w:val="24"/>
+          <w:sz w:val="23"/>
+          <w:szCs w:val="23"/>
           <w:color w:val="000000"/>
           <w:b/>
           <w:bCs/>
@@ -1807,9 +1830,11 @@
         <w:rPr>
           <w:rFonts w:asciiTheme="minorHAnsi" w:hAnsiTheme="minorHAnsi" w:cstheme="minorHAnsi"/>
           <w:lang w:val="zh-Hans"/>
-          <w:sz w:val="21"/>
-          <w:szCs w:val="21"/>
-          <w:color w:val="595959"/>
+          <w:sz w:val="22"/>
+          <w:szCs w:val="22"/>
+          <w:color w:val="000000"/>
+          <w:b/>
+          <w:bCs/>
         </w:rPr>
         <w:tab/>
         <w:t xml:space="preserve">2022.02—2022.09</w:t>
@@ -1888,7 +1913,7 @@
           <w:szCs w:val="21"/>
           <w:lang w:val="zh-Hans"/>
         </w:rPr>
-        <w:spacing w:before="120" w:after="20" w:line="320" w:lineRule="exact"/>
+        <w:spacing w:before="160" w:after="20" w:line="320" w:lineRule="exact"/>
         <w:keepLines/>
         <w:snapToGrid w:val="0"/>
         <w:keepNext/>
@@ -1900,105 +1925,271 @@
         <w:rPr>
           <w:rFonts w:asciiTheme="minorHAnsi" w:hAnsiTheme="minorHAnsi" w:cstheme="minorHAnsi"/>
           <w:lang w:val="zh-Hans"/>
+          <w:sz w:val="23"/>
+          <w:szCs w:val="23"/>
+          <w:color w:val="000000"/>
+          <w:b/>
+          <w:bCs/>
+        </w:rPr>
+        <w:t xml:space="preserve">四川沃文特生物科技有限公司</w:t>
+      </w:r>
+      <w:r>
+        <w:rPr>
+          <w:rFonts w:asciiTheme="minorHAnsi" w:hAnsiTheme="minorHAnsi" w:cstheme="minorHAnsi"/>
+          <w:lang w:val="zh-Hans"/>
+          <w:sz w:val="22"/>
+          <w:szCs w:val="22"/>
+          <w:color w:val="000000"/>
+          <w:b/>
+          <w:bCs/>
+        </w:rPr>
+        <w:tab/>
+        <w:t xml:space="preserve">2020.05—2021.05</w:t>
+      </w:r>
+    </w:p>
+    <w:p>
+      <w:pPr>
+        <w:rPr>
+          <w:rFonts w:asciiTheme="minorHAnsi" w:hAnsiTheme="minorHAnsi" w:cstheme="minorHAnsi"/>
+          <w:szCs w:val="21"/>
+          <w:lang w:val="zh-Hans"/>
+        </w:rPr>
+        <w:spacing w:before="0" w:after="80" w:line="280" w:lineRule="exact"/>
+        <w:keepLines/>
+        <w:snapToGrid w:val="0"/>
+        <w:keepNext/>
+      </w:pPr>
+      <w:r>
+        <w:rPr>
+          <w:rFonts w:asciiTheme="minorHAnsi" w:hAnsiTheme="minorHAnsi" w:cstheme="minorHAnsi"/>
+          <w:lang w:val="zh-Hans"/>
+          <w:sz w:val="22"/>
+          <w:szCs w:val="22"/>
+          <w:color w:val="000000"/>
+        </w:rPr>
+      </w:r>
+      <w:r>
+        <w:rPr>
+          <w:rFonts w:asciiTheme="minorHAnsi" w:hAnsiTheme="minorHAnsi" w:cstheme="minorHAnsi"/>
+          <w:lang w:val="zh-Hans"/>
+          <w:sz w:val="21"/>
+          <w:szCs w:val="21"/>
+          <w:color w:val="595959"/>
+        </w:rPr>
+        <w:t xml:space="preserve">试剂研发</w:t>
+      </w:r>
+    </w:p>
+    <w:p>
+      <w:pPr>
+        <w:rPr>
+          <w:rFonts w:asciiTheme="minorHAnsi" w:hAnsiTheme="minorHAnsi" w:cstheme="minorHAnsi"/>
+          <w:szCs w:val="21"/>
+          <w:lang w:val="zh-Hans"/>
+        </w:rPr>
+        <w:spacing w:before="0" w:after="120" w:line="320" w:lineRule="exact"/>
+        <w:keepLines/>
+        <w:snapToGrid w:val="0"/>
+        <w:ind w:left="280" w:hanging="280"/>
+      </w:pPr>
+      <w:r>
+        <w:rPr>
+          <w:rFonts w:asciiTheme="minorHAnsi" w:hAnsiTheme="minorHAnsi" w:cstheme="minorHAnsi"/>
+          <w:lang w:val="zh-Hans"/>
+          <w:sz w:val="22"/>
+          <w:szCs w:val="22"/>
+          <w:color w:val="000000"/>
+        </w:rPr>
+        <w:t xml:space="preserve">•</w:t>
+        <w:tab/>
+      </w:r>
+      <w:r>
+        <w:rPr>
+          <w:rFonts w:asciiTheme="minorHAnsi" w:hAnsiTheme="minorHAnsi" w:cstheme="minorHAnsi"/>
+          <w:lang w:val="zh-Hans"/>
+          <w:sz w:val="22"/>
+          <w:szCs w:val="22"/>
+          <w:color w:val="000000"/>
+        </w:rPr>
+        <w:t xml:space="preserve">参与性激素免疫检测试剂研发及抑制素A（INH-A）项目。</w:t>
+      </w:r>
+    </w:p>
+    <w:p>
+      <w:pPr>
+        <w:rPr>
+          <w:rFonts w:asciiTheme="minorHAnsi" w:hAnsiTheme="minorHAnsi" w:cstheme="minorHAnsi"/>
+          <w:b/>
           <w:sz w:val="24"/>
           <w:szCs w:val="24"/>
-          <w:color w:val="000000"/>
-          <w:b/>
-          <w:bCs/>
-        </w:rPr>
-        <w:t xml:space="preserve">四川沃文特生物科技有限公司</w:t>
-      </w:r>
-      <w:r>
-        <w:rPr>
-          <w:rFonts w:asciiTheme="minorHAnsi" w:hAnsiTheme="minorHAnsi" w:cstheme="minorHAnsi"/>
-          <w:lang w:val="zh-Hans"/>
-          <w:sz w:val="21"/>
-          <w:szCs w:val="21"/>
-          <w:color w:val="595959"/>
-        </w:rPr>
-        <w:tab/>
-        <w:t xml:space="preserve">2020.05—2021.05</w:t>
-      </w:r>
-    </w:p>
-    <w:p>
-      <w:pPr>
-        <w:rPr>
-          <w:rFonts w:asciiTheme="minorHAnsi" w:hAnsiTheme="minorHAnsi" w:cstheme="minorHAnsi"/>
-          <w:szCs w:val="21"/>
-          <w:lang w:val="zh-Hans"/>
-        </w:rPr>
-        <w:spacing w:before="0" w:after="80" w:line="280" w:lineRule="exact"/>
-        <w:keepLines/>
-        <w:snapToGrid w:val="0"/>
+        </w:rPr>
+        <w:spacing w:before="180" w:after="140" w:line="320" w:lineRule="exact"/>
+        <w:keepLines/>
+        <w:snapToGrid w:val="0"/>
+        <w:pBdr>
+          <w:bottom w:val="single" w:sz="6" w:space="4" w:color="000000"/>
+        </w:pBdr>
         <w:keepNext/>
       </w:pPr>
       <w:r>
         <w:rPr>
           <w:rFonts w:asciiTheme="minorHAnsi" w:hAnsiTheme="minorHAnsi" w:cstheme="minorHAnsi"/>
-          <w:lang w:val="zh-Hans"/>
-          <w:sz w:val="22"/>
-          <w:szCs w:val="22"/>
-          <w:color w:val="000000"/>
-        </w:rPr>
-      </w:r>
-      <w:r>
-        <w:rPr>
-          <w:rFonts w:asciiTheme="minorHAnsi" w:hAnsiTheme="minorHAnsi" w:cstheme="minorHAnsi"/>
-          <w:lang w:val="zh-Hans"/>
-          <w:sz w:val="21"/>
-          <w:szCs w:val="21"/>
-          <w:color w:val="595959"/>
-        </w:rPr>
-        <w:t xml:space="preserve">试剂研发</w:t>
-      </w:r>
-    </w:p>
-    <w:p>
-      <w:pPr>
-        <w:rPr>
-          <w:rFonts w:asciiTheme="minorHAnsi" w:hAnsiTheme="minorHAnsi" w:cstheme="minorHAnsi"/>
-          <w:szCs w:val="21"/>
-          <w:lang w:val="zh-Hans"/>
-        </w:rPr>
-        <w:spacing w:before="0" w:after="120" w:line="320" w:lineRule="exact"/>
-        <w:keepLines/>
-        <w:snapToGrid w:val="0"/>
-        <w:ind w:left="280" w:hanging="280"/>
-      </w:pPr>
-      <w:r>
-        <w:rPr>
-          <w:rFonts w:asciiTheme="minorHAnsi" w:hAnsiTheme="minorHAnsi" w:cstheme="minorHAnsi"/>
-          <w:lang w:val="zh-Hans"/>
-          <w:sz w:val="22"/>
-          <w:szCs w:val="22"/>
-          <w:color w:val="000000"/>
-        </w:rPr>
-        <w:t xml:space="preserve">•</w:t>
-        <w:tab/>
-      </w:r>
-      <w:r>
-        <w:rPr>
-          <w:rFonts w:asciiTheme="minorHAnsi" w:hAnsiTheme="minorHAnsi" w:cstheme="minorHAnsi"/>
-          <w:lang w:val="zh-Hans"/>
-          <w:sz w:val="22"/>
-          <w:szCs w:val="22"/>
-          <w:color w:val="000000"/>
-        </w:rPr>
-        <w:t xml:space="preserve">参与性激素免疫检测试剂研发及抑制素A（INH-A）项目。</w:t>
-      </w:r>
-    </w:p>
-    <w:p>
-      <w:pPr>
-        <w:rPr>
-          <w:rFonts w:asciiTheme="minorHAnsi" w:hAnsiTheme="minorHAnsi" w:cstheme="minorHAnsi"/>
-          <w:b/>
           <w:sz w:val="24"/>
           <w:szCs w:val="24"/>
-        </w:rPr>
-        <w:spacing w:before="160" w:after="120" w:line="320" w:lineRule="exact"/>
+          <w:color w:val="000000"/>
+          <w:b/>
+          <w:bCs/>
+        </w:rPr>
+        <w:t xml:space="preserve">专业技能</w:t>
+      </w:r>
+    </w:p>
+    <w:p>
+      <w:pPr>
+        <w:rPr>
+          <w:rFonts w:asciiTheme="minorHAnsi" w:hAnsiTheme="minorHAnsi" w:cstheme="minorHAnsi"/>
+          <w:szCs w:val="21"/>
+          <w:lang w:val="zh-Hans"/>
+        </w:rPr>
+        <w:spacing w:before="0" w:after="80" w:line="320" w:lineRule="exact"/>
+        <w:keepLines/>
+        <w:snapToGrid w:val="0"/>
+      </w:pPr>
+      <w:r>
+        <w:rPr>
+          <w:rFonts w:asciiTheme="minorHAnsi" w:hAnsiTheme="minorHAnsi" w:cstheme="minorHAnsi"/>
+          <w:lang w:val="zh-Hans"/>
+          <w:sz w:val="22"/>
+          <w:szCs w:val="22"/>
+          <w:color w:val="000000"/>
+          <w:b/>
+          <w:bCs/>
+        </w:rPr>
+        <w:t xml:space="preserve">AI大模型与基础模型：</w:t>
+      </w:r>
+      <w:r>
+        <w:rPr>
+          <w:rFonts w:asciiTheme="minorHAnsi" w:hAnsiTheme="minorHAnsi" w:cstheme="minorHAnsi"/>
+          <w:lang w:val="zh-Hans"/>
+          <w:sz w:val="22"/>
+          <w:szCs w:val="22"/>
+          <w:color w:val="000000"/>
+        </w:rPr>
+        <w:t xml:space="preserve">核酸基础模型评测、蛋白质语言模型应用、生物序列表征学习。</w:t>
+      </w:r>
+    </w:p>
+    <w:p>
+      <w:pPr>
+        <w:rPr>
+          <w:rFonts w:asciiTheme="minorHAnsi" w:hAnsiTheme="minorHAnsi" w:cstheme="minorHAnsi"/>
+          <w:szCs w:val="21"/>
+          <w:lang w:val="zh-Hans"/>
+        </w:rPr>
+        <w:spacing w:before="0" w:after="80" w:line="320" w:lineRule="exact"/>
+        <w:keepLines/>
+        <w:snapToGrid w:val="0"/>
+      </w:pPr>
+      <w:r>
+        <w:rPr>
+          <w:rFonts w:asciiTheme="minorHAnsi" w:hAnsiTheme="minorHAnsi" w:cstheme="minorHAnsi"/>
+          <w:lang w:val="zh-Hans"/>
+          <w:sz w:val="22"/>
+          <w:szCs w:val="22"/>
+          <w:color w:val="000000"/>
+          <w:b/>
+          <w:bCs/>
+        </w:rPr>
+        <w:t xml:space="preserve">深度学习：</w:t>
+      </w:r>
+      <w:r>
+        <w:rPr>
+          <w:rFonts w:asciiTheme="minorHAnsi" w:hAnsiTheme="minorHAnsi" w:cstheme="minorHAnsi"/>
+          <w:lang w:val="zh-Hans"/>
+          <w:sz w:val="22"/>
+          <w:szCs w:val="22"/>
+          <w:color w:val="000000"/>
+        </w:rPr>
+        <w:t xml:space="preserve">模型开发与训练、性能评估、基准测试及模型解释。</w:t>
+      </w:r>
+    </w:p>
+    <w:p>
+      <w:pPr>
+        <w:rPr>
+          <w:rFonts w:asciiTheme="minorHAnsi" w:hAnsiTheme="minorHAnsi" w:cstheme="minorHAnsi"/>
+          <w:szCs w:val="21"/>
+          <w:lang w:val="zh-Hans"/>
+        </w:rPr>
+        <w:spacing w:before="0" w:after="80" w:line="320" w:lineRule="exact"/>
+        <w:keepLines/>
+        <w:snapToGrid w:val="0"/>
+      </w:pPr>
+      <w:r>
+        <w:rPr>
+          <w:rFonts w:asciiTheme="minorHAnsi" w:hAnsiTheme="minorHAnsi" w:cstheme="minorHAnsi"/>
+          <w:lang w:val="zh-Hans"/>
+          <w:sz w:val="22"/>
+          <w:szCs w:val="22"/>
+          <w:color w:val="000000"/>
+          <w:b/>
+          <w:bCs/>
+        </w:rPr>
+        <w:t xml:space="preserve">编程与计算：</w:t>
+      </w:r>
+      <w:r>
+        <w:rPr>
+          <w:rFonts w:asciiTheme="minorHAnsi" w:hAnsiTheme="minorHAnsi" w:cstheme="minorHAnsi"/>
+          <w:lang w:val="zh-Hans"/>
+          <w:sz w:val="22"/>
+          <w:szCs w:val="22"/>
+          <w:color w:val="000000"/>
+        </w:rPr>
+        <w:t xml:space="preserve">R、Python、Linux、Shell、Docker、SQL。</w:t>
+      </w:r>
+    </w:p>
+    <w:p>
+      <w:pPr>
+        <w:rPr>
+          <w:rFonts w:asciiTheme="minorHAnsi" w:hAnsiTheme="minorHAnsi" w:cstheme="minorHAnsi"/>
+          <w:szCs w:val="21"/>
+          <w:lang w:val="zh-Hans"/>
+        </w:rPr>
+        <w:spacing w:before="0" w:after="80" w:line="320" w:lineRule="exact"/>
+        <w:keepLines/>
+        <w:snapToGrid w:val="0"/>
+      </w:pPr>
+      <w:r>
+        <w:rPr>
+          <w:rFonts w:asciiTheme="minorHAnsi" w:hAnsiTheme="minorHAnsi" w:cstheme="minorHAnsi"/>
+          <w:lang w:val="zh-Hans"/>
+          <w:sz w:val="22"/>
+          <w:szCs w:val="22"/>
+          <w:color w:val="000000"/>
+          <w:b/>
+          <w:bCs/>
+        </w:rPr>
+        <w:t xml:space="preserve">生物信息学：</w:t>
+      </w:r>
+      <w:r>
+        <w:rPr>
+          <w:rFonts w:asciiTheme="minorHAnsi" w:hAnsiTheme="minorHAnsi" w:cstheme="minorHAnsi"/>
+          <w:lang w:val="zh-Hans"/>
+          <w:sz w:val="22"/>
+          <w:szCs w:val="22"/>
+          <w:color w:val="000000"/>
+        </w:rPr>
+        <w:t xml:space="preserve">系统发育分析、BEAST、Nextstrain、RNA-seq、单细胞RNA-seq、WGS与拷贝数分析。</w:t>
+      </w:r>
+    </w:p>
+    <w:p>
+      <w:pPr>
+        <w:rPr>
+          <w:rFonts w:asciiTheme="minorHAnsi" w:hAnsiTheme="minorHAnsi" w:cstheme="minorHAnsi"/>
+          <w:b/>
+          <w:sz w:val="24"/>
+          <w:szCs w:val="24"/>
+        </w:rPr>
+        <w:spacing w:before="180" w:after="140" w:line="320" w:lineRule="exact"/>
         <w:keepLines/>
         <w:snapToGrid w:val="0"/>
         <w:pBdr>
-          <w:bottom w:val="single" w:sz="12" w:space="3" w:color="000000"/>
+          <w:bottom w:val="single" w:sz="6" w:space="4" w:color="000000"/>
         </w:pBdr>
         <w:keepNext/>
       </w:pPr>
@@ -2009,167 +2200,7 @@
           <w:szCs w:val="24"/>
           <w:color w:val="000000"/>
           <w:b/>
-          <w:highlight w:val="lightGray"/>
-        </w:rPr>
-        <w:t xml:space="preserve">专业技能</w:t>
-      </w:r>
-    </w:p>
-    <w:p>
-      <w:pPr>
-        <w:rPr>
-          <w:rFonts w:asciiTheme="minorHAnsi" w:hAnsiTheme="minorHAnsi" w:cstheme="minorHAnsi"/>
-          <w:szCs w:val="21"/>
-          <w:lang w:val="zh-Hans"/>
-        </w:rPr>
-        <w:spacing w:before="0" w:after="80" w:line="320" w:lineRule="exact"/>
-        <w:keepLines/>
-        <w:snapToGrid w:val="0"/>
-      </w:pPr>
-      <w:r>
-        <w:rPr>
-          <w:rFonts w:asciiTheme="minorHAnsi" w:hAnsiTheme="minorHAnsi" w:cstheme="minorHAnsi"/>
-          <w:lang w:val="zh-Hans"/>
-          <w:sz w:val="22"/>
-          <w:szCs w:val="22"/>
-          <w:color w:val="000000"/>
-          <w:b/>
-        </w:rPr>
-        <w:t xml:space="preserve">AI大模型与基础模型：</w:t>
-      </w:r>
-      <w:r>
-        <w:rPr>
-          <w:rFonts w:asciiTheme="minorHAnsi" w:hAnsiTheme="minorHAnsi" w:cstheme="minorHAnsi"/>
-          <w:lang w:val="zh-Hans"/>
-          <w:sz w:val="22"/>
-          <w:szCs w:val="22"/>
-          <w:color w:val="000000"/>
-        </w:rPr>
-        <w:t xml:space="preserve">核酸基础模型评测、蛋白质语言模型应用、生物序列表征学习。</w:t>
-      </w:r>
-    </w:p>
-    <w:p>
-      <w:pPr>
-        <w:rPr>
-          <w:rFonts w:asciiTheme="minorHAnsi" w:hAnsiTheme="minorHAnsi" w:cstheme="minorHAnsi"/>
-          <w:szCs w:val="21"/>
-          <w:lang w:val="zh-Hans"/>
-        </w:rPr>
-        <w:spacing w:before="0" w:after="80" w:line="320" w:lineRule="exact"/>
-        <w:keepLines/>
-        <w:snapToGrid w:val="0"/>
-      </w:pPr>
-      <w:r>
-        <w:rPr>
-          <w:rFonts w:asciiTheme="minorHAnsi" w:hAnsiTheme="minorHAnsi" w:cstheme="minorHAnsi"/>
-          <w:lang w:val="zh-Hans"/>
-          <w:sz w:val="22"/>
-          <w:szCs w:val="22"/>
-          <w:color w:val="000000"/>
-          <w:b/>
-        </w:rPr>
-        <w:t xml:space="preserve">深度学习：</w:t>
-      </w:r>
-      <w:r>
-        <w:rPr>
-          <w:rFonts w:asciiTheme="minorHAnsi" w:hAnsiTheme="minorHAnsi" w:cstheme="minorHAnsi"/>
-          <w:lang w:val="zh-Hans"/>
-          <w:sz w:val="22"/>
-          <w:szCs w:val="22"/>
-          <w:color w:val="000000"/>
-        </w:rPr>
-        <w:t xml:space="preserve">模型开发与训练、性能评估、基准测试及模型解释。</w:t>
-      </w:r>
-    </w:p>
-    <w:p>
-      <w:pPr>
-        <w:rPr>
-          <w:rFonts w:asciiTheme="minorHAnsi" w:hAnsiTheme="minorHAnsi" w:cstheme="minorHAnsi"/>
-          <w:szCs w:val="21"/>
-          <w:lang w:val="zh-Hans"/>
-        </w:rPr>
-        <w:spacing w:before="0" w:after="80" w:line="320" w:lineRule="exact"/>
-        <w:keepLines/>
-        <w:snapToGrid w:val="0"/>
-      </w:pPr>
-      <w:r>
-        <w:rPr>
-          <w:rFonts w:asciiTheme="minorHAnsi" w:hAnsiTheme="minorHAnsi" w:cstheme="minorHAnsi"/>
-          <w:lang w:val="zh-Hans"/>
-          <w:sz w:val="22"/>
-          <w:szCs w:val="22"/>
-          <w:color w:val="000000"/>
-          <w:b/>
-        </w:rPr>
-        <w:t xml:space="preserve">编程与计算：</w:t>
-      </w:r>
-      <w:r>
-        <w:rPr>
-          <w:rFonts w:asciiTheme="minorHAnsi" w:hAnsiTheme="minorHAnsi" w:cstheme="minorHAnsi"/>
-          <w:lang w:val="zh-Hans"/>
-          <w:sz w:val="22"/>
-          <w:szCs w:val="22"/>
-          <w:color w:val="000000"/>
-        </w:rPr>
-        <w:t xml:space="preserve">R、Python、Linux、Shell、Docker、SQL。</w:t>
-      </w:r>
-    </w:p>
-    <w:p>
-      <w:pPr>
-        <w:rPr>
-          <w:rFonts w:asciiTheme="minorHAnsi" w:hAnsiTheme="minorHAnsi" w:cstheme="minorHAnsi"/>
-          <w:szCs w:val="21"/>
-          <w:lang w:val="zh-Hans"/>
-        </w:rPr>
-        <w:spacing w:before="0" w:after="80" w:line="320" w:lineRule="exact"/>
-        <w:keepLines/>
-        <w:snapToGrid w:val="0"/>
-      </w:pPr>
-      <w:r>
-        <w:rPr>
-          <w:rFonts w:asciiTheme="minorHAnsi" w:hAnsiTheme="minorHAnsi" w:cstheme="minorHAnsi"/>
-          <w:lang w:val="zh-Hans"/>
-          <w:sz w:val="22"/>
-          <w:szCs w:val="22"/>
-          <w:color w:val="000000"/>
-          <w:b/>
-        </w:rPr>
-        <w:t xml:space="preserve">生物信息学：</w:t>
-      </w:r>
-      <w:r>
-        <w:rPr>
-          <w:rFonts w:asciiTheme="minorHAnsi" w:hAnsiTheme="minorHAnsi" w:cstheme="minorHAnsi"/>
-          <w:lang w:val="zh-Hans"/>
-          <w:sz w:val="22"/>
-          <w:szCs w:val="22"/>
-          <w:color w:val="000000"/>
-        </w:rPr>
-        <w:t xml:space="preserve">系统发育分析、BEAST、Nextstrain、RNA-seq、单细胞RNA-seq、WGS与拷贝数分析。</w:t>
-      </w:r>
-    </w:p>
-    <w:p>
-      <w:pPr>
-        <w:rPr>
-          <w:rFonts w:asciiTheme="minorHAnsi" w:hAnsiTheme="minorHAnsi" w:cstheme="minorHAnsi"/>
-          <w:b/>
-          <w:sz w:val="24"/>
-          <w:szCs w:val="24"/>
-        </w:rPr>
-        <w:spacing w:before="160" w:after="120" w:line="320" w:lineRule="exact"/>
-        <w:keepLines/>
-        <w:snapToGrid w:val="0"/>
-        <w:pBdr>
-          <w:bottom w:val="single" w:sz="12" w:space="3" w:color="000000"/>
-        </w:pBdr>
-        <w:keepNext/>
-      </w:pPr>
-      <w:r>
-        <w:rPr>
-          <w:rFonts w:asciiTheme="minorHAnsi" w:hAnsiTheme="minorHAnsi" w:cstheme="minorHAnsi"/>
-          <w:sz w:val="24"/>
-          <w:szCs w:val="24"/>
-          <w:color w:val="000000"/>
-          <w:b/>
-          <w:highlight w:val="lightGray"/>
+          <w:bCs/>
         </w:rPr>
         <w:t xml:space="preserve">科研代码</w:t>
       </w:r>
@@ -2201,8 +2232,9 @@
             <w:lang w:val="zh-Hans"/>
             <w:sz w:val="22"/>
             <w:szCs w:val="22"/>
-            <w:color w:val="0000FF"/>
+            <w:color w:val="174A73"/>
             <w:b/>
+            <w:bCs/>
           </w:rPr>
           <w:t xml:space="preserve">github.com/hushuzuiniu</w:t>
         </w:r>

--- a/uploads/Shu_Hu_CV_ZH.docx
+++ b/uploads/Shu_Hu_CV_ZH.docx
@@ -424,7 +424,7 @@
           <w:szCs w:val="22"/>
           <w:color w:val="000000"/>
         </w:rPr>
-        <w:t xml:space="preserve">AI大模型与基础模型 · 生物序列表征学习 · 深度学习 · 病毒进化</w:t>
+        <w:t xml:space="preserve">面向生物序列的基础模型与深度学习；关注病毒进化、抗体–病毒相互作用及基因组流行病学。</w:t>
       </w:r>
     </w:p>
     <w:p>
@@ -465,17 +465,20 @@
         <w:spacing w:before="0" w:after="120" w:line="320" w:lineRule="exact"/>
         <w:keepLines/>
         <w:snapToGrid w:val="0"/>
-        <w:ind w:left="280" w:hanging="280"/>
-      </w:pPr>
-      <w:r>
-        <w:rPr>
-          <w:rFonts w:asciiTheme="minorHAnsi" w:hAnsiTheme="minorHAnsi" w:cstheme="minorHAnsi"/>
-          <w:lang w:val="zh-Hans"/>
-          <w:sz w:val="22"/>
-          <w:szCs w:val="22"/>
-          <w:color w:val="000000"/>
-        </w:rPr>
-        <w:t xml:space="preserve">•</w:t>
+        <w:ind w:left="420" w:hanging="420"/>
+        <w:tabs>
+          <w:tab w:val="left" w:pos="420"/>
+        </w:tabs>
+      </w:pPr>
+      <w:r>
+        <w:rPr>
+          <w:rFonts w:asciiTheme="minorHAnsi" w:hAnsiTheme="minorHAnsi" w:cstheme="minorHAnsi"/>
+          <w:lang w:val="zh-Hans"/>
+          <w:sz w:val="22"/>
+          <w:szCs w:val="22"/>
+          <w:color w:val="000000"/>
+        </w:rPr>
+        <w:t xml:space="preserve">[1]</w:t>
         <w:tab/>
       </w:r>
       <w:r>
@@ -563,17 +566,20 @@
         <w:spacing w:before="0" w:after="120" w:line="320" w:lineRule="exact"/>
         <w:keepLines/>
         <w:snapToGrid w:val="0"/>
-        <w:ind w:left="280" w:hanging="280"/>
-      </w:pPr>
-      <w:r>
-        <w:rPr>
-          <w:rFonts w:asciiTheme="minorHAnsi" w:hAnsiTheme="minorHAnsi" w:cstheme="minorHAnsi"/>
-          <w:lang w:val="zh-Hans"/>
-          <w:sz w:val="22"/>
-          <w:szCs w:val="22"/>
-          <w:color w:val="000000"/>
-        </w:rPr>
-        <w:t xml:space="preserve">•</w:t>
+        <w:ind w:left="420" w:hanging="420"/>
+        <w:tabs>
+          <w:tab w:val="left" w:pos="420"/>
+        </w:tabs>
+      </w:pPr>
+      <w:r>
+        <w:rPr>
+          <w:rFonts w:asciiTheme="minorHAnsi" w:hAnsiTheme="minorHAnsi" w:cstheme="minorHAnsi"/>
+          <w:lang w:val="zh-Hans"/>
+          <w:sz w:val="22"/>
+          <w:szCs w:val="22"/>
+          <w:color w:val="000000"/>
+        </w:rPr>
+        <w:t xml:space="preserve">[2]</w:t>
         <w:tab/>
       </w:r>
       <w:r>
@@ -662,17 +668,20 @@
         <w:spacing w:before="0" w:after="120" w:line="320" w:lineRule="exact"/>
         <w:keepLines/>
         <w:snapToGrid w:val="0"/>
-        <w:ind w:left="280" w:hanging="280"/>
-      </w:pPr>
-      <w:r>
-        <w:rPr>
-          <w:rFonts w:asciiTheme="minorHAnsi" w:hAnsiTheme="minorHAnsi" w:cstheme="minorHAnsi"/>
-          <w:lang w:val="zh-Hans"/>
-          <w:sz w:val="22"/>
-          <w:szCs w:val="22"/>
-          <w:color w:val="000000"/>
-        </w:rPr>
-        <w:t xml:space="preserve">•</w:t>
+        <w:ind w:left="420" w:hanging="420"/>
+        <w:tabs>
+          <w:tab w:val="left" w:pos="420"/>
+        </w:tabs>
+      </w:pPr>
+      <w:r>
+        <w:rPr>
+          <w:rFonts w:asciiTheme="minorHAnsi" w:hAnsiTheme="minorHAnsi" w:cstheme="minorHAnsi"/>
+          <w:lang w:val="zh-Hans"/>
+          <w:sz w:val="22"/>
+          <w:szCs w:val="22"/>
+          <w:color w:val="000000"/>
+        </w:rPr>
+        <w:t xml:space="preserve">[3]</w:t>
         <w:tab/>
       </w:r>
       <w:r>
@@ -761,17 +770,20 @@
         <w:spacing w:before="0" w:after="120" w:line="320" w:lineRule="exact"/>
         <w:keepLines/>
         <w:snapToGrid w:val="0"/>
-        <w:ind w:left="280" w:hanging="280"/>
-      </w:pPr>
-      <w:r>
-        <w:rPr>
-          <w:rFonts w:asciiTheme="minorHAnsi" w:hAnsiTheme="minorHAnsi" w:cstheme="minorHAnsi"/>
-          <w:lang w:val="zh-Hans"/>
-          <w:sz w:val="22"/>
-          <w:szCs w:val="22"/>
-          <w:color w:val="000000"/>
-        </w:rPr>
-        <w:t xml:space="preserve">•</w:t>
+        <w:ind w:left="420" w:hanging="420"/>
+        <w:tabs>
+          <w:tab w:val="left" w:pos="420"/>
+        </w:tabs>
+      </w:pPr>
+      <w:r>
+        <w:rPr>
+          <w:rFonts w:asciiTheme="minorHAnsi" w:hAnsiTheme="minorHAnsi" w:cstheme="minorHAnsi"/>
+          <w:lang w:val="zh-Hans"/>
+          <w:sz w:val="22"/>
+          <w:szCs w:val="22"/>
+          <w:color w:val="000000"/>
+        </w:rPr>
+        <w:t xml:space="preserve">[4]</w:t>
         <w:tab/>
       </w:r>
       <w:r>
@@ -860,17 +872,20 @@
         <w:spacing w:before="0" w:after="120" w:line="320" w:lineRule="exact"/>
         <w:keepLines/>
         <w:snapToGrid w:val="0"/>
-        <w:ind w:left="280" w:hanging="280"/>
-      </w:pPr>
-      <w:r>
-        <w:rPr>
-          <w:rFonts w:asciiTheme="minorHAnsi" w:hAnsiTheme="minorHAnsi" w:cstheme="minorHAnsi"/>
-          <w:lang w:val="zh-Hans"/>
-          <w:sz w:val="22"/>
-          <w:szCs w:val="22"/>
-          <w:color w:val="000000"/>
-        </w:rPr>
-        <w:t xml:space="preserve">•</w:t>
+        <w:ind w:left="420" w:hanging="420"/>
+        <w:tabs>
+          <w:tab w:val="left" w:pos="420"/>
+        </w:tabs>
+      </w:pPr>
+      <w:r>
+        <w:rPr>
+          <w:rFonts w:asciiTheme="minorHAnsi" w:hAnsiTheme="minorHAnsi" w:cstheme="minorHAnsi"/>
+          <w:lang w:val="zh-Hans"/>
+          <w:sz w:val="22"/>
+          <w:szCs w:val="22"/>
+          <w:color w:val="000000"/>
+        </w:rPr>
+        <w:t xml:space="preserve">[5]</w:t>
         <w:tab/>
       </w:r>
       <w:r>
@@ -959,17 +974,20 @@
         <w:spacing w:before="0" w:after="120" w:line="320" w:lineRule="exact"/>
         <w:keepLines/>
         <w:snapToGrid w:val="0"/>
-        <w:ind w:left="280" w:hanging="280"/>
-      </w:pPr>
-      <w:r>
-        <w:rPr>
-          <w:rFonts w:asciiTheme="minorHAnsi" w:hAnsiTheme="minorHAnsi" w:cstheme="minorHAnsi"/>
-          <w:lang w:val="zh-Hans"/>
-          <w:sz w:val="22"/>
-          <w:szCs w:val="22"/>
-          <w:color w:val="000000"/>
-        </w:rPr>
-        <w:t xml:space="preserve">•</w:t>
+        <w:ind w:left="420" w:hanging="420"/>
+        <w:tabs>
+          <w:tab w:val="left" w:pos="420"/>
+        </w:tabs>
+      </w:pPr>
+      <w:r>
+        <w:rPr>
+          <w:rFonts w:asciiTheme="minorHAnsi" w:hAnsiTheme="minorHAnsi" w:cstheme="minorHAnsi"/>
+          <w:lang w:val="zh-Hans"/>
+          <w:sz w:val="22"/>
+          <w:szCs w:val="22"/>
+          <w:color w:val="000000"/>
+        </w:rPr>
+        <w:t xml:space="preserve">[6]</w:t>
         <w:tab/>
       </w:r>
       <w:r>
@@ -1057,17 +1075,20 @@
         <w:spacing w:before="0" w:after="120" w:line="320" w:lineRule="exact"/>
         <w:keepLines/>
         <w:snapToGrid w:val="0"/>
-        <w:ind w:left="280" w:hanging="280"/>
-      </w:pPr>
-      <w:r>
-        <w:rPr>
-          <w:rFonts w:asciiTheme="minorHAnsi" w:hAnsiTheme="minorHAnsi" w:cstheme="minorHAnsi"/>
-          <w:lang w:val="zh-Hans"/>
-          <w:sz w:val="22"/>
-          <w:szCs w:val="22"/>
-          <w:color w:val="000000"/>
-        </w:rPr>
-        <w:t xml:space="preserve">•</w:t>
+        <w:ind w:left="420" w:hanging="420"/>
+        <w:tabs>
+          <w:tab w:val="left" w:pos="420"/>
+        </w:tabs>
+      </w:pPr>
+      <w:r>
+        <w:rPr>
+          <w:rFonts w:asciiTheme="minorHAnsi" w:hAnsiTheme="minorHAnsi" w:cstheme="minorHAnsi"/>
+          <w:lang w:val="zh-Hans"/>
+          <w:sz w:val="22"/>
+          <w:szCs w:val="22"/>
+          <w:color w:val="000000"/>
+        </w:rPr>
+        <w:t xml:space="preserve">[7]</w:t>
         <w:tab/>
       </w:r>
       <w:r>
@@ -1156,17 +1177,20 @@
         <w:spacing w:before="0" w:after="120" w:line="320" w:lineRule="exact"/>
         <w:keepLines/>
         <w:snapToGrid w:val="0"/>
-        <w:ind w:left="280" w:hanging="280"/>
-      </w:pPr>
-      <w:r>
-        <w:rPr>
-          <w:rFonts w:asciiTheme="minorHAnsi" w:hAnsiTheme="minorHAnsi" w:cstheme="minorHAnsi"/>
-          <w:lang w:val="zh-Hans"/>
-          <w:sz w:val="22"/>
-          <w:szCs w:val="22"/>
-          <w:color w:val="000000"/>
-        </w:rPr>
-        <w:t xml:space="preserve">•</w:t>
+        <w:ind w:left="420" w:hanging="420"/>
+        <w:tabs>
+          <w:tab w:val="left" w:pos="420"/>
+        </w:tabs>
+      </w:pPr>
+      <w:r>
+        <w:rPr>
+          <w:rFonts w:asciiTheme="minorHAnsi" w:hAnsiTheme="minorHAnsi" w:cstheme="minorHAnsi"/>
+          <w:lang w:val="zh-Hans"/>
+          <w:sz w:val="22"/>
+          <w:szCs w:val="22"/>
+          <w:color w:val="000000"/>
+        </w:rPr>
+        <w:t xml:space="preserve">[8]</w:t>
         <w:tab/>
       </w:r>
       <w:r>
@@ -1378,7 +1402,7 @@
           <w:szCs w:val="22"/>
           <w:color w:val="000000"/>
         </w:rPr>
-        <w:t xml:space="preserve">共同设计并实现UniCAV模型及训练框架，承担数据整理、计算分析、基准评测与初稿撰写；相关稿件正在Cell Reports Methods返修。</w:t>
+        <w:t xml:space="preserve">共同开发基于蛋白质语言模型的UniCAV，用于HIV-1抗体中和预测；承担数据整理、模型训练与评测及论文初稿撰写（Cell Reports Methods返修中）。</w:t>
       </w:r>
     </w:p>
     <w:p>
@@ -1412,7 +1436,7 @@
           <w:szCs w:val="22"/>
           <w:color w:val="000000"/>
         </w:rPr>
-        <w:t xml:space="preserve">参与核酸基础模型评测研究ViroBench，相关成果发表于KDD 2026。</w:t>
+        <w:t xml:space="preserve">参与病毒基因组任务的核酸基础模型评测研究ViroBench，成果发表于KDD 2026。</w:t>
       </w:r>
     </w:p>
     <w:p>
@@ -1519,17 +1543,17 @@
           <w:szCs w:val="22"/>
           <w:color w:val="000000"/>
         </w:rPr>
-        <w:t xml:space="preserve">开展流感与RSV的生物信息学研究，整合基因组、临床与免疫学数据。</w:t>
-      </w:r>
-    </w:p>
-    <w:p>
-      <w:pPr>
-        <w:rPr>
-          <w:rFonts w:asciiTheme="minorHAnsi" w:hAnsiTheme="minorHAnsi" w:cstheme="minorHAnsi"/>
-          <w:szCs w:val="21"/>
-          <w:lang w:val="zh-Hans"/>
-        </w:rPr>
-        <w:spacing w:before="0" w:after="80" w:line="320" w:lineRule="exact"/>
+        <w:t xml:space="preserve">参与结合接触者追踪与系统发育数据的深度学习系统发育动力学研究，合作成果发表于Molecular Biology and Evolution（2024）。</w:t>
+      </w:r>
+    </w:p>
+    <w:p>
+      <w:pPr>
+        <w:rPr>
+          <w:rFonts w:asciiTheme="minorHAnsi" w:hAnsiTheme="minorHAnsi" w:cstheme="minorHAnsi"/>
+          <w:szCs w:val="21"/>
+          <w:lang w:val="zh-Hans"/>
+        </w:rPr>
+        <w:spacing w:before="0" w:after="140" w:line="320" w:lineRule="exact"/>
         <w:keepLines/>
         <w:snapToGrid w:val="0"/>
         <w:ind w:left="280" w:hanging="280"/>
@@ -1553,41 +1577,7 @@
           <w:szCs w:val="22"/>
           <w:color w:val="000000"/>
         </w:rPr>
-        <w:t xml:space="preserve">参与整合接触者追踪数据与系统发育分析的疫情推断研究，相关合作成果发表于Molecular Biology and Evolution（2024）。</w:t>
-      </w:r>
-    </w:p>
-    <w:p>
-      <w:pPr>
-        <w:rPr>
-          <w:rFonts w:asciiTheme="minorHAnsi" w:hAnsiTheme="minorHAnsi" w:cstheme="minorHAnsi"/>
-          <w:szCs w:val="21"/>
-          <w:lang w:val="zh-Hans"/>
-        </w:rPr>
-        <w:spacing w:before="0" w:after="140" w:line="320" w:lineRule="exact"/>
-        <w:keepLines/>
-        <w:snapToGrid w:val="0"/>
-        <w:ind w:left="280" w:hanging="280"/>
-      </w:pPr>
-      <w:r>
-        <w:rPr>
-          <w:rFonts w:asciiTheme="minorHAnsi" w:hAnsiTheme="minorHAnsi" w:cstheme="minorHAnsi"/>
-          <w:lang w:val="zh-Hans"/>
-          <w:sz w:val="22"/>
-          <w:szCs w:val="22"/>
-          <w:color w:val="000000"/>
-        </w:rPr>
-        <w:t xml:space="preserve">•</w:t>
-        <w:tab/>
-      </w:r>
-      <w:r>
-        <w:rPr>
-          <w:rFonts w:asciiTheme="minorHAnsi" w:hAnsiTheme="minorHAnsi" w:cstheme="minorHAnsi"/>
-          <w:lang w:val="zh-Hans"/>
-          <w:sz w:val="22"/>
-          <w:szCs w:val="22"/>
-          <w:color w:val="000000"/>
-        </w:rPr>
-        <w:t xml:space="preserve">参与柬埔寨及中国南方禽流感的基因组流行病学研究，相关合作成果发表于NEJM及Journal of Virology（2025）。</w:t>
+        <w:t xml:space="preserve">开展流感与RSV基因组分析，参与柬埔寨及中国南方禽流感基因组流行病学研究，合作成果发表于NEJM及Journal of Virology（2025）。</w:t>
       </w:r>
     </w:p>
     <w:p>
@@ -1694,7 +1684,7 @@
           <w:szCs w:val="22"/>
           <w:color w:val="000000"/>
         </w:rPr>
-        <w:t xml:space="preserve">围绕弥漫大B细胞淋巴瘤测序中的BCL6、BCL2和MYC基因融合检测，开发分析方法，改善NGS与FISH结果的一致性。</w:t>
+        <w:t xml:space="preserve">围绕弥漫大B细胞淋巴瘤测序中的BCL6、BCL2和MYC基因融合检测，开发分析方法，处理NGS与FISH结果不一致的问题。</w:t>
       </w:r>
     </w:p>
     <w:p>
@@ -1728,7 +1718,7 @@
           <w:szCs w:val="22"/>
           <w:color w:val="000000"/>
         </w:rPr>
-        <w:t xml:space="preserve">搭建低深度全基因组测序拷贝数分析流程，整合QDNAseq、Control-FREEC和ichorCNA。</w:t>
+        <w:t xml:space="preserve">搭建低深度全基因组测序拷贝数分析流程，整合QDNAseq、Control-FREEC与ichorCNA。</w:t>
       </w:r>
     </w:p>
     <w:p>
@@ -1762,7 +1752,7 @@
           <w:szCs w:val="22"/>
           <w:color w:val="000000"/>
         </w:rPr>
-        <w:t xml:space="preserve">构建单细胞RNA测序上下游分析流程，与IT团队协作完成自动化平台部署。</w:t>
+        <w:t xml:space="preserve">基于Shell和R构建参数可配置的单细胞RNA-seq分析流程，与IT团队协作完成自动化平台部署。</w:t>
       </w:r>
     </w:p>
     <w:p>
@@ -1903,7 +1893,7 @@
           <w:szCs w:val="22"/>
           <w:color w:val="000000"/>
         </w:rPr>
-        <w:t xml:space="preserve">在爱丁堡大学硕士阶段开发可复用的Shiny模块与R脚本，用于RNA-seq数据的交互式探索。</w:t>
+        <w:t xml:space="preserve">开发可复用的R Shiny模块与分析脚本，用于RNA-seq数据的交互式探索。</w:t>
       </w:r>
     </w:p>
     <w:p>
@@ -2062,17 +2052,17 @@
           <w:b/>
           <w:bCs/>
         </w:rPr>
-        <w:t xml:space="preserve">AI大模型与基础模型：</w:t>
-      </w:r>
-      <w:r>
-        <w:rPr>
-          <w:rFonts w:asciiTheme="minorHAnsi" w:hAnsiTheme="minorHAnsi" w:cstheme="minorHAnsi"/>
-          <w:lang w:val="zh-Hans"/>
-          <w:sz w:val="22"/>
-          <w:szCs w:val="22"/>
-          <w:color w:val="000000"/>
-        </w:rPr>
-        <w:t xml:space="preserve">核酸基础模型评测、蛋白质语言模型应用、生物序列表征学习。</w:t>
+        <w:t xml:space="preserve">基础模型：</w:t>
+      </w:r>
+      <w:r>
+        <w:rPr>
+          <w:rFonts w:asciiTheme="minorHAnsi" w:hAnsiTheme="minorHAnsi" w:cstheme="minorHAnsi"/>
+          <w:lang w:val="zh-Hans"/>
+          <w:sz w:val="22"/>
+          <w:szCs w:val="22"/>
+          <w:color w:val="000000"/>
+        </w:rPr>
+        <w:t xml:space="preserve">蛋白质语言模型（ESM-C、AntiBERTa2）、核酸基础模型评测、生物序列表征学习。</w:t>
       </w:r>
     </w:p>
     <w:p>
@@ -2106,7 +2096,7 @@
           <w:szCs w:val="22"/>
           <w:color w:val="000000"/>
         </w:rPr>
-        <w:t xml:space="preserve">模型开发与训练、性能评估、基准测试及模型解释。</w:t>
+        <w:t xml:space="preserve">PyTorch、Hugging Face Transformers、scikit-learn；模型开发、训练、评估与解释。</w:t>
       </w:r>
     </w:p>
     <w:p>
@@ -2130,17 +2120,17 @@
           <w:b/>
           <w:bCs/>
         </w:rPr>
-        <w:t xml:space="preserve">编程与计算：</w:t>
-      </w:r>
-      <w:r>
-        <w:rPr>
-          <w:rFonts w:asciiTheme="minorHAnsi" w:hAnsiTheme="minorHAnsi" w:cstheme="minorHAnsi"/>
-          <w:lang w:val="zh-Hans"/>
-          <w:sz w:val="22"/>
-          <w:szCs w:val="22"/>
-          <w:color w:val="000000"/>
-        </w:rPr>
-        <w:t xml:space="preserve">R、Python、Linux、Shell、Docker、SQL。</w:t>
+        <w:t xml:space="preserve">编程与工具：</w:t>
+      </w:r>
+      <w:r>
+        <w:rPr>
+          <w:rFonts w:asciiTheme="minorHAnsi" w:hAnsiTheme="minorHAnsi" w:cstheme="minorHAnsi"/>
+          <w:lang w:val="zh-Hans"/>
+          <w:sz w:val="22"/>
+          <w:szCs w:val="22"/>
+          <w:color w:val="000000"/>
+        </w:rPr>
+        <w:t xml:space="preserve">Python、R（Shiny）、Shell、Linux、Docker、SQL、Git。</w:t>
       </w:r>
     </w:p>
     <w:p>
@@ -2174,7 +2164,7 @@
           <w:szCs w:val="22"/>
           <w:color w:val="000000"/>
         </w:rPr>
-        <w:t xml:space="preserve">系统发育分析、BEAST、Nextstrain、RNA-seq、单细胞RNA-seq、WGS与拷贝数分析。</w:t>
+        <w:t xml:space="preserve">系统发育与系统发育动力学（BEAST、Nextstrain）、转录组与单细胞转录组分析、WGS拷贝数分析及基因融合检测。</w:t>
       </w:r>
     </w:p>
     <w:p>
